--- a/Слаутина_Белоус_Волков_Романов.docx
+++ b/Слаутина_Белоус_Волков_Романов.docx
@@ -4034,7 +4034,7 @@
           <w:color w:val="000000"/>
           <w:rtl w:val="0"/>
         </w:rPr>
-        <w:t xml:space="preserve">Проверка сверху. Мировой рынок программного обеспечения для онбординга составляет 2,11 млрд долл. в 2025 году [10], что при принятом в расчете курсе 85 руб. за доллар дает около 180 млрд руб. Доля России в мировых расходах на программное обеспечение оценивается в 1-2%, что дает 1,8-3,6 млрд руб. Результат ниже оценки снизу. Расхождение объясняется тем, что мировая оценка учитывает только специализированные продукты для онбординга, тогда как в России те же задачи в значительной части оплачиваются внутри более крупных HRM-решений и систем кадрового ЭДО. Для дальнейшего расчета используется нижняя часть диапазона, TAM ≈ 4-5 млрд руб.</w:t>
+        <w:t xml:space="preserve">Проверка сверху. Мировой рынок программного обеспечения для онбординга составляет 2,11 млрд долл. в 2025 году [10], что при принятом в расчете курсе 85 руб. за доллар дает около 180 млрд руб. Доля России в мировых расходах на программное обеспечение принята в расчете равной 1-2%, это наше допущение. Оно дает 1,8-3,6 млрд руб. Результат ниже оценки снизу. Расхождение объясняется тем, что мировая оценка учитывает только специализированные продукты для онбординга, тогда как в России те же задачи в значительной части оплачиваются внутри более крупных HRM-решений и систем кадрового ЭДО. Для дальнейшего расчета используется нижняя часть диапазона, TAM ≈ 4-5 млрд руб.</w:t>
       </w:r>
       <w:r>
         <w:rPr>

--- a/Слаутина_Белоус_Волков_Романов.docx
+++ b/Слаутина_Белоус_Волков_Романов.docx
@@ -3526,7 +3526,7 @@
                 <w:szCs w:val="20"/>
                 <w:rtl w:val="0"/>
               </w:rPr>
-              <w:t xml:space="preserve">2,11 млрд долл. в 2025, 2,53 млрд долл. в 2026, среднегодовой рост 16,7% до 2030</w:t>
+              <w:t xml:space="preserve">2,11 млрд долл. в 2025, 2,53 млрд долл. в 2026, среднегодовой рост 19,7% до 2029</w:t>
             </w:r>
             <w:r>
               <w:rPr>
@@ -4982,6 +4982,2984 @@
           <w:szCs w:val="28"/>
           <w:rtl w:val="0"/>
         </w:rPr>
+        <w:t xml:space="preserve">7. Тенденции рынка</w:t>
+      </w:r>
+      <w:r>
+        <w:rPr>
+          <w:rtl w:val="0"/>
+        </w:rPr>
+      </w:r>
+    </w:p>
+    <w:p>
+      <w:pPr>
+        <w:spacing w:after="120" w:line="276" w:lineRule="auto"/>
+        <w:jc w:val="both"/>
+        <w:rPr/>
+      </w:pPr>
+      <w:r>
+        <w:rPr>
+          <w:color w:val="000000"/>
+          <w:rtl w:val="0"/>
+        </w:rPr>
+        <w:t xml:space="preserve">Раздел 6 построен на итогах 2025 года, поскольку это последний полный год, по которому есть разбивка по сегментам. В настоящем разделе положение рынка уточняется данными за 2026 год и рассматривается динамика появления новых игроков за последние три года.</w:t>
+      </w:r>
+      <w:r>
+        <w:rPr>
+          <w:rtl w:val="0"/>
+        </w:rPr>
+      </w:r>
+    </w:p>
+    <w:p>
+      <w:pPr>
+        <w:pStyle w:val="Heading3"/>
+        <w:spacing w:after="120" w:before="240" w:line="276" w:lineRule="auto"/>
+        <w:rPr/>
+      </w:pPr>
+      <w:r>
+        <w:rPr>
+          <w:rtl w:val="0"/>
+        </w:rPr>
+        <w:t xml:space="preserve">7.1. Мировой рынок в 2025-2026 годах</w:t>
+      </w:r>
+    </w:p>
+    <w:p>
+      <w:pPr>
+        <w:spacing w:after="120" w:line="276" w:lineRule="auto"/>
+        <w:jc w:val="both"/>
+        <w:rPr/>
+      </w:pPr>
+      <w:r>
+        <w:rPr>
+          <w:color w:val="000000"/>
+          <w:rtl w:val="0"/>
+        </w:rPr>
+        <w:t xml:space="preserve">Мировой рынок HR-технологий вырос с 43,42 млрд долл. в 2025 году до 46,30 млрд долл. в 2026 году, прогнозный среднегодовой рост до 2034 года составляет 8,1% [15]. Альтернативная оценка дает 47,51 млрд долл. в 2026 году при среднегодовом росте 10,35% [16]. Расхождение объясняется разным составом рынка, поэтому далее используется первая оценка как более консервативная.</w:t>
+      </w:r>
+      <w:r>
+        <w:rPr>
+          <w:rtl w:val="0"/>
+        </w:rPr>
+      </w:r>
+    </w:p>
+    <w:p>
+      <w:pPr>
+        <w:spacing w:after="120" w:line="276" w:lineRule="auto"/>
+        <w:jc w:val="both"/>
+        <w:rPr/>
+      </w:pPr>
+      <w:r>
+        <w:rPr>
+          <w:color w:val="000000"/>
+          <w:rtl w:val="0"/>
+        </w:rPr>
+        <w:t xml:space="preserve">Структура рынка устойчива. На Северную Америку приходится 40,4% объема, то есть 17,54 млрд долл. в 2025 году, на Европу 12,06 млрд долл., на Азиатско-Тихоокеанский регион 9,17 млрд долл. при самом высоком темпе роста 11,2%. Крупнейший функциональный сегмент, это управление талантами с долей 30,3% [15].</w:t>
+      </w:r>
+      <w:r>
+        <w:rPr>
+          <w:rtl w:val="0"/>
+        </w:rPr>
+      </w:r>
+    </w:p>
+    <w:p>
+      <w:pPr>
+        <w:spacing w:after="120" w:line="276" w:lineRule="auto"/>
+        <w:jc w:val="both"/>
+        <w:rPr/>
+      </w:pPr>
+      <w:r>
+        <w:rPr>
+          <w:color w:val="000000"/>
+          <w:rtl w:val="0"/>
+        </w:rPr>
+        <w:t xml:space="preserve">Для проекта существенны два наблюдения из той же оценки. Первое, облачные решения растут быстрее локальных, 10,0% против рынка в целом. Второе, сегмент малого и среднего бизнеса растет быстрее крупных предприятий, 9,70% против общего темпа 8,1% [15]. Второе наблюдение прямо поддерживает выбор среднего бизнеса как целевого сегмента, сделанный в разделе 6.</w:t>
+      </w:r>
+      <w:r>
+        <w:rPr>
+          <w:rtl w:val="0"/>
+        </w:rPr>
+      </w:r>
+    </w:p>
+    <w:p>
+      <w:pPr>
+        <w:spacing w:after="120" w:line="276" w:lineRule="auto"/>
+        <w:jc w:val="both"/>
+        <w:rPr/>
+      </w:pPr>
+      <w:r>
+        <w:rPr>
+          <w:color w:val="000000"/>
+          <w:rtl w:val="0"/>
+        </w:rPr>
+        <w:t xml:space="preserve">Ниша онбординга растет значительно быстрее рынка HR-технологий в целом. Мировой рынок программного обеспечения для онбординга вырос с 2,11 млрд долл. в 2025 году до 2,53 млрд долл. в 2026 году и, по прогнозу, достигнет 4,36 млрд долл. к 2029 году при среднегодовом росте 19,7% [10]. Это примерно в два с половиной раза выше темпа рынка HR-технологий. Драйвером названа замена ручных процедур цифровыми, на нее перешли около 65% организаций [10].</w:t>
+      </w:r>
+      <w:r>
+        <w:rPr>
+          <w:rtl w:val="0"/>
+        </w:rPr>
+      </w:r>
+    </w:p>
+    <w:p>
+      <w:pPr>
+        <w:spacing w:after="120" w:line="276" w:lineRule="auto"/>
+        <w:jc w:val="both"/>
+        <w:rPr/>
+      </w:pPr>
+      <w:r>
+        <w:rPr>
+          <w:color w:val="000000"/>
+          <w:rtl w:val="0"/>
+        </w:rPr>
+        <w:t xml:space="preserve">Конкурентная среда при этом ужесточается. Крупные вендоры корпоративного программного обеспечения, среди которых Workday, Oracle, SAP и ADP, встраивают функциональность онбординга в свои комплексные HR-пакеты, что создает давление на самостоятельных поставщиков [10]. Это подтверждает риск, заложенный в расчет SOM в разделе 6, и ограничивает срок, в течение которого продукт может закрепиться на рынке.</w:t>
+      </w:r>
+      <w:r>
+        <w:rPr>
+          <w:rtl w:val="0"/>
+        </w:rPr>
+      </w:r>
+    </w:p>
+    <w:p>
+      <w:pPr>
+        <w:pStyle w:val="Heading3"/>
+        <w:spacing w:after="120" w:before="240" w:line="276" w:lineRule="auto"/>
+        <w:rPr/>
+      </w:pPr>
+      <w:r>
+        <w:rPr>
+          <w:rtl w:val="0"/>
+        </w:rPr>
+        <w:t xml:space="preserve">7.2. Российский рынок в 2025-2026 годах</w:t>
+      </w:r>
+    </w:p>
+    <w:p>
+      <w:pPr>
+        <w:spacing w:after="120" w:line="276" w:lineRule="auto"/>
+        <w:jc w:val="both"/>
+        <w:rPr/>
+      </w:pPr>
+      <w:r>
+        <w:rPr>
+          <w:color w:val="000000"/>
+          <w:rtl w:val="0"/>
+        </w:rPr>
+        <w:t xml:space="preserve">Российский рынок HRtech последовательно замедляется. По итогам 2025 года его объем составил 94 млрд руб. при росте 9,32% [5]. В I полугодии 2025 года топ-85 компаний заработали 40,6 млрд руб. при росте 12% [21], в I полугодии 2026 года топ-90 компаний заработали 45 млрд руб. при росте 8% [22]. Внутри 2026 года динамика ровная, I квартал дал 21 млрд руб. и рост 9% [20], II квартал 23,6 млрд руб. [22].</w:t>
+      </w:r>
+      <w:r>
+        <w:rPr>
+          <w:rtl w:val="0"/>
+        </w:rPr>
+      </w:r>
+    </w:p>
+    <w:p>
+      <w:pPr>
+        <w:spacing w:after="120" w:line="276" w:lineRule="auto"/>
+        <w:jc w:val="both"/>
+        <w:rPr/>
+      </w:pPr>
+      <w:r>
+        <w:rPr>
+          <w:color w:val="000000"/>
+          <w:rtl w:val="0"/>
+        </w:rPr>
+        <w:t xml:space="preserve">Структура роста во II квартале 2026 года объясняет, почему замедление рынка в целом не означает замедления в нише проекта.</w:t>
+      </w:r>
+      <w:r>
+        <w:rPr>
+          <w:rtl w:val="0"/>
+        </w:rPr>
+      </w:r>
+    </w:p>
+    <w:p>
+      <w:pPr>
+        <w:spacing w:after="60" w:before="120" w:line="276" w:lineRule="auto"/>
+        <w:rPr/>
+      </w:pPr>
+      <w:r>
+        <w:rPr>
+          <w:i w:val="1"/>
+          <w:iCs w:val="1"/>
+          <w:color w:val="000000"/>
+          <w:sz w:val="20"/>
+          <w:szCs w:val="20"/>
+          <w:rtl w:val="0"/>
+        </w:rPr>
+        <w:t xml:space="preserve">Таблица 5. Российский рынок HRtech по сегментам, II квартал 2026 года [22]</w:t>
+      </w:r>
+      <w:r>
+        <w:rPr>
+          <w:rtl w:val="0"/>
+        </w:rPr>
+      </w:r>
+    </w:p>
+    <w:tbl>
+      <w:tblPr>
+        <w:tblStyle w:val="Table2"/>
+        <w:tblW w:w="9475.0" w:type="dxa"/>
+        <w:jc w:val="left"/>
+        <w:tblBorders>
+          <w:top w:color="000000" w:space="0" w:sz="4" w:val="single"/>
+          <w:left w:color="000000" w:space="0" w:sz="4" w:val="single"/>
+          <w:bottom w:color="000000" w:space="0" w:sz="4" w:val="single"/>
+          <w:right w:color="000000" w:space="0" w:sz="4" w:val="single"/>
+          <w:insideH w:color="000000" w:space="0" w:sz="4" w:val="single"/>
+          <w:insideV w:color="000000" w:space="0" w:sz="4" w:val="single"/>
+        </w:tblBorders>
+        <w:tblLayout w:type="fixed"/>
+        <w:tblLook w:val="0400"/>
+      </w:tblPr>
+      <w:tblGrid>
+        <w:gridCol w:w="3400"/>
+        <w:gridCol w:w="2600"/>
+        <w:gridCol w:w="3475"/>
+      </w:tblGrid>
+      <w:tr>
+        <w:trPr>
+          <w:cantSplit w:val="1"/>
+          <w:tblHeader w:val="1"/>
+        </w:trPr>
+        <w:tc>
+          <w:tcPr>
+            <w:tcW w:w="3400" w:type="dxa"/>
+            <w:vAlign w:val="center"/>
+          </w:tcPr>
+          <w:p>
+            <w:pPr>
+              <w:spacing w:after="40" w:before="40" w:line="240" w:lineRule="auto"/>
+              <w:rPr>
+                <w:b w:val="1"/>
+                <w:bCs w:val="1"/>
+              </w:rPr>
+            </w:pPr>
+            <w:r>
+              <w:rPr>
+                <w:b w:val="1"/>
+                <w:bCs w:val="1"/>
+                <w:color w:val="000000"/>
+                <w:sz w:val="20"/>
+                <w:szCs w:val="20"/>
+                <w:rtl w:val="0"/>
+              </w:rPr>
+              <w:t xml:space="preserve">Сегмент</w:t>
+            </w:r>
+            <w:r>
+              <w:rPr>
+                <w:rtl w:val="0"/>
+              </w:rPr>
+            </w:r>
+          </w:p>
+        </w:tc>
+        <w:tc>
+          <w:tcPr>
+            <w:tcW w:w="2600" w:type="dxa"/>
+            <w:vAlign w:val="center"/>
+          </w:tcPr>
+          <w:p>
+            <w:pPr>
+              <w:spacing w:after="40" w:before="40" w:line="240" w:lineRule="auto"/>
+              <w:rPr>
+                <w:b w:val="1"/>
+                <w:bCs w:val="1"/>
+              </w:rPr>
+            </w:pPr>
+            <w:r>
+              <w:rPr>
+                <w:b w:val="1"/>
+                <w:bCs w:val="1"/>
+                <w:color w:val="000000"/>
+                <w:sz w:val="20"/>
+                <w:szCs w:val="20"/>
+                <w:rtl w:val="0"/>
+              </w:rPr>
+              <w:t xml:space="preserve">Выручка</w:t>
+            </w:r>
+            <w:r>
+              <w:rPr>
+                <w:rtl w:val="0"/>
+              </w:rPr>
+            </w:r>
+          </w:p>
+        </w:tc>
+        <w:tc>
+          <w:tcPr>
+            <w:tcW w:w="3475" w:type="dxa"/>
+            <w:vAlign w:val="center"/>
+          </w:tcPr>
+          <w:p>
+            <w:pPr>
+              <w:spacing w:after="40" w:before="40" w:line="240" w:lineRule="auto"/>
+              <w:rPr>
+                <w:b w:val="1"/>
+                <w:bCs w:val="1"/>
+              </w:rPr>
+            </w:pPr>
+            <w:r>
+              <w:rPr>
+                <w:b w:val="1"/>
+                <w:bCs w:val="1"/>
+                <w:color w:val="000000"/>
+                <w:sz w:val="20"/>
+                <w:szCs w:val="20"/>
+                <w:rtl w:val="0"/>
+              </w:rPr>
+              <w:t xml:space="preserve">Рост год к году</w:t>
+            </w:r>
+            <w:r>
+              <w:rPr>
+                <w:rtl w:val="0"/>
+              </w:rPr>
+            </w:r>
+          </w:p>
+        </w:tc>
+      </w:tr>
+      <w:tr>
+        <w:trPr>
+          <w:cantSplit w:val="1"/>
+          <w:tblHeader w:val="0"/>
+        </w:trPr>
+        <w:tc>
+          <w:tcPr>
+            <w:tcW w:w="3400" w:type="dxa"/>
+            <w:vAlign w:val="center"/>
+          </w:tcPr>
+          <w:p>
+            <w:pPr>
+              <w:spacing w:after="40" w:before="40" w:line="240" w:lineRule="auto"/>
+              <w:rPr/>
+            </w:pPr>
+            <w:r>
+              <w:rPr>
+                <w:color w:val="000000"/>
+                <w:sz w:val="20"/>
+                <w:szCs w:val="20"/>
+                <w:rtl w:val="0"/>
+              </w:rPr>
+              <w:t xml:space="preserve">Подбор персонала</w:t>
+            </w:r>
+            <w:r>
+              <w:rPr>
+                <w:rtl w:val="0"/>
+              </w:rPr>
+            </w:r>
+          </w:p>
+        </w:tc>
+        <w:tc>
+          <w:tcPr>
+            <w:tcW w:w="2600" w:type="dxa"/>
+            <w:vAlign w:val="center"/>
+          </w:tcPr>
+          <w:p>
+            <w:pPr>
+              <w:spacing w:after="40" w:before="40" w:line="240" w:lineRule="auto"/>
+              <w:rPr/>
+            </w:pPr>
+            <w:r>
+              <w:rPr>
+                <w:color w:val="000000"/>
+                <w:sz w:val="20"/>
+                <w:szCs w:val="20"/>
+                <w:rtl w:val="0"/>
+              </w:rPr>
+              <w:t xml:space="preserve">13,79 млрд руб.</w:t>
+            </w:r>
+            <w:r>
+              <w:rPr>
+                <w:rtl w:val="0"/>
+              </w:rPr>
+            </w:r>
+          </w:p>
+        </w:tc>
+        <w:tc>
+          <w:tcPr>
+            <w:tcW w:w="3475" w:type="dxa"/>
+            <w:vAlign w:val="center"/>
+          </w:tcPr>
+          <w:p>
+            <w:pPr>
+              <w:spacing w:after="40" w:before="40" w:line="240" w:lineRule="auto"/>
+              <w:rPr/>
+            </w:pPr>
+            <w:r>
+              <w:rPr>
+                <w:color w:val="000000"/>
+                <w:sz w:val="20"/>
+                <w:szCs w:val="20"/>
+                <w:rtl w:val="0"/>
+              </w:rPr>
+              <w:t xml:space="preserve">2%</w:t>
+            </w:r>
+            <w:r>
+              <w:rPr>
+                <w:rtl w:val="0"/>
+              </w:rPr>
+            </w:r>
+          </w:p>
+        </w:tc>
+      </w:tr>
+      <w:tr>
+        <w:trPr>
+          <w:cantSplit w:val="1"/>
+          <w:tblHeader w:val="0"/>
+        </w:trPr>
+        <w:tc>
+          <w:tcPr>
+            <w:tcW w:w="3400" w:type="dxa"/>
+            <w:vAlign w:val="center"/>
+          </w:tcPr>
+          <w:p>
+            <w:pPr>
+              <w:spacing w:after="40" w:before="40" w:line="240" w:lineRule="auto"/>
+              <w:rPr/>
+            </w:pPr>
+            <w:r>
+              <w:rPr>
+                <w:color w:val="000000"/>
+                <w:sz w:val="20"/>
+                <w:szCs w:val="20"/>
+                <w:rtl w:val="0"/>
+              </w:rPr>
+              <w:t xml:space="preserve">Комплексные решения</w:t>
+            </w:r>
+            <w:r>
+              <w:rPr>
+                <w:rtl w:val="0"/>
+              </w:rPr>
+            </w:r>
+          </w:p>
+        </w:tc>
+        <w:tc>
+          <w:tcPr>
+            <w:tcW w:w="2600" w:type="dxa"/>
+            <w:vAlign w:val="center"/>
+          </w:tcPr>
+          <w:p>
+            <w:pPr>
+              <w:spacing w:after="40" w:before="40" w:line="240" w:lineRule="auto"/>
+              <w:rPr/>
+            </w:pPr>
+            <w:r>
+              <w:rPr>
+                <w:color w:val="000000"/>
+                <w:sz w:val="20"/>
+                <w:szCs w:val="20"/>
+                <w:rtl w:val="0"/>
+              </w:rPr>
+              <w:t xml:space="preserve">2,48 млрд руб.</w:t>
+            </w:r>
+            <w:r>
+              <w:rPr>
+                <w:rtl w:val="0"/>
+              </w:rPr>
+            </w:r>
+          </w:p>
+        </w:tc>
+        <w:tc>
+          <w:tcPr>
+            <w:tcW w:w="3475" w:type="dxa"/>
+            <w:vAlign w:val="center"/>
+          </w:tcPr>
+          <w:p>
+            <w:pPr>
+              <w:spacing w:after="40" w:before="40" w:line="240" w:lineRule="auto"/>
+              <w:rPr/>
+            </w:pPr>
+            <w:r>
+              <w:rPr>
+                <w:color w:val="000000"/>
+                <w:sz w:val="20"/>
+                <w:szCs w:val="20"/>
+                <w:rtl w:val="0"/>
+              </w:rPr>
+              <w:t xml:space="preserve">19%</w:t>
+            </w:r>
+            <w:r>
+              <w:rPr>
+                <w:rtl w:val="0"/>
+              </w:rPr>
+            </w:r>
+          </w:p>
+        </w:tc>
+      </w:tr>
+      <w:tr>
+        <w:trPr>
+          <w:cantSplit w:val="1"/>
+          <w:tblHeader w:val="0"/>
+        </w:trPr>
+        <w:tc>
+          <w:tcPr>
+            <w:tcW w:w="3400" w:type="dxa"/>
+            <w:vAlign w:val="center"/>
+          </w:tcPr>
+          <w:p>
+            <w:pPr>
+              <w:spacing w:after="40" w:before="40" w:line="240" w:lineRule="auto"/>
+              <w:rPr/>
+            </w:pPr>
+            <w:r>
+              <w:rPr>
+                <w:color w:val="000000"/>
+                <w:sz w:val="20"/>
+                <w:szCs w:val="20"/>
+                <w:rtl w:val="0"/>
+              </w:rPr>
+              <w:t xml:space="preserve">Альтернативная занятость</w:t>
+            </w:r>
+            <w:r>
+              <w:rPr>
+                <w:rtl w:val="0"/>
+              </w:rPr>
+            </w:r>
+          </w:p>
+        </w:tc>
+        <w:tc>
+          <w:tcPr>
+            <w:tcW w:w="2600" w:type="dxa"/>
+            <w:vAlign w:val="center"/>
+          </w:tcPr>
+          <w:p>
+            <w:pPr>
+              <w:spacing w:after="40" w:before="40" w:line="240" w:lineRule="auto"/>
+              <w:rPr/>
+            </w:pPr>
+            <w:r>
+              <w:rPr>
+                <w:color w:val="000000"/>
+                <w:sz w:val="20"/>
+                <w:szCs w:val="20"/>
+                <w:rtl w:val="0"/>
+              </w:rPr>
+              <w:t xml:space="preserve">2,36 млрд руб.</w:t>
+            </w:r>
+            <w:r>
+              <w:rPr>
+                <w:rtl w:val="0"/>
+              </w:rPr>
+            </w:r>
+          </w:p>
+        </w:tc>
+        <w:tc>
+          <w:tcPr>
+            <w:tcW w:w="3475" w:type="dxa"/>
+            <w:vAlign w:val="center"/>
+          </w:tcPr>
+          <w:p>
+            <w:pPr>
+              <w:spacing w:after="40" w:before="40" w:line="240" w:lineRule="auto"/>
+              <w:rPr/>
+            </w:pPr>
+            <w:r>
+              <w:rPr>
+                <w:color w:val="000000"/>
+                <w:sz w:val="20"/>
+                <w:szCs w:val="20"/>
+                <w:rtl w:val="0"/>
+              </w:rPr>
+              <w:t xml:space="preserve">19%</w:t>
+            </w:r>
+            <w:r>
+              <w:rPr>
+                <w:rtl w:val="0"/>
+              </w:rPr>
+            </w:r>
+          </w:p>
+        </w:tc>
+      </w:tr>
+      <w:tr>
+        <w:trPr>
+          <w:cantSplit w:val="1"/>
+          <w:tblHeader w:val="0"/>
+        </w:trPr>
+        <w:tc>
+          <w:tcPr>
+            <w:tcW w:w="3400" w:type="dxa"/>
+            <w:vAlign w:val="center"/>
+          </w:tcPr>
+          <w:p>
+            <w:pPr>
+              <w:spacing w:after="40" w:before="40" w:line="240" w:lineRule="auto"/>
+              <w:rPr/>
+            </w:pPr>
+            <w:r>
+              <w:rPr>
+                <w:color w:val="000000"/>
+                <w:sz w:val="20"/>
+                <w:szCs w:val="20"/>
+                <w:rtl w:val="0"/>
+              </w:rPr>
+              <w:t xml:space="preserve">Обучение и развитие</w:t>
+            </w:r>
+            <w:r>
+              <w:rPr>
+                <w:rtl w:val="0"/>
+              </w:rPr>
+            </w:r>
+          </w:p>
+        </w:tc>
+        <w:tc>
+          <w:tcPr>
+            <w:tcW w:w="2600" w:type="dxa"/>
+            <w:vAlign w:val="center"/>
+          </w:tcPr>
+          <w:p>
+            <w:pPr>
+              <w:spacing w:after="40" w:before="40" w:line="240" w:lineRule="auto"/>
+              <w:rPr/>
+            </w:pPr>
+            <w:r>
+              <w:rPr>
+                <w:color w:val="000000"/>
+                <w:sz w:val="20"/>
+                <w:szCs w:val="20"/>
+                <w:rtl w:val="0"/>
+              </w:rPr>
+              <w:t xml:space="preserve">1,46 млрд руб.</w:t>
+            </w:r>
+            <w:r>
+              <w:rPr>
+                <w:rtl w:val="0"/>
+              </w:rPr>
+            </w:r>
+          </w:p>
+        </w:tc>
+        <w:tc>
+          <w:tcPr>
+            <w:tcW w:w="3475" w:type="dxa"/>
+            <w:vAlign w:val="center"/>
+          </w:tcPr>
+          <w:p>
+            <w:pPr>
+              <w:spacing w:after="40" w:before="40" w:line="240" w:lineRule="auto"/>
+              <w:rPr/>
+            </w:pPr>
+            <w:r>
+              <w:rPr>
+                <w:color w:val="000000"/>
+                <w:sz w:val="20"/>
+                <w:szCs w:val="20"/>
+                <w:rtl w:val="0"/>
+              </w:rPr>
+              <w:t xml:space="preserve">11%</w:t>
+            </w:r>
+            <w:r>
+              <w:rPr>
+                <w:rtl w:val="0"/>
+              </w:rPr>
+            </w:r>
+          </w:p>
+        </w:tc>
+      </w:tr>
+      <w:tr>
+        <w:trPr>
+          <w:cantSplit w:val="1"/>
+          <w:tblHeader w:val="0"/>
+        </w:trPr>
+        <w:tc>
+          <w:tcPr>
+            <w:tcW w:w="3400" w:type="dxa"/>
+            <w:vAlign w:val="center"/>
+          </w:tcPr>
+          <w:p>
+            <w:pPr>
+              <w:spacing w:after="40" w:before="40" w:line="240" w:lineRule="auto"/>
+              <w:rPr/>
+            </w:pPr>
+            <w:r>
+              <w:rPr>
+                <w:color w:val="000000"/>
+                <w:sz w:val="20"/>
+                <w:szCs w:val="20"/>
+                <w:rtl w:val="0"/>
+              </w:rPr>
+              <w:t xml:space="preserve">Кадровый ЭДО</w:t>
+            </w:r>
+            <w:r>
+              <w:rPr>
+                <w:rtl w:val="0"/>
+              </w:rPr>
+            </w:r>
+          </w:p>
+        </w:tc>
+        <w:tc>
+          <w:tcPr>
+            <w:tcW w:w="2600" w:type="dxa"/>
+            <w:vAlign w:val="center"/>
+          </w:tcPr>
+          <w:p>
+            <w:pPr>
+              <w:spacing w:after="40" w:before="40" w:line="240" w:lineRule="auto"/>
+              <w:rPr/>
+            </w:pPr>
+            <w:r>
+              <w:rPr>
+                <w:color w:val="000000"/>
+                <w:sz w:val="20"/>
+                <w:szCs w:val="20"/>
+                <w:rtl w:val="0"/>
+              </w:rPr>
+              <w:t xml:space="preserve">1,25 млрд руб.</w:t>
+            </w:r>
+            <w:r>
+              <w:rPr>
+                <w:rtl w:val="0"/>
+              </w:rPr>
+            </w:r>
+          </w:p>
+        </w:tc>
+        <w:tc>
+          <w:tcPr>
+            <w:tcW w:w="3475" w:type="dxa"/>
+            <w:vAlign w:val="center"/>
+          </w:tcPr>
+          <w:p>
+            <w:pPr>
+              <w:spacing w:after="40" w:before="40" w:line="240" w:lineRule="auto"/>
+              <w:rPr/>
+            </w:pPr>
+            <w:r>
+              <w:rPr>
+                <w:color w:val="000000"/>
+                <w:sz w:val="20"/>
+                <w:szCs w:val="20"/>
+                <w:rtl w:val="0"/>
+              </w:rPr>
+              <w:t xml:space="preserve">11%</w:t>
+            </w:r>
+            <w:r>
+              <w:rPr>
+                <w:rtl w:val="0"/>
+              </w:rPr>
+            </w:r>
+          </w:p>
+        </w:tc>
+      </w:tr>
+      <w:tr>
+        <w:trPr>
+          <w:cantSplit w:val="1"/>
+          <w:tblHeader w:val="0"/>
+        </w:trPr>
+        <w:tc>
+          <w:tcPr>
+            <w:tcW w:w="3400" w:type="dxa"/>
+            <w:vAlign w:val="center"/>
+          </w:tcPr>
+          <w:p>
+            <w:pPr>
+              <w:spacing w:after="40" w:before="40" w:line="240" w:lineRule="auto"/>
+              <w:rPr/>
+            </w:pPr>
+            <w:r>
+              <w:rPr>
+                <w:color w:val="000000"/>
+                <w:sz w:val="20"/>
+                <w:szCs w:val="20"/>
+                <w:rtl w:val="0"/>
+              </w:rPr>
+              <w:t xml:space="preserve">Оценка персонала</w:t>
+            </w:r>
+            <w:r>
+              <w:rPr>
+                <w:rtl w:val="0"/>
+              </w:rPr>
+            </w:r>
+          </w:p>
+        </w:tc>
+        <w:tc>
+          <w:tcPr>
+            <w:tcW w:w="2600" w:type="dxa"/>
+            <w:vAlign w:val="center"/>
+          </w:tcPr>
+          <w:p>
+            <w:pPr>
+              <w:spacing w:after="40" w:before="40" w:line="240" w:lineRule="auto"/>
+              <w:rPr/>
+            </w:pPr>
+            <w:r>
+              <w:rPr>
+                <w:color w:val="000000"/>
+                <w:sz w:val="20"/>
+                <w:szCs w:val="20"/>
+                <w:rtl w:val="0"/>
+              </w:rPr>
+              <w:t xml:space="preserve">1,22 млрд руб.</w:t>
+            </w:r>
+            <w:r>
+              <w:rPr>
+                <w:rtl w:val="0"/>
+              </w:rPr>
+            </w:r>
+          </w:p>
+        </w:tc>
+        <w:tc>
+          <w:tcPr>
+            <w:tcW w:w="3475" w:type="dxa"/>
+            <w:vAlign w:val="center"/>
+          </w:tcPr>
+          <w:p>
+            <w:pPr>
+              <w:spacing w:after="40" w:before="40" w:line="240" w:lineRule="auto"/>
+              <w:rPr/>
+            </w:pPr>
+            <w:r>
+              <w:rPr>
+                <w:color w:val="000000"/>
+                <w:sz w:val="20"/>
+                <w:szCs w:val="20"/>
+                <w:rtl w:val="0"/>
+              </w:rPr>
+              <w:t xml:space="preserve">24%</w:t>
+            </w:r>
+            <w:r>
+              <w:rPr>
+                <w:rtl w:val="0"/>
+              </w:rPr>
+            </w:r>
+          </w:p>
+        </w:tc>
+      </w:tr>
+      <w:tr>
+        <w:trPr>
+          <w:cantSplit w:val="1"/>
+          <w:tblHeader w:val="0"/>
+        </w:trPr>
+        <w:tc>
+          <w:tcPr>
+            <w:tcW w:w="3400" w:type="dxa"/>
+            <w:vAlign w:val="center"/>
+          </w:tcPr>
+          <w:p>
+            <w:pPr>
+              <w:spacing w:after="40" w:before="40" w:line="240" w:lineRule="auto"/>
+              <w:rPr/>
+            </w:pPr>
+            <w:r>
+              <w:rPr>
+                <w:color w:val="000000"/>
+                <w:sz w:val="20"/>
+                <w:szCs w:val="20"/>
+                <w:rtl w:val="0"/>
+              </w:rPr>
+              <w:t xml:space="preserve">Интеграция программного обеспечения</w:t>
+            </w:r>
+            <w:r>
+              <w:rPr>
+                <w:rtl w:val="0"/>
+              </w:rPr>
+            </w:r>
+          </w:p>
+        </w:tc>
+        <w:tc>
+          <w:tcPr>
+            <w:tcW w:w="2600" w:type="dxa"/>
+            <w:vAlign w:val="center"/>
+          </w:tcPr>
+          <w:p>
+            <w:pPr>
+              <w:spacing w:after="40" w:before="40" w:line="240" w:lineRule="auto"/>
+              <w:rPr/>
+            </w:pPr>
+            <w:r>
+              <w:rPr>
+                <w:color w:val="000000"/>
+                <w:sz w:val="20"/>
+                <w:szCs w:val="20"/>
+                <w:rtl w:val="0"/>
+              </w:rPr>
+              <w:t xml:space="preserve">525 млн руб.</w:t>
+            </w:r>
+            <w:r>
+              <w:rPr>
+                <w:rtl w:val="0"/>
+              </w:rPr>
+            </w:r>
+          </w:p>
+        </w:tc>
+        <w:tc>
+          <w:tcPr>
+            <w:tcW w:w="3475" w:type="dxa"/>
+            <w:vAlign w:val="center"/>
+          </w:tcPr>
+          <w:p>
+            <w:pPr>
+              <w:spacing w:after="40" w:before="40" w:line="240" w:lineRule="auto"/>
+              <w:rPr/>
+            </w:pPr>
+            <w:r>
+              <w:rPr>
+                <w:color w:val="000000"/>
+                <w:sz w:val="20"/>
+                <w:szCs w:val="20"/>
+                <w:rtl w:val="0"/>
+              </w:rPr>
+              <w:t xml:space="preserve">22%</w:t>
+            </w:r>
+            <w:r>
+              <w:rPr>
+                <w:rtl w:val="0"/>
+              </w:rPr>
+            </w:r>
+          </w:p>
+        </w:tc>
+      </w:tr>
+      <w:tr>
+        <w:trPr>
+          <w:cantSplit w:val="1"/>
+          <w:tblHeader w:val="0"/>
+        </w:trPr>
+        <w:tc>
+          <w:tcPr>
+            <w:tcW w:w="3400" w:type="dxa"/>
+            <w:vAlign w:val="center"/>
+          </w:tcPr>
+          <w:p>
+            <w:pPr>
+              <w:spacing w:after="40" w:before="40" w:line="240" w:lineRule="auto"/>
+              <w:rPr/>
+            </w:pPr>
+            <w:r>
+              <w:rPr>
+                <w:color w:val="000000"/>
+                <w:sz w:val="20"/>
+                <w:szCs w:val="20"/>
+                <w:rtl w:val="0"/>
+              </w:rPr>
+              <w:t xml:space="preserve">Контроль сотрудников</w:t>
+            </w:r>
+            <w:r>
+              <w:rPr>
+                <w:rtl w:val="0"/>
+              </w:rPr>
+            </w:r>
+          </w:p>
+        </w:tc>
+        <w:tc>
+          <w:tcPr>
+            <w:tcW w:w="2600" w:type="dxa"/>
+            <w:vAlign w:val="center"/>
+          </w:tcPr>
+          <w:p>
+            <w:pPr>
+              <w:spacing w:after="40" w:before="40" w:line="240" w:lineRule="auto"/>
+              <w:rPr/>
+            </w:pPr>
+            <w:r>
+              <w:rPr>
+                <w:color w:val="000000"/>
+                <w:sz w:val="20"/>
+                <w:szCs w:val="20"/>
+                <w:rtl w:val="0"/>
+              </w:rPr>
+              <w:t xml:space="preserve">476 млн руб.</w:t>
+            </w:r>
+            <w:r>
+              <w:rPr>
+                <w:rtl w:val="0"/>
+              </w:rPr>
+            </w:r>
+          </w:p>
+        </w:tc>
+        <w:tc>
+          <w:tcPr>
+            <w:tcW w:w="3475" w:type="dxa"/>
+            <w:vAlign w:val="center"/>
+          </w:tcPr>
+          <w:p>
+            <w:pPr>
+              <w:spacing w:after="40" w:before="40" w:line="240" w:lineRule="auto"/>
+              <w:rPr/>
+            </w:pPr>
+            <w:r>
+              <w:rPr>
+                <w:color w:val="000000"/>
+                <w:sz w:val="20"/>
+                <w:szCs w:val="20"/>
+                <w:rtl w:val="0"/>
+              </w:rPr>
+              <w:t xml:space="preserve">16%</w:t>
+            </w:r>
+            <w:r>
+              <w:rPr>
+                <w:rtl w:val="0"/>
+              </w:rPr>
+            </w:r>
+          </w:p>
+        </w:tc>
+      </w:tr>
+    </w:tbl>
+    <w:p>
+      <w:pPr>
+        <w:spacing w:after="120" w:line="276" w:lineRule="auto"/>
+        <w:rPr/>
+      </w:pPr>
+      <w:r>
+        <w:rPr>
+          <w:rtl w:val="0"/>
+        </w:rPr>
+      </w:r>
+    </w:p>
+    <w:p>
+      <w:pPr>
+        <w:spacing w:after="120" w:line="276" w:lineRule="auto"/>
+        <w:jc w:val="both"/>
+        <w:rPr/>
+      </w:pPr>
+      <w:r>
+        <w:rPr>
+          <w:color w:val="000000"/>
+          <w:rtl w:val="0"/>
+        </w:rPr>
+        <w:t xml:space="preserve">Рынок тормозит подбор персонала. На него приходится 13,79 млрд руб. из 23,6 млрд руб., то есть 58% объема, а растет он всего на 2% [22]. Сегменты, в которых работает продукт, растут заметно быстрее. Комплексные решения прибавляют 19%, обучение и развитие 11%, кадровый ЭДО 11%. Отдельно отметим сегмент интеграции программного обеспечения, он вырос на 22% при объеме 525 млн руб. [22]. Это прямое подтверждение спроса на интеграционный слой, который является ядром продукта.</w:t>
+      </w:r>
+      <w:r>
+        <w:rPr>
+          <w:rtl w:val="0"/>
+        </w:rPr>
+      </w:r>
+    </w:p>
+    <w:p>
+      <w:pPr>
+        <w:spacing w:after="120" w:line="276" w:lineRule="auto"/>
+        <w:jc w:val="both"/>
+        <w:rPr/>
+      </w:pPr>
+      <w:r>
+        <w:rPr>
+          <w:color w:val="000000"/>
+          <w:rtl w:val="0"/>
+        </w:rPr>
+        <w:t xml:space="preserve">Один вывод для расчета SAM требует уточнения. Кадровый ЭДО в 2025 году был самым быстрорастущим сегментом с темпом 40,7% [5], в I квартале 2026 года он вырос на 33% [20], а во II квартале уже на 11% [22]. Принятая в разделе 6 доля компаний с внедренным кадровым ЭДО, 25%, будет расти медленнее, чем можно было предполагать по данным 2025 года, поэтому расширение SAM за счет цифровизации в ближайшие два года ожидается умеренным.</w:t>
+      </w:r>
+      <w:r>
+        <w:rPr>
+          <w:rtl w:val="0"/>
+        </w:rPr>
+      </w:r>
+    </w:p>
+    <w:p>
+      <w:pPr>
+        <w:spacing w:after="120" w:line="276" w:lineRule="auto"/>
+        <w:jc w:val="both"/>
+        <w:rPr/>
+      </w:pPr>
+      <w:r>
+        <w:rPr>
+          <w:color w:val="000000"/>
+          <w:rtl w:val="0"/>
+        </w:rPr>
+        <w:t xml:space="preserve">По узкому определению, без работных площадок, рынок оценивается в 42 млрд руб. за 2025 год с прогнозом 45,2 млрд руб. на 2026 год, то есть рост 7,5%. Карта отечественных HR-решений содержит более 200 продуктов, а весь рынок HR Tech занимает около 1% ИТ-рынка России и 2,8% рынка программного обеспечения [6]. Драйверами названы импортозамещение, государственное регулирование и дефицит кадров, сдерживающими факторами, узость внутреннего рынка и нехватка финансирования [6].</w:t>
+      </w:r>
+      <w:r>
+        <w:rPr>
+          <w:rtl w:val="0"/>
+        </w:rPr>
+      </w:r>
+    </w:p>
+    <w:p>
+      <w:pPr>
+        <w:pStyle w:val="Heading3"/>
+        <w:spacing w:after="120" w:before="240" w:line="276" w:lineRule="auto"/>
+        <w:rPr/>
+      </w:pPr>
+      <w:r>
+        <w:rPr>
+          <w:rtl w:val="0"/>
+        </w:rPr>
+        <w:t xml:space="preserve">7.3. Появление стартапов в мире за последние три года</w:t>
+      </w:r>
+    </w:p>
+    <w:p>
+      <w:pPr>
+        <w:spacing w:after="120" w:line="276" w:lineRule="auto"/>
+        <w:jc w:val="both"/>
+        <w:rPr/>
+      </w:pPr>
+      <w:r>
+        <w:rPr>
+          <w:color w:val="000000"/>
+          <w:rtl w:val="0"/>
+        </w:rPr>
+        <w:t xml:space="preserve">Сектор HRTech насчитывает около 53-55 тыс. компаний, из которых 8,82 тыс. привлекали финансирование, суммарно 129 млрд долл. За всю историю сектора создано 94 компании со стоимостью выше миллиарда долларов [17]. При этом приток нового капитала третий год подряд держится на уровне, кратно ниже пикового.</w:t>
+      </w:r>
+      <w:r>
+        <w:rPr>
+          <w:rtl w:val="0"/>
+        </w:rPr>
+      </w:r>
+    </w:p>
+    <w:p>
+      <w:pPr>
+        <w:spacing w:after="60" w:before="120" w:line="276" w:lineRule="auto"/>
+        <w:rPr/>
+      </w:pPr>
+      <w:r>
+        <w:rPr>
+          <w:i w:val="1"/>
+          <w:iCs w:val="1"/>
+          <w:color w:val="000000"/>
+          <w:sz w:val="20"/>
+          <w:szCs w:val="20"/>
+          <w:rtl w:val="0"/>
+        </w:rPr>
+        <w:t xml:space="preserve">Таблица 6. Финансирование HRtech-стартапов в мире</w:t>
+      </w:r>
+      <w:r>
+        <w:rPr>
+          <w:rtl w:val="0"/>
+        </w:rPr>
+      </w:r>
+    </w:p>
+    <w:tbl>
+      <w:tblPr>
+        <w:tblStyle w:val="Table3"/>
+        <w:tblW w:w="9475.0" w:type="dxa"/>
+        <w:jc w:val="left"/>
+        <w:tblBorders>
+          <w:top w:color="000000" w:space="0" w:sz="4" w:val="single"/>
+          <w:left w:color="000000" w:space="0" w:sz="4" w:val="single"/>
+          <w:bottom w:color="000000" w:space="0" w:sz="4" w:val="single"/>
+          <w:right w:color="000000" w:space="0" w:sz="4" w:val="single"/>
+          <w:insideH w:color="000000" w:space="0" w:sz="4" w:val="single"/>
+          <w:insideV w:color="000000" w:space="0" w:sz="4" w:val="single"/>
+        </w:tblBorders>
+        <w:tblLayout w:type="fixed"/>
+        <w:tblLook w:val="0400"/>
+      </w:tblPr>
+      <w:tblGrid>
+        <w:gridCol w:w="1300"/>
+        <w:gridCol w:w="2600"/>
+        <w:gridCol w:w="1600"/>
+        <w:gridCol w:w="2400"/>
+        <w:gridCol w:w="1575"/>
+      </w:tblGrid>
+      <w:tr>
+        <w:trPr>
+          <w:cantSplit w:val="1"/>
+          <w:tblHeader w:val="1"/>
+        </w:trPr>
+        <w:tc>
+          <w:tcPr>
+            <w:tcW w:w="1300" w:type="dxa"/>
+            <w:vAlign w:val="center"/>
+          </w:tcPr>
+          <w:p>
+            <w:pPr>
+              <w:spacing w:after="40" w:before="40" w:line="240" w:lineRule="auto"/>
+              <w:rPr>
+                <w:b w:val="1"/>
+                <w:bCs w:val="1"/>
+              </w:rPr>
+            </w:pPr>
+            <w:r>
+              <w:rPr>
+                <w:b w:val="1"/>
+                <w:bCs w:val="1"/>
+                <w:color w:val="000000"/>
+                <w:sz w:val="20"/>
+                <w:szCs w:val="20"/>
+                <w:rtl w:val="0"/>
+              </w:rPr>
+              <w:t xml:space="preserve">Год</w:t>
+            </w:r>
+            <w:r>
+              <w:rPr>
+                <w:rtl w:val="0"/>
+              </w:rPr>
+            </w:r>
+          </w:p>
+        </w:tc>
+        <w:tc>
+          <w:tcPr>
+            <w:tcW w:w="2600" w:type="dxa"/>
+            <w:vAlign w:val="center"/>
+          </w:tcPr>
+          <w:p>
+            <w:pPr>
+              <w:spacing w:after="40" w:before="40" w:line="240" w:lineRule="auto"/>
+              <w:rPr>
+                <w:b w:val="1"/>
+                <w:bCs w:val="1"/>
+              </w:rPr>
+            </w:pPr>
+            <w:r>
+              <w:rPr>
+                <w:b w:val="1"/>
+                <w:bCs w:val="1"/>
+                <w:color w:val="000000"/>
+                <w:sz w:val="20"/>
+                <w:szCs w:val="20"/>
+                <w:rtl w:val="0"/>
+              </w:rPr>
+              <w:t xml:space="preserve">Объем, Tracxn [17]</w:t>
+            </w:r>
+            <w:r>
+              <w:rPr>
+                <w:rtl w:val="0"/>
+              </w:rPr>
+            </w:r>
+          </w:p>
+        </w:tc>
+        <w:tc>
+          <w:tcPr>
+            <w:tcW w:w="1600" w:type="dxa"/>
+            <w:vAlign w:val="center"/>
+          </w:tcPr>
+          <w:p>
+            <w:pPr>
+              <w:spacing w:after="40" w:before="40" w:line="240" w:lineRule="auto"/>
+              <w:rPr>
+                <w:b w:val="1"/>
+                <w:bCs w:val="1"/>
+              </w:rPr>
+            </w:pPr>
+            <w:r>
+              <w:rPr>
+                <w:b w:val="1"/>
+                <w:bCs w:val="1"/>
+                <w:color w:val="000000"/>
+                <w:sz w:val="20"/>
+                <w:szCs w:val="20"/>
+                <w:rtl w:val="0"/>
+              </w:rPr>
+              <w:t xml:space="preserve">Раунды [17]</w:t>
+            </w:r>
+            <w:r>
+              <w:rPr>
+                <w:rtl w:val="0"/>
+              </w:rPr>
+            </w:r>
+          </w:p>
+        </w:tc>
+        <w:tc>
+          <w:tcPr>
+            <w:tcW w:w="2400" w:type="dxa"/>
+            <w:vAlign w:val="center"/>
+          </w:tcPr>
+          <w:p>
+            <w:pPr>
+              <w:spacing w:after="40" w:before="40" w:line="240" w:lineRule="auto"/>
+              <w:rPr>
+                <w:b w:val="1"/>
+                <w:bCs w:val="1"/>
+              </w:rPr>
+            </w:pPr>
+            <w:r>
+              <w:rPr>
+                <w:b w:val="1"/>
+                <w:bCs w:val="1"/>
+                <w:color w:val="000000"/>
+                <w:sz w:val="20"/>
+                <w:szCs w:val="20"/>
+                <w:rtl w:val="0"/>
+              </w:rPr>
+              <w:t xml:space="preserve">Объем, Crunchbase [18]</w:t>
+            </w:r>
+            <w:r>
+              <w:rPr>
+                <w:rtl w:val="0"/>
+              </w:rPr>
+            </w:r>
+          </w:p>
+        </w:tc>
+        <w:tc>
+          <w:tcPr>
+            <w:tcW w:w="1575" w:type="dxa"/>
+            <w:vAlign w:val="center"/>
+          </w:tcPr>
+          <w:p>
+            <w:pPr>
+              <w:spacing w:after="40" w:before="40" w:line="240" w:lineRule="auto"/>
+              <w:rPr>
+                <w:b w:val="1"/>
+                <w:bCs w:val="1"/>
+              </w:rPr>
+            </w:pPr>
+            <w:r>
+              <w:rPr>
+                <w:b w:val="1"/>
+                <w:bCs w:val="1"/>
+                <w:color w:val="000000"/>
+                <w:sz w:val="20"/>
+                <w:szCs w:val="20"/>
+                <w:rtl w:val="0"/>
+              </w:rPr>
+              <w:t xml:space="preserve">Сделки [18]</w:t>
+            </w:r>
+            <w:r>
+              <w:rPr>
+                <w:rtl w:val="0"/>
+              </w:rPr>
+            </w:r>
+          </w:p>
+        </w:tc>
+      </w:tr>
+      <w:tr>
+        <w:trPr>
+          <w:cantSplit w:val="1"/>
+          <w:tblHeader w:val="0"/>
+        </w:trPr>
+        <w:tc>
+          <w:tcPr>
+            <w:tcW w:w="1300" w:type="dxa"/>
+            <w:vAlign w:val="center"/>
+          </w:tcPr>
+          <w:p>
+            <w:pPr>
+              <w:spacing w:after="40" w:before="40" w:line="240" w:lineRule="auto"/>
+              <w:rPr/>
+            </w:pPr>
+            <w:r>
+              <w:rPr>
+                <w:color w:val="000000"/>
+                <w:sz w:val="20"/>
+                <w:szCs w:val="20"/>
+                <w:rtl w:val="0"/>
+              </w:rPr>
+              <w:t xml:space="preserve">2021</w:t>
+            </w:r>
+            <w:r>
+              <w:rPr>
+                <w:rtl w:val="0"/>
+              </w:rPr>
+            </w:r>
+          </w:p>
+        </w:tc>
+        <w:tc>
+          <w:tcPr>
+            <w:tcW w:w="2600" w:type="dxa"/>
+            <w:vAlign w:val="center"/>
+          </w:tcPr>
+          <w:p>
+            <w:pPr>
+              <w:spacing w:after="40" w:before="40" w:line="240" w:lineRule="auto"/>
+              <w:rPr/>
+            </w:pPr>
+            <w:r>
+              <w:rPr>
+                <w:color w:val="000000"/>
+                <w:sz w:val="20"/>
+                <w:szCs w:val="20"/>
+                <w:rtl w:val="0"/>
+              </w:rPr>
+              <w:t xml:space="preserve">25,1 млрд долл.</w:t>
+            </w:r>
+            <w:r>
+              <w:rPr>
+                <w:rtl w:val="0"/>
+              </w:rPr>
+            </w:r>
+          </w:p>
+        </w:tc>
+        <w:tc>
+          <w:tcPr>
+            <w:tcW w:w="1600" w:type="dxa"/>
+            <w:vAlign w:val="center"/>
+          </w:tcPr>
+          <w:p>
+            <w:pPr>
+              <w:spacing w:after="40" w:before="40" w:line="240" w:lineRule="auto"/>
+              <w:rPr/>
+            </w:pPr>
+            <w:r>
+              <w:rPr>
+                <w:color w:val="000000"/>
+                <w:sz w:val="20"/>
+                <w:szCs w:val="20"/>
+                <w:rtl w:val="0"/>
+              </w:rPr>
+              <w:t xml:space="preserve">нет данных</w:t>
+            </w:r>
+            <w:r>
+              <w:rPr>
+                <w:rtl w:val="0"/>
+              </w:rPr>
+            </w:r>
+          </w:p>
+        </w:tc>
+        <w:tc>
+          <w:tcPr>
+            <w:tcW w:w="2400" w:type="dxa"/>
+            <w:vAlign w:val="center"/>
+          </w:tcPr>
+          <w:p>
+            <w:pPr>
+              <w:spacing w:after="40" w:before="40" w:line="240" w:lineRule="auto"/>
+              <w:rPr/>
+            </w:pPr>
+            <w:r>
+              <w:rPr>
+                <w:color w:val="000000"/>
+                <w:sz w:val="20"/>
+                <w:szCs w:val="20"/>
+                <w:rtl w:val="0"/>
+              </w:rPr>
+              <w:t xml:space="preserve">10,5 млрд долл.</w:t>
+            </w:r>
+            <w:r>
+              <w:rPr>
+                <w:rtl w:val="0"/>
+              </w:rPr>
+            </w:r>
+          </w:p>
+        </w:tc>
+        <w:tc>
+          <w:tcPr>
+            <w:tcW w:w="1575" w:type="dxa"/>
+            <w:vAlign w:val="center"/>
+          </w:tcPr>
+          <w:p>
+            <w:pPr>
+              <w:spacing w:after="40" w:before="40" w:line="240" w:lineRule="auto"/>
+              <w:rPr/>
+            </w:pPr>
+            <w:r>
+              <w:rPr>
+                <w:color w:val="000000"/>
+                <w:sz w:val="20"/>
+                <w:szCs w:val="20"/>
+                <w:rtl w:val="0"/>
+              </w:rPr>
+              <w:t xml:space="preserve">нет данных</w:t>
+            </w:r>
+            <w:r>
+              <w:rPr>
+                <w:rtl w:val="0"/>
+              </w:rPr>
+            </w:r>
+          </w:p>
+        </w:tc>
+      </w:tr>
+      <w:tr>
+        <w:trPr>
+          <w:cantSplit w:val="1"/>
+          <w:tblHeader w:val="0"/>
+        </w:trPr>
+        <w:tc>
+          <w:tcPr>
+            <w:tcW w:w="1300" w:type="dxa"/>
+            <w:vAlign w:val="center"/>
+          </w:tcPr>
+          <w:p>
+            <w:pPr>
+              <w:spacing w:after="40" w:before="40" w:line="240" w:lineRule="auto"/>
+              <w:rPr/>
+            </w:pPr>
+            <w:r>
+              <w:rPr>
+                <w:color w:val="000000"/>
+                <w:sz w:val="20"/>
+                <w:szCs w:val="20"/>
+                <w:rtl w:val="0"/>
+              </w:rPr>
+              <w:t xml:space="preserve">2022</w:t>
+            </w:r>
+            <w:r>
+              <w:rPr>
+                <w:rtl w:val="0"/>
+              </w:rPr>
+            </w:r>
+          </w:p>
+        </w:tc>
+        <w:tc>
+          <w:tcPr>
+            <w:tcW w:w="2600" w:type="dxa"/>
+            <w:vAlign w:val="center"/>
+          </w:tcPr>
+          <w:p>
+            <w:pPr>
+              <w:spacing w:after="40" w:before="40" w:line="240" w:lineRule="auto"/>
+              <w:rPr/>
+            </w:pPr>
+            <w:r>
+              <w:rPr>
+                <w:color w:val="000000"/>
+                <w:sz w:val="20"/>
+                <w:szCs w:val="20"/>
+                <w:rtl w:val="0"/>
+              </w:rPr>
+              <w:t xml:space="preserve">14,8 млрд долл.</w:t>
+            </w:r>
+            <w:r>
+              <w:rPr>
+                <w:rtl w:val="0"/>
+              </w:rPr>
+            </w:r>
+          </w:p>
+        </w:tc>
+        <w:tc>
+          <w:tcPr>
+            <w:tcW w:w="1600" w:type="dxa"/>
+            <w:vAlign w:val="center"/>
+          </w:tcPr>
+          <w:p>
+            <w:pPr>
+              <w:spacing w:after="40" w:before="40" w:line="240" w:lineRule="auto"/>
+              <w:rPr/>
+            </w:pPr>
+            <w:r>
+              <w:rPr>
+                <w:color w:val="000000"/>
+                <w:sz w:val="20"/>
+                <w:szCs w:val="20"/>
+                <w:rtl w:val="0"/>
+              </w:rPr>
+              <w:t xml:space="preserve">нет данных</w:t>
+            </w:r>
+            <w:r>
+              <w:rPr>
+                <w:rtl w:val="0"/>
+              </w:rPr>
+            </w:r>
+          </w:p>
+        </w:tc>
+        <w:tc>
+          <w:tcPr>
+            <w:tcW w:w="2400" w:type="dxa"/>
+            <w:vAlign w:val="center"/>
+          </w:tcPr>
+          <w:p>
+            <w:pPr>
+              <w:spacing w:after="40" w:before="40" w:line="240" w:lineRule="auto"/>
+              <w:rPr/>
+            </w:pPr>
+            <w:r>
+              <w:rPr>
+                <w:color w:val="000000"/>
+                <w:sz w:val="20"/>
+                <w:szCs w:val="20"/>
+                <w:rtl w:val="0"/>
+              </w:rPr>
+              <w:t xml:space="preserve">нет данных</w:t>
+            </w:r>
+            <w:r>
+              <w:rPr>
+                <w:rtl w:val="0"/>
+              </w:rPr>
+            </w:r>
+          </w:p>
+        </w:tc>
+        <w:tc>
+          <w:tcPr>
+            <w:tcW w:w="1575" w:type="dxa"/>
+            <w:vAlign w:val="center"/>
+          </w:tcPr>
+          <w:p>
+            <w:pPr>
+              <w:spacing w:after="40" w:before="40" w:line="240" w:lineRule="auto"/>
+              <w:rPr/>
+            </w:pPr>
+            <w:r>
+              <w:rPr>
+                <w:color w:val="000000"/>
+                <w:sz w:val="20"/>
+                <w:szCs w:val="20"/>
+                <w:rtl w:val="0"/>
+              </w:rPr>
+              <w:t xml:space="preserve">нет данных</w:t>
+            </w:r>
+            <w:r>
+              <w:rPr>
+                <w:rtl w:val="0"/>
+              </w:rPr>
+            </w:r>
+          </w:p>
+        </w:tc>
+      </w:tr>
+      <w:tr>
+        <w:trPr>
+          <w:cantSplit w:val="1"/>
+          <w:tblHeader w:val="0"/>
+        </w:trPr>
+        <w:tc>
+          <w:tcPr>
+            <w:tcW w:w="1300" w:type="dxa"/>
+            <w:vAlign w:val="center"/>
+          </w:tcPr>
+          <w:p>
+            <w:pPr>
+              <w:spacing w:after="40" w:before="40" w:line="240" w:lineRule="auto"/>
+              <w:rPr/>
+            </w:pPr>
+            <w:r>
+              <w:rPr>
+                <w:color w:val="000000"/>
+                <w:sz w:val="20"/>
+                <w:szCs w:val="20"/>
+                <w:rtl w:val="0"/>
+              </w:rPr>
+              <w:t xml:space="preserve">2023</w:t>
+            </w:r>
+            <w:r>
+              <w:rPr>
+                <w:rtl w:val="0"/>
+              </w:rPr>
+            </w:r>
+          </w:p>
+        </w:tc>
+        <w:tc>
+          <w:tcPr>
+            <w:tcW w:w="2600" w:type="dxa"/>
+            <w:vAlign w:val="center"/>
+          </w:tcPr>
+          <w:p>
+            <w:pPr>
+              <w:spacing w:after="40" w:before="40" w:line="240" w:lineRule="auto"/>
+              <w:rPr/>
+            </w:pPr>
+            <w:r>
+              <w:rPr>
+                <w:color w:val="000000"/>
+                <w:sz w:val="20"/>
+                <w:szCs w:val="20"/>
+                <w:rtl w:val="0"/>
+              </w:rPr>
+              <w:t xml:space="preserve">5,3 млрд долл.</w:t>
+            </w:r>
+            <w:r>
+              <w:rPr>
+                <w:rtl w:val="0"/>
+              </w:rPr>
+            </w:r>
+          </w:p>
+        </w:tc>
+        <w:tc>
+          <w:tcPr>
+            <w:tcW w:w="1600" w:type="dxa"/>
+            <w:vAlign w:val="center"/>
+          </w:tcPr>
+          <w:p>
+            <w:pPr>
+              <w:spacing w:after="40" w:before="40" w:line="240" w:lineRule="auto"/>
+              <w:rPr/>
+            </w:pPr>
+            <w:r>
+              <w:rPr>
+                <w:color w:val="000000"/>
+                <w:sz w:val="20"/>
+                <w:szCs w:val="20"/>
+                <w:rtl w:val="0"/>
+              </w:rPr>
+              <w:t xml:space="preserve">нет данных</w:t>
+            </w:r>
+            <w:r>
+              <w:rPr>
+                <w:rtl w:val="0"/>
+              </w:rPr>
+            </w:r>
+          </w:p>
+        </w:tc>
+        <w:tc>
+          <w:tcPr>
+            <w:tcW w:w="2400" w:type="dxa"/>
+            <w:vAlign w:val="center"/>
+          </w:tcPr>
+          <w:p>
+            <w:pPr>
+              <w:spacing w:after="40" w:before="40" w:line="240" w:lineRule="auto"/>
+              <w:rPr/>
+            </w:pPr>
+            <w:r>
+              <w:rPr>
+                <w:color w:val="000000"/>
+                <w:sz w:val="20"/>
+                <w:szCs w:val="20"/>
+                <w:rtl w:val="0"/>
+              </w:rPr>
+              <w:t xml:space="preserve">нет данных</w:t>
+            </w:r>
+            <w:r>
+              <w:rPr>
+                <w:rtl w:val="0"/>
+              </w:rPr>
+            </w:r>
+          </w:p>
+        </w:tc>
+        <w:tc>
+          <w:tcPr>
+            <w:tcW w:w="1575" w:type="dxa"/>
+            <w:vAlign w:val="center"/>
+          </w:tcPr>
+          <w:p>
+            <w:pPr>
+              <w:spacing w:after="40" w:before="40" w:line="240" w:lineRule="auto"/>
+              <w:rPr/>
+            </w:pPr>
+            <w:r>
+              <w:rPr>
+                <w:color w:val="000000"/>
+                <w:sz w:val="20"/>
+                <w:szCs w:val="20"/>
+                <w:rtl w:val="0"/>
+              </w:rPr>
+              <w:t xml:space="preserve">нет данных</w:t>
+            </w:r>
+            <w:r>
+              <w:rPr>
+                <w:rtl w:val="0"/>
+              </w:rPr>
+            </w:r>
+          </w:p>
+        </w:tc>
+      </w:tr>
+      <w:tr>
+        <w:trPr>
+          <w:cantSplit w:val="1"/>
+          <w:tblHeader w:val="0"/>
+        </w:trPr>
+        <w:tc>
+          <w:tcPr>
+            <w:tcW w:w="1300" w:type="dxa"/>
+            <w:vAlign w:val="center"/>
+          </w:tcPr>
+          <w:p>
+            <w:pPr>
+              <w:spacing w:after="40" w:before="40" w:line="240" w:lineRule="auto"/>
+              <w:rPr/>
+            </w:pPr>
+            <w:r>
+              <w:rPr>
+                <w:color w:val="000000"/>
+                <w:sz w:val="20"/>
+                <w:szCs w:val="20"/>
+                <w:rtl w:val="0"/>
+              </w:rPr>
+              <w:t xml:space="preserve">2024</w:t>
+            </w:r>
+            <w:r>
+              <w:rPr>
+                <w:rtl w:val="0"/>
+              </w:rPr>
+            </w:r>
+          </w:p>
+        </w:tc>
+        <w:tc>
+          <w:tcPr>
+            <w:tcW w:w="2600" w:type="dxa"/>
+            <w:vAlign w:val="center"/>
+          </w:tcPr>
+          <w:p>
+            <w:pPr>
+              <w:spacing w:after="40" w:before="40" w:line="240" w:lineRule="auto"/>
+              <w:rPr/>
+            </w:pPr>
+            <w:r>
+              <w:rPr>
+                <w:color w:val="000000"/>
+                <w:sz w:val="20"/>
+                <w:szCs w:val="20"/>
+                <w:rtl w:val="0"/>
+              </w:rPr>
+              <w:t xml:space="preserve">3,54 млрд долл. за январь-сентябрь</w:t>
+            </w:r>
+            <w:r>
+              <w:rPr>
+                <w:rtl w:val="0"/>
+              </w:rPr>
+            </w:r>
+          </w:p>
+        </w:tc>
+        <w:tc>
+          <w:tcPr>
+            <w:tcW w:w="1600" w:type="dxa"/>
+            <w:vAlign w:val="center"/>
+          </w:tcPr>
+          <w:p>
+            <w:pPr>
+              <w:spacing w:after="40" w:before="40" w:line="240" w:lineRule="auto"/>
+              <w:rPr/>
+            </w:pPr>
+            <w:r>
+              <w:rPr>
+                <w:color w:val="000000"/>
+                <w:sz w:val="20"/>
+                <w:szCs w:val="20"/>
+                <w:rtl w:val="0"/>
+              </w:rPr>
+              <w:t xml:space="preserve">467</w:t>
+            </w:r>
+            <w:r>
+              <w:rPr>
+                <w:rtl w:val="0"/>
+              </w:rPr>
+            </w:r>
+          </w:p>
+        </w:tc>
+        <w:tc>
+          <w:tcPr>
+            <w:tcW w:w="2400" w:type="dxa"/>
+            <w:vAlign w:val="center"/>
+          </w:tcPr>
+          <w:p>
+            <w:pPr>
+              <w:spacing w:after="40" w:before="40" w:line="240" w:lineRule="auto"/>
+              <w:rPr/>
+            </w:pPr>
+            <w:r>
+              <w:rPr>
+                <w:color w:val="000000"/>
+                <w:sz w:val="20"/>
+                <w:szCs w:val="20"/>
+                <w:rtl w:val="0"/>
+              </w:rPr>
+              <w:t xml:space="preserve">2,0 млрд долл. за год</w:t>
+            </w:r>
+            <w:r>
+              <w:rPr>
+                <w:rtl w:val="0"/>
+              </w:rPr>
+            </w:r>
+          </w:p>
+        </w:tc>
+        <w:tc>
+          <w:tcPr>
+            <w:tcW w:w="1575" w:type="dxa"/>
+            <w:vAlign w:val="center"/>
+          </w:tcPr>
+          <w:p>
+            <w:pPr>
+              <w:spacing w:after="40" w:before="40" w:line="240" w:lineRule="auto"/>
+              <w:rPr/>
+            </w:pPr>
+            <w:r>
+              <w:rPr>
+                <w:color w:val="000000"/>
+                <w:sz w:val="20"/>
+                <w:szCs w:val="20"/>
+                <w:rtl w:val="0"/>
+              </w:rPr>
+              <w:t xml:space="preserve">419</w:t>
+            </w:r>
+            <w:r>
+              <w:rPr>
+                <w:rtl w:val="0"/>
+              </w:rPr>
+            </w:r>
+          </w:p>
+        </w:tc>
+      </w:tr>
+      <w:tr>
+        <w:trPr>
+          <w:cantSplit w:val="1"/>
+          <w:tblHeader w:val="0"/>
+        </w:trPr>
+        <w:tc>
+          <w:tcPr>
+            <w:tcW w:w="1300" w:type="dxa"/>
+            <w:vAlign w:val="center"/>
+          </w:tcPr>
+          <w:p>
+            <w:pPr>
+              <w:spacing w:after="40" w:before="40" w:line="240" w:lineRule="auto"/>
+              <w:rPr/>
+            </w:pPr>
+            <w:r>
+              <w:rPr>
+                <w:color w:val="000000"/>
+                <w:sz w:val="20"/>
+                <w:szCs w:val="20"/>
+                <w:rtl w:val="0"/>
+              </w:rPr>
+              <w:t xml:space="preserve">2025</w:t>
+            </w:r>
+            <w:r>
+              <w:rPr>
+                <w:rtl w:val="0"/>
+              </w:rPr>
+            </w:r>
+          </w:p>
+        </w:tc>
+        <w:tc>
+          <w:tcPr>
+            <w:tcW w:w="2600" w:type="dxa"/>
+            <w:vAlign w:val="center"/>
+          </w:tcPr>
+          <w:p>
+            <w:pPr>
+              <w:spacing w:after="40" w:before="40" w:line="240" w:lineRule="auto"/>
+              <w:rPr/>
+            </w:pPr>
+            <w:r>
+              <w:rPr>
+                <w:color w:val="000000"/>
+                <w:sz w:val="20"/>
+                <w:szCs w:val="20"/>
+                <w:rtl w:val="0"/>
+              </w:rPr>
+              <w:t xml:space="preserve">3,91 млрд долл. за январь-сентябрь</w:t>
+            </w:r>
+            <w:r>
+              <w:rPr>
+                <w:rtl w:val="0"/>
+              </w:rPr>
+            </w:r>
+          </w:p>
+        </w:tc>
+        <w:tc>
+          <w:tcPr>
+            <w:tcW w:w="1600" w:type="dxa"/>
+            <w:vAlign w:val="center"/>
+          </w:tcPr>
+          <w:p>
+            <w:pPr>
+              <w:spacing w:after="40" w:before="40" w:line="240" w:lineRule="auto"/>
+              <w:rPr/>
+            </w:pPr>
+            <w:r>
+              <w:rPr>
+                <w:color w:val="000000"/>
+                <w:sz w:val="20"/>
+                <w:szCs w:val="20"/>
+                <w:rtl w:val="0"/>
+              </w:rPr>
+              <w:t xml:space="preserve">313</w:t>
+            </w:r>
+            <w:r>
+              <w:rPr>
+                <w:rtl w:val="0"/>
+              </w:rPr>
+            </w:r>
+          </w:p>
+        </w:tc>
+        <w:tc>
+          <w:tcPr>
+            <w:tcW w:w="2400" w:type="dxa"/>
+            <w:vAlign w:val="center"/>
+          </w:tcPr>
+          <w:p>
+            <w:pPr>
+              <w:spacing w:after="40" w:before="40" w:line="240" w:lineRule="auto"/>
+              <w:rPr/>
+            </w:pPr>
+            <w:r>
+              <w:rPr>
+                <w:color w:val="000000"/>
+                <w:sz w:val="20"/>
+                <w:szCs w:val="20"/>
+                <w:rtl w:val="0"/>
+              </w:rPr>
+              <w:t xml:space="preserve">1,9 млрд долл. за январь-сентябрь</w:t>
+            </w:r>
+            <w:r>
+              <w:rPr>
+                <w:rtl w:val="0"/>
+              </w:rPr>
+            </w:r>
+          </w:p>
+        </w:tc>
+        <w:tc>
+          <w:tcPr>
+            <w:tcW w:w="1575" w:type="dxa"/>
+            <w:vAlign w:val="center"/>
+          </w:tcPr>
+          <w:p>
+            <w:pPr>
+              <w:spacing w:after="40" w:before="40" w:line="240" w:lineRule="auto"/>
+              <w:rPr/>
+            </w:pPr>
+            <w:r>
+              <w:rPr>
+                <w:color w:val="000000"/>
+                <w:sz w:val="20"/>
+                <w:szCs w:val="20"/>
+                <w:rtl w:val="0"/>
+              </w:rPr>
+              <w:t xml:space="preserve">236</w:t>
+            </w:r>
+            <w:r>
+              <w:rPr>
+                <w:rtl w:val="0"/>
+              </w:rPr>
+            </w:r>
+          </w:p>
+        </w:tc>
+      </w:tr>
+    </w:tbl>
+    <w:p>
+      <w:pPr>
+        <w:spacing w:after="120" w:line="276" w:lineRule="auto"/>
+        <w:rPr/>
+      </w:pPr>
+      <w:r>
+        <w:rPr>
+          <w:rtl w:val="0"/>
+        </w:rPr>
+      </w:r>
+    </w:p>
+    <w:p>
+      <w:pPr>
+        <w:spacing w:after="120" w:line="276" w:lineRule="auto"/>
+        <w:jc w:val="both"/>
+        <w:rPr/>
+      </w:pPr>
+      <w:r>
+        <w:rPr>
+          <w:color w:val="000000"/>
+          <w:rtl w:val="0"/>
+        </w:rPr>
+        <w:t xml:space="preserve">Две оценки расходятся по абсолютной величине, поскольку Tracxn относит к сектору более широкий круг компаний и учитывает поздние раунды с участием фондов прямых инвестиций, а Crunchbase считает венчурные раунды в более узкой категории HR-софта. Еще шире считает Drake Star, у которого за январь-сентябрь 2025 года зафиксировано более 650 сделок и 22,3 млрд долл. с учетом слияний и поглощений против более 900 сделок и 10,5 млрд долл. за 2024 год [27]. Направление динамики у всех трех источников совпадает.</w:t>
+      </w:r>
+      <w:r>
+        <w:rPr>
+          <w:rtl w:val="0"/>
+        </w:rPr>
+      </w:r>
+    </w:p>
+    <w:p>
+      <w:pPr>
+        <w:spacing w:after="120" w:line="276" w:lineRule="auto"/>
+        <w:jc w:val="both"/>
+        <w:rPr/>
+      </w:pPr>
+      <w:r>
+        <w:rPr>
+          <w:color w:val="000000"/>
+          <w:rtl w:val="0"/>
+        </w:rPr>
+        <w:t xml:space="preserve">Главная тенденция видна не в деньгах, а в числе сделок. Объем финансирования в 2025 году практически не изменился, прибавив 10,64% по данным Tracxn, тогда как число раундов сократилось с 467 до 313, то есть на треть [17]. У Crunchbase та же картина, 419 сделок за весь 2024 год против 236 за девять месяцев 2025 года [18]. Деньги концентрируются в меньшем числе более крупных чеков.</w:t>
+      </w:r>
+      <w:r>
+        <w:rPr>
+          <w:rtl w:val="0"/>
+        </w:rPr>
+      </w:r>
+    </w:p>
+    <w:p>
+      <w:pPr>
+        <w:spacing w:after="120" w:line="276" w:lineRule="auto"/>
+        <w:jc w:val="both"/>
+        <w:rPr/>
+      </w:pPr>
+      <w:r>
+        <w:rPr>
+          <w:color w:val="000000"/>
+          <w:rtl w:val="0"/>
+        </w:rPr>
+        <w:t xml:space="preserve">В 2026 году сжатие продолжилось. В I квартале в мировом HRtech состоялось всего три раунда Series A, это минимум с 2018 года, посевная стадия также сократилась, а ни одна компания не привлекла раунд свыше 50 млн долл., хотя в предыдущие кварталы таких раундов было от двух до четырех [19].</w:t>
+      </w:r>
+      <w:r>
+        <w:rPr>
+          <w:rtl w:val="0"/>
+        </w:rPr>
+      </w:r>
+    </w:p>
+    <w:p>
+      <w:pPr>
+        <w:spacing w:after="120" w:line="276" w:lineRule="auto"/>
+        <w:jc w:val="both"/>
+        <w:rPr/>
+      </w:pPr>
+      <w:r>
+        <w:rPr>
+          <w:color w:val="000000"/>
+          <w:rtl w:val="0"/>
+        </w:rPr>
+        <w:t xml:space="preserve">Параллельно ускоряется консолидация. В 2024 году в секторе прошло 225 сделок по поглощению, за январь-сентябрь 2025 года еще 130 [17]. В 2025 году Workday приобрела Sana за 1,1 млрд долл. и Paradox, Intuit приобрела GoCo.io [18]. Крупные платформы предпочитают покупать готовую функциональность, а не разрабатывать ее самостоятельно.</w:t>
+      </w:r>
+      <w:r>
+        <w:rPr>
+          <w:rtl w:val="0"/>
+        </w:rPr>
+      </w:r>
+    </w:p>
+    <w:p>
+      <w:pPr>
+        <w:spacing w:after="120" w:line="276" w:lineRule="auto"/>
+        <w:jc w:val="both"/>
+        <w:rPr/>
+      </w:pPr>
+      <w:r>
+        <w:rPr>
+          <w:color w:val="000000"/>
+          <w:rtl w:val="0"/>
+        </w:rPr>
+        <w:t xml:space="preserve">Для проекта это означает следующее. Расчет на венчурное финансирование на стадии концепции нереалистичен, окно для новых игроков сузилось, а деньги идут в поздние стадии. Вместе с тем активные поглощения показывают, что готовый продукт с работающими интеграциями имеет спрос со стороны крупных платформ, и это является реалистичным сценарием выхода.</w:t>
+      </w:r>
+      <w:r>
+        <w:rPr>
+          <w:rtl w:val="0"/>
+        </w:rPr>
+      </w:r>
+    </w:p>
+    <w:p>
+      <w:pPr>
+        <w:pStyle w:val="Heading3"/>
+        <w:spacing w:after="120" w:before="240" w:line="276" w:lineRule="auto"/>
+        <w:rPr/>
+      </w:pPr>
+      <w:r>
+        <w:rPr>
+          <w:rtl w:val="0"/>
+        </w:rPr>
+        <w:t xml:space="preserve">7.4. Появление стартапов в России за последние три года</w:t>
+      </w:r>
+    </w:p>
+    <w:p>
+      <w:pPr>
+        <w:spacing w:after="120" w:line="276" w:lineRule="auto"/>
+        <w:jc w:val="both"/>
+        <w:rPr/>
+      </w:pPr>
+      <w:r>
+        <w:rPr>
+          <w:color w:val="000000"/>
+          <w:rtl w:val="0"/>
+        </w:rPr>
+        <w:t xml:space="preserve">Российский венчурный рынок за три года сократился по числу сделок более чем вдвое, а в 2026 году сжатие ускорилось.</w:t>
+      </w:r>
+      <w:r>
+        <w:rPr>
+          <w:rtl w:val="0"/>
+        </w:rPr>
+      </w:r>
+    </w:p>
+    <w:p>
+      <w:pPr>
+        <w:spacing w:after="60" w:before="120" w:line="276" w:lineRule="auto"/>
+        <w:rPr/>
+      </w:pPr>
+      <w:r>
+        <w:rPr>
+          <w:i w:val="1"/>
+          <w:iCs w:val="1"/>
+          <w:color w:val="000000"/>
+          <w:sz w:val="20"/>
+          <w:szCs w:val="20"/>
+          <w:rtl w:val="0"/>
+        </w:rPr>
+        <w:t xml:space="preserve">Таблица 7. Венчурный рынок России</w:t>
+      </w:r>
+      <w:r>
+        <w:rPr>
+          <w:rtl w:val="0"/>
+        </w:rPr>
+      </w:r>
+    </w:p>
+    <w:tbl>
+      <w:tblPr>
+        <w:tblStyle w:val="Table1"/>
+        <w:tblW w:w="9475.0" w:type="dxa"/>
+        <w:jc w:val="left"/>
+        <w:tblBorders>
+          <w:top w:color="000000" w:space="0" w:sz="4" w:val="single"/>
+          <w:left w:color="000000" w:space="0" w:sz="4" w:val="single"/>
+          <w:bottom w:color="000000" w:space="0" w:sz="4" w:val="single"/>
+          <w:right w:color="000000" w:space="0" w:sz="4" w:val="single"/>
+          <w:insideH w:color="000000" w:space="0" w:sz="4" w:val="single"/>
+          <w:insideV w:color="000000" w:space="0" w:sz="4" w:val="single"/>
+        </w:tblBorders>
+        <w:tblLayout w:type="fixed"/>
+        <w:tblLook w:val="0400"/>
+      </w:tblPr>
+      <w:tblGrid>
+        <w:gridCol w:w="2100"/>
+        <w:gridCol w:w="1900"/>
+        <w:gridCol w:w="2700"/>
+        <w:gridCol w:w="2775"/>
+      </w:tblGrid>
+      <w:tr>
+        <w:trPr>
+          <w:cantSplit w:val="1"/>
+          <w:tblHeader w:val="1"/>
+        </w:trPr>
+        <w:tc>
+          <w:tcPr>
+            <w:tcW w:w="2100" w:type="dxa"/>
+            <w:vAlign w:val="center"/>
+          </w:tcPr>
+          <w:p>
+            <w:pPr>
+              <w:spacing w:after="40" w:before="40" w:line="240" w:lineRule="auto"/>
+              <w:rPr>
+                <w:b w:val="1"/>
+                <w:bCs w:val="1"/>
+              </w:rPr>
+            </w:pPr>
+            <w:r>
+              <w:rPr>
+                <w:b w:val="1"/>
+                <w:bCs w:val="1"/>
+                <w:color w:val="000000"/>
+                <w:sz w:val="20"/>
+                <w:szCs w:val="20"/>
+                <w:rtl w:val="0"/>
+              </w:rPr>
+              <w:t xml:space="preserve">Период</w:t>
+            </w:r>
+            <w:r>
+              <w:rPr>
+                <w:rtl w:val="0"/>
+              </w:rPr>
+            </w:r>
+          </w:p>
+        </w:tc>
+        <w:tc>
+          <w:tcPr>
+            <w:tcW w:w="1900" w:type="dxa"/>
+            <w:vAlign w:val="center"/>
+          </w:tcPr>
+          <w:p>
+            <w:pPr>
+              <w:spacing w:after="40" w:before="40" w:line="240" w:lineRule="auto"/>
+              <w:rPr>
+                <w:b w:val="1"/>
+                <w:bCs w:val="1"/>
+              </w:rPr>
+            </w:pPr>
+            <w:r>
+              <w:rPr>
+                <w:b w:val="1"/>
+                <w:bCs w:val="1"/>
+                <w:color w:val="000000"/>
+                <w:sz w:val="20"/>
+                <w:szCs w:val="20"/>
+                <w:rtl w:val="0"/>
+              </w:rPr>
+              <w:t xml:space="preserve">Число сделок</w:t>
+            </w:r>
+            <w:r>
+              <w:rPr>
+                <w:rtl w:val="0"/>
+              </w:rPr>
+            </w:r>
+          </w:p>
+        </w:tc>
+        <w:tc>
+          <w:tcPr>
+            <w:tcW w:w="2700" w:type="dxa"/>
+            <w:vAlign w:val="center"/>
+          </w:tcPr>
+          <w:p>
+            <w:pPr>
+              <w:spacing w:after="40" w:before="40" w:line="240" w:lineRule="auto"/>
+              <w:rPr>
+                <w:b w:val="1"/>
+                <w:bCs w:val="1"/>
+              </w:rPr>
+            </w:pPr>
+            <w:r>
+              <w:rPr>
+                <w:b w:val="1"/>
+                <w:bCs w:val="1"/>
+                <w:color w:val="000000"/>
+                <w:sz w:val="20"/>
+                <w:szCs w:val="20"/>
+                <w:rtl w:val="0"/>
+              </w:rPr>
+              <w:t xml:space="preserve">Объем инвестиций</w:t>
+            </w:r>
+            <w:r>
+              <w:rPr>
+                <w:rtl w:val="0"/>
+              </w:rPr>
+            </w:r>
+          </w:p>
+        </w:tc>
+        <w:tc>
+          <w:tcPr>
+            <w:tcW w:w="2775" w:type="dxa"/>
+            <w:vAlign w:val="center"/>
+          </w:tcPr>
+          <w:p>
+            <w:pPr>
+              <w:spacing w:after="40" w:before="40" w:line="240" w:lineRule="auto"/>
+              <w:rPr>
+                <w:b w:val="1"/>
+                <w:bCs w:val="1"/>
+              </w:rPr>
+            </w:pPr>
+            <w:r>
+              <w:rPr>
+                <w:b w:val="1"/>
+                <w:bCs w:val="1"/>
+                <w:color w:val="000000"/>
+                <w:sz w:val="20"/>
+                <w:szCs w:val="20"/>
+                <w:rtl w:val="0"/>
+              </w:rPr>
+              <w:t xml:space="preserve">Средний чек</w:t>
+            </w:r>
+            <w:r>
+              <w:rPr>
+                <w:rtl w:val="0"/>
+              </w:rPr>
+            </w:r>
+          </w:p>
+        </w:tc>
+      </w:tr>
+      <w:tr>
+        <w:trPr>
+          <w:cantSplit w:val="1"/>
+          <w:tblHeader w:val="0"/>
+        </w:trPr>
+        <w:tc>
+          <w:tcPr>
+            <w:tcW w:w="2100" w:type="dxa"/>
+            <w:vAlign w:val="center"/>
+          </w:tcPr>
+          <w:p>
+            <w:pPr>
+              <w:spacing w:after="40" w:before="40" w:line="240" w:lineRule="auto"/>
+              <w:rPr/>
+            </w:pPr>
+            <w:r>
+              <w:rPr>
+                <w:color w:val="000000"/>
+                <w:sz w:val="20"/>
+                <w:szCs w:val="20"/>
+                <w:rtl w:val="0"/>
+              </w:rPr>
+              <w:t xml:space="preserve">2023</w:t>
+            </w:r>
+            <w:r>
+              <w:rPr>
+                <w:rtl w:val="0"/>
+              </w:rPr>
+            </w:r>
+          </w:p>
+        </w:tc>
+        <w:tc>
+          <w:tcPr>
+            <w:tcW w:w="1900" w:type="dxa"/>
+            <w:vAlign w:val="center"/>
+          </w:tcPr>
+          <w:p>
+            <w:pPr>
+              <w:spacing w:after="40" w:before="40" w:line="240" w:lineRule="auto"/>
+              <w:rPr/>
+            </w:pPr>
+            <w:r>
+              <w:rPr>
+                <w:color w:val="000000"/>
+                <w:sz w:val="20"/>
+                <w:szCs w:val="20"/>
+                <w:rtl w:val="0"/>
+              </w:rPr>
+              <w:t xml:space="preserve">175</w:t>
+            </w:r>
+            <w:r>
+              <w:rPr>
+                <w:rtl w:val="0"/>
+              </w:rPr>
+            </w:r>
+          </w:p>
+        </w:tc>
+        <w:tc>
+          <w:tcPr>
+            <w:tcW w:w="2700" w:type="dxa"/>
+            <w:vAlign w:val="center"/>
+          </w:tcPr>
+          <w:p>
+            <w:pPr>
+              <w:spacing w:after="40" w:before="40" w:line="240" w:lineRule="auto"/>
+              <w:rPr/>
+            </w:pPr>
+            <w:r>
+              <w:rPr>
+                <w:color w:val="000000"/>
+                <w:sz w:val="20"/>
+                <w:szCs w:val="20"/>
+                <w:rtl w:val="0"/>
+              </w:rPr>
+              <w:t xml:space="preserve">нет оценки в источнике</w:t>
+            </w:r>
+            <w:r>
+              <w:rPr>
+                <w:rtl w:val="0"/>
+              </w:rPr>
+            </w:r>
+          </w:p>
+        </w:tc>
+        <w:tc>
+          <w:tcPr>
+            <w:tcW w:w="2775" w:type="dxa"/>
+            <w:vAlign w:val="center"/>
+          </w:tcPr>
+          <w:p>
+            <w:pPr>
+              <w:spacing w:after="40" w:before="40" w:line="240" w:lineRule="auto"/>
+              <w:rPr/>
+            </w:pPr>
+            <w:r>
+              <w:rPr>
+                <w:color w:val="000000"/>
+                <w:sz w:val="20"/>
+                <w:szCs w:val="20"/>
+                <w:rtl w:val="0"/>
+              </w:rPr>
+              <w:t xml:space="preserve">0,84 млн долл. [26]</w:t>
+            </w:r>
+            <w:r>
+              <w:rPr>
+                <w:rtl w:val="0"/>
+              </w:rPr>
+            </w:r>
+          </w:p>
+        </w:tc>
+      </w:tr>
+      <w:tr>
+        <w:trPr>
+          <w:cantSplit w:val="1"/>
+          <w:tblHeader w:val="0"/>
+        </w:trPr>
+        <w:tc>
+          <w:tcPr>
+            <w:tcW w:w="2100" w:type="dxa"/>
+            <w:vAlign w:val="center"/>
+          </w:tcPr>
+          <w:p>
+            <w:pPr>
+              <w:spacing w:after="40" w:before="40" w:line="240" w:lineRule="auto"/>
+              <w:rPr/>
+            </w:pPr>
+            <w:r>
+              <w:rPr>
+                <w:color w:val="000000"/>
+                <w:sz w:val="20"/>
+                <w:szCs w:val="20"/>
+                <w:rtl w:val="0"/>
+              </w:rPr>
+              <w:t xml:space="preserve">2024</w:t>
+            </w:r>
+            <w:r>
+              <w:rPr>
+                <w:rtl w:val="0"/>
+              </w:rPr>
+            </w:r>
+          </w:p>
+        </w:tc>
+        <w:tc>
+          <w:tcPr>
+            <w:tcW w:w="1900" w:type="dxa"/>
+            <w:vAlign w:val="center"/>
+          </w:tcPr>
+          <w:p>
+            <w:pPr>
+              <w:spacing w:after="40" w:before="40" w:line="240" w:lineRule="auto"/>
+              <w:rPr/>
+            </w:pPr>
+            <w:r>
+              <w:rPr>
+                <w:color w:val="000000"/>
+                <w:sz w:val="20"/>
+                <w:szCs w:val="20"/>
+                <w:rtl w:val="0"/>
+              </w:rPr>
+              <w:t xml:space="preserve">176</w:t>
+            </w:r>
+            <w:r>
+              <w:rPr>
+                <w:rtl w:val="0"/>
+              </w:rPr>
+            </w:r>
+          </w:p>
+        </w:tc>
+        <w:tc>
+          <w:tcPr>
+            <w:tcW w:w="2700" w:type="dxa"/>
+            <w:vAlign w:val="center"/>
+          </w:tcPr>
+          <w:p>
+            <w:pPr>
+              <w:spacing w:after="40" w:before="40" w:line="240" w:lineRule="auto"/>
+              <w:rPr/>
+            </w:pPr>
+            <w:r>
+              <w:rPr>
+                <w:color w:val="000000"/>
+                <w:sz w:val="20"/>
+                <w:szCs w:val="20"/>
+                <w:rtl w:val="0"/>
+              </w:rPr>
+              <w:t xml:space="preserve">около 177 млн долл.</w:t>
+            </w:r>
+            <w:r>
+              <w:rPr>
+                <w:rtl w:val="0"/>
+              </w:rPr>
+            </w:r>
+          </w:p>
+        </w:tc>
+        <w:tc>
+          <w:tcPr>
+            <w:tcW w:w="2775" w:type="dxa"/>
+            <w:vAlign w:val="center"/>
+          </w:tcPr>
+          <w:p>
+            <w:pPr>
+              <w:spacing w:after="40" w:before="40" w:line="240" w:lineRule="auto"/>
+              <w:rPr/>
+            </w:pPr>
+            <w:r>
+              <w:rPr>
+                <w:color w:val="000000"/>
+                <w:sz w:val="20"/>
+                <w:szCs w:val="20"/>
+                <w:rtl w:val="0"/>
+              </w:rPr>
+              <w:t xml:space="preserve">1,01 млн долл. [23]</w:t>
+            </w:r>
+            <w:r>
+              <w:rPr>
+                <w:rtl w:val="0"/>
+              </w:rPr>
+            </w:r>
+          </w:p>
+        </w:tc>
+      </w:tr>
+      <w:tr>
+        <w:trPr>
+          <w:cantSplit w:val="1"/>
+          <w:tblHeader w:val="0"/>
+        </w:trPr>
+        <w:tc>
+          <w:tcPr>
+            <w:tcW w:w="2100" w:type="dxa"/>
+            <w:vAlign w:val="center"/>
+          </w:tcPr>
+          <w:p>
+            <w:pPr>
+              <w:spacing w:after="40" w:before="40" w:line="240" w:lineRule="auto"/>
+              <w:rPr/>
+            </w:pPr>
+            <w:r>
+              <w:rPr>
+                <w:color w:val="000000"/>
+                <w:sz w:val="20"/>
+                <w:szCs w:val="20"/>
+                <w:rtl w:val="0"/>
+              </w:rPr>
+              <w:t xml:space="preserve">2025</w:t>
+            </w:r>
+            <w:r>
+              <w:rPr>
+                <w:rtl w:val="0"/>
+              </w:rPr>
+            </w:r>
+          </w:p>
+        </w:tc>
+        <w:tc>
+          <w:tcPr>
+            <w:tcW w:w="1900" w:type="dxa"/>
+            <w:vAlign w:val="center"/>
+          </w:tcPr>
+          <w:p>
+            <w:pPr>
+              <w:spacing w:after="40" w:before="40" w:line="240" w:lineRule="auto"/>
+              <w:rPr/>
+            </w:pPr>
+            <w:r>
+              <w:rPr>
+                <w:color w:val="000000"/>
+                <w:sz w:val="20"/>
+                <w:szCs w:val="20"/>
+                <w:rtl w:val="0"/>
+              </w:rPr>
+              <w:t xml:space="preserve">102</w:t>
+            </w:r>
+            <w:r>
+              <w:rPr>
+                <w:rtl w:val="0"/>
+              </w:rPr>
+            </w:r>
+          </w:p>
+        </w:tc>
+        <w:tc>
+          <w:tcPr>
+            <w:tcW w:w="2700" w:type="dxa"/>
+            <w:vAlign w:val="center"/>
+          </w:tcPr>
+          <w:p>
+            <w:pPr>
+              <w:spacing w:after="40" w:before="40" w:line="240" w:lineRule="auto"/>
+              <w:rPr/>
+            </w:pPr>
+            <w:r>
+              <w:rPr>
+                <w:color w:val="000000"/>
+                <w:sz w:val="20"/>
+                <w:szCs w:val="20"/>
+                <w:rtl w:val="0"/>
+              </w:rPr>
+              <w:t xml:space="preserve">159 млн долл.</w:t>
+            </w:r>
+            <w:r>
+              <w:rPr>
+                <w:rtl w:val="0"/>
+              </w:rPr>
+            </w:r>
+          </w:p>
+        </w:tc>
+        <w:tc>
+          <w:tcPr>
+            <w:tcW w:w="2775" w:type="dxa"/>
+            <w:vAlign w:val="center"/>
+          </w:tcPr>
+          <w:p>
+            <w:pPr>
+              <w:spacing w:after="40" w:before="40" w:line="240" w:lineRule="auto"/>
+              <w:rPr/>
+            </w:pPr>
+            <w:r>
+              <w:rPr>
+                <w:color w:val="000000"/>
+                <w:sz w:val="20"/>
+                <w:szCs w:val="20"/>
+                <w:rtl w:val="0"/>
+              </w:rPr>
+              <w:t xml:space="preserve">1,69 млн долл. [23]</w:t>
+            </w:r>
+            <w:r>
+              <w:rPr>
+                <w:rtl w:val="0"/>
+              </w:rPr>
+            </w:r>
+          </w:p>
+        </w:tc>
+      </w:tr>
+      <w:tr>
+        <w:trPr>
+          <w:cantSplit w:val="1"/>
+          <w:tblHeader w:val="0"/>
+        </w:trPr>
+        <w:tc>
+          <w:tcPr>
+            <w:tcW w:w="2100" w:type="dxa"/>
+            <w:vAlign w:val="center"/>
+          </w:tcPr>
+          <w:p>
+            <w:pPr>
+              <w:spacing w:after="40" w:before="40" w:line="240" w:lineRule="auto"/>
+              <w:rPr/>
+            </w:pPr>
+            <w:r>
+              <w:rPr>
+                <w:color w:val="000000"/>
+                <w:sz w:val="20"/>
+                <w:szCs w:val="20"/>
+                <w:rtl w:val="0"/>
+              </w:rPr>
+              <w:t xml:space="preserve">I полугодие 2026</w:t>
+            </w:r>
+            <w:r>
+              <w:rPr>
+                <w:rtl w:val="0"/>
+              </w:rPr>
+            </w:r>
+          </w:p>
+        </w:tc>
+        <w:tc>
+          <w:tcPr>
+            <w:tcW w:w="1900" w:type="dxa"/>
+            <w:vAlign w:val="center"/>
+          </w:tcPr>
+          <w:p>
+            <w:pPr>
+              <w:spacing w:after="40" w:before="40" w:line="240" w:lineRule="auto"/>
+              <w:rPr/>
+            </w:pPr>
+            <w:r>
+              <w:rPr>
+                <w:color w:val="000000"/>
+                <w:sz w:val="20"/>
+                <w:szCs w:val="20"/>
+                <w:rtl w:val="0"/>
+              </w:rPr>
+              <w:t xml:space="preserve">35</w:t>
+            </w:r>
+            <w:r>
+              <w:rPr>
+                <w:rtl w:val="0"/>
+              </w:rPr>
+            </w:r>
+          </w:p>
+        </w:tc>
+        <w:tc>
+          <w:tcPr>
+            <w:tcW w:w="2700" w:type="dxa"/>
+            <w:vAlign w:val="center"/>
+          </w:tcPr>
+          <w:p>
+            <w:pPr>
+              <w:spacing w:after="40" w:before="40" w:line="240" w:lineRule="auto"/>
+              <w:rPr/>
+            </w:pPr>
+            <w:r>
+              <w:rPr>
+                <w:color w:val="000000"/>
+                <w:sz w:val="20"/>
+                <w:szCs w:val="20"/>
+                <w:rtl w:val="0"/>
+              </w:rPr>
+              <w:t xml:space="preserve">29,3 млн долл.</w:t>
+            </w:r>
+            <w:r>
+              <w:rPr>
+                <w:rtl w:val="0"/>
+              </w:rPr>
+            </w:r>
+          </w:p>
+        </w:tc>
+        <w:tc>
+          <w:tcPr>
+            <w:tcW w:w="2775" w:type="dxa"/>
+            <w:vAlign w:val="center"/>
+          </w:tcPr>
+          <w:p>
+            <w:pPr>
+              <w:spacing w:after="40" w:before="40" w:line="240" w:lineRule="auto"/>
+              <w:rPr/>
+            </w:pPr>
+            <w:r>
+              <w:rPr>
+                <w:color w:val="000000"/>
+                <w:sz w:val="20"/>
+                <w:szCs w:val="20"/>
+                <w:rtl w:val="0"/>
+              </w:rPr>
+              <w:t xml:space="preserve">нет оценки в источнике [24]</w:t>
+            </w:r>
+            <w:r>
+              <w:rPr>
+                <w:rtl w:val="0"/>
+              </w:rPr>
+            </w:r>
+          </w:p>
+        </w:tc>
+      </w:tr>
+    </w:tbl>
+    <w:p>
+      <w:pPr>
+        <w:spacing w:after="120" w:line="276" w:lineRule="auto"/>
+        <w:rPr/>
+      </w:pPr>
+      <w:r>
+        <w:rPr>
+          <w:rtl w:val="0"/>
+        </w:rPr>
+      </w:r>
+    </w:p>
+    <w:p>
+      <w:pPr>
+        <w:spacing w:after="120" w:line="276" w:lineRule="auto"/>
+        <w:jc w:val="both"/>
+        <w:rPr/>
+      </w:pPr>
+      <w:r>
+        <w:rPr>
+          <w:color w:val="000000"/>
+          <w:rtl w:val="0"/>
+        </w:rPr>
+        <w:t xml:space="preserve">Сильнее всего пострадала посевная стадия, на которой находятся проекты, сопоставимые с нашим. Объем посевных инвестиций сократился с 27 млн долл. в 2024 году до 9 млн долл. в 2025 году, то есть на 67% [23]. В I полугодии 2026 года на посевной стадии прошло 15 сделок на 2,2 млн долл., что на 56% меньше, чем годом ранее [24]. Отраслевые приоритеты сместились, в I полугодии 2026 года лидируют промышленные технологии с 11,4 млн долл. и четырьмя раундами, а также программное обеспечение для бизнеса с пятью раундами, отдельной строкой HRtech не выделяется [24].</w:t>
+      </w:r>
+      <w:r>
+        <w:rPr>
+          <w:rtl w:val="0"/>
+        </w:rPr>
+      </w:r>
+    </w:p>
+    <w:p>
+      <w:pPr>
+        <w:spacing w:after="120" w:line="276" w:lineRule="auto"/>
+        <w:jc w:val="both"/>
+        <w:rPr/>
+      </w:pPr>
+      <w:r>
+        <w:rPr>
+          <w:color w:val="000000"/>
+          <w:rtl w:val="0"/>
+        </w:rPr>
+        <w:t xml:space="preserve">В самом российском HRtech ситуация соответствует общей. В конце 2025 года несколько проектов, построенных вокруг ИИ-функциональности, закрыли инвестиционные сделки, но уже в I квартале 2026 года в сегменте не зафиксировано ни одной венчурной сделки [20].</w:t>
+      </w:r>
+      <w:r>
+        <w:rPr>
+          <w:rtl w:val="0"/>
+        </w:rPr>
+      </w:r>
+    </w:p>
+    <w:p>
+      <w:pPr>
+        <w:spacing w:after="120" w:line="276" w:lineRule="auto"/>
+        <w:jc w:val="both"/>
+        <w:rPr/>
+      </w:pPr>
+      <w:r>
+        <w:rPr>
+          <w:color w:val="000000"/>
+          <w:rtl w:val="0"/>
+        </w:rPr>
+        <w:t xml:space="preserve">Приток новых игроков при этом не прекратился, он просто идет без венчурных денег. В рейтинге HR Tech по итогам 2023 года было 40 компаний, из них девять дебютантов, а две компании-новичка сразу вошли в первую пятерку [25]. В рейтинге Smart Ranking число участников выросло с 85 компаний в I полугодии 2025 года [21] до 90 компаний в I полугодии 2026 года [22]. Карта отечественных HR-решений насчитывает более 200 продуктов [6]. Рейтинги ведутся по разным методикам, поэтому сравнивать их напрямую нельзя, но каждый из них показывает пополнение состава участников.</w:t>
+      </w:r>
+      <w:r>
+        <w:rPr>
+          <w:rtl w:val="0"/>
+        </w:rPr>
+      </w:r>
+    </w:p>
+    <w:p>
+      <w:pPr>
+        <w:spacing w:after="120" w:line="276" w:lineRule="auto"/>
+        <w:jc w:val="both"/>
+        <w:rPr/>
+      </w:pPr>
+      <w:r>
+        <w:rPr>
+          <w:color w:val="000000"/>
+          <w:rtl w:val="0"/>
+        </w:rPr>
+        <w:t xml:space="preserve">Вывод для проекта состоит в том, что вход на российский рынок HRtech остается открытым, однако источником финансирования на старте будет не венчурный капитал, а собственные средства и выручка от первых контрактов. Это согласуется с расчетом SOM в разделе 6, где достижимый объем получен из пропускной способности продаж, а не из объема привлеченных инвестиций.</w:t>
+      </w:r>
+      <w:r>
+        <w:rPr>
+          <w:rtl w:val="0"/>
+        </w:rPr>
+      </w:r>
+    </w:p>
+    <w:p>
+      <w:pPr>
+        <w:pStyle w:val="Heading3"/>
+        <w:spacing w:after="120" w:before="240" w:line="276" w:lineRule="auto"/>
+        <w:rPr/>
+      </w:pPr>
+      <w:r>
+        <w:rPr>
+          <w:rtl w:val="0"/>
+        </w:rPr>
+        <w:t xml:space="preserve">7.5. Влияние тенденций на оценки проекта</w:t>
+      </w:r>
+    </w:p>
+    <w:p>
+      <w:pPr>
+        <w:spacing w:after="120" w:line="276" w:lineRule="auto"/>
+        <w:jc w:val="both"/>
+        <w:rPr/>
+      </w:pPr>
+      <w:r>
+        <w:rPr>
+          <w:color w:val="000000"/>
+          <w:rtl w:val="0"/>
+        </w:rPr>
+        <w:t xml:space="preserve">Данные 2026 года не требуют пересчета пирамиды из раздела 6, но уточняют три позиции.</w:t>
+      </w:r>
+      <w:r>
+        <w:rPr>
+          <w:rtl w:val="0"/>
+        </w:rPr>
+      </w:r>
+    </w:p>
+    <w:p>
+      <w:pPr>
+        <w:spacing w:after="60" w:line="276" w:lineRule="auto"/>
+        <w:ind w:left="567" w:hanging="283"/>
+        <w:jc w:val="both"/>
+        <w:rPr/>
+      </w:pPr>
+      <w:r>
+        <w:rPr>
+          <w:color w:val="000000"/>
+          <w:rtl w:val="0"/>
+        </w:rPr>
+        <w:t xml:space="preserve">•</w:t>
+        <w:tab/>
+      </w:r>
+      <w:r>
+        <w:rPr>
+          <w:color w:val="000000"/>
+          <w:rtl w:val="0"/>
+        </w:rPr>
+        <w:t xml:space="preserve">Выбор среднего бизнеса подтверждается. Сегмент малого и среднего бизнеса растет быстрее крупных предприятий на мировом рынке [15], а в России сегменты, в которых работает продукт, растут в пять-десять раз быстрее стагнирующего подбора персонала [22];</w:t>
+      </w:r>
+      <w:r>
+        <w:rPr>
+          <w:rtl w:val="0"/>
+        </w:rPr>
+      </w:r>
+    </w:p>
+    <w:p>
+      <w:pPr>
+        <w:spacing w:after="60" w:line="276" w:lineRule="auto"/>
+        <w:ind w:left="567" w:hanging="283"/>
+        <w:jc w:val="both"/>
+        <w:rPr/>
+      </w:pPr>
+      <w:r>
+        <w:rPr>
+          <w:color w:val="000000"/>
+          <w:rtl w:val="0"/>
+        </w:rPr>
+        <w:t xml:space="preserve">•</w:t>
+        <w:tab/>
+      </w:r>
+      <w:r>
+        <w:rPr>
+          <w:color w:val="000000"/>
+          <w:rtl w:val="0"/>
+        </w:rPr>
+        <w:t xml:space="preserve">Ставка на интеграционный слой подтверждается отдельной статистикой. Сегмент интеграции программного обеспечения вырос на 22% год к году, это второй результат на российском рынке после оценки персонала [22];</w:t>
+      </w:r>
+      <w:r>
+        <w:rPr>
+          <w:rtl w:val="0"/>
+        </w:rPr>
+      </w:r>
+    </w:p>
+    <w:p>
+      <w:pPr>
+        <w:spacing w:after="60" w:line="276" w:lineRule="auto"/>
+        <w:ind w:left="567" w:hanging="283"/>
+        <w:jc w:val="both"/>
+        <w:rPr/>
+      </w:pPr>
+      <w:r>
+        <w:rPr>
+          <w:color w:val="000000"/>
+          <w:rtl w:val="0"/>
+        </w:rPr>
+        <w:t xml:space="preserve">•</w:t>
+        <w:tab/>
+      </w:r>
+      <w:r>
+        <w:rPr>
+          <w:color w:val="000000"/>
+          <w:rtl w:val="0"/>
+        </w:rPr>
+        <w:t xml:space="preserve">Расширение SAM за счет цифровизации будет медленнее. Темп роста кадрового ЭДО снизился с 40,7% в 2025 году до 11% во II квартале 2026 года [5, 22], поэтому доля компаний, пригодных для автоматического закрытия задач, увеличивается умереннее, чем в 2025 году.</w:t>
+      </w:r>
+      <w:r>
+        <w:rPr>
+          <w:rtl w:val="0"/>
+        </w:rPr>
+      </w:r>
+    </w:p>
+    <w:p>
+      <w:pPr>
+        <w:spacing w:after="120" w:line="276" w:lineRule="auto"/>
+        <w:jc w:val="both"/>
+        <w:rPr/>
+      </w:pPr>
+      <w:r>
+        <w:rPr>
+          <w:color w:val="000000"/>
+          <w:rtl w:val="0"/>
+        </w:rPr>
+        <w:t xml:space="preserve">Два риска усилились по сравнению с редакцией раздела 6. Первый, встраивание онбординга в комплексные HR-пакеты крупных вендоров сокращает окно выхода [10]. Второй, отсутствие венчурного финансирования в сегменте означает, что продукт должен выходить на самоокупаемость на первых 15-30 контрактах без внешнего капитала.</w:t>
+      </w:r>
+      <w:r>
+        <w:rPr>
+          <w:rtl w:val="0"/>
+        </w:rPr>
+      </w:r>
+    </w:p>
+    <w:p>
+      <w:pPr>
+        <w:keepNext w:val="1"/>
+        <w:spacing w:before="360" w:after="80" w:line="276" w:lineRule="auto"/>
+        <w:rPr/>
+      </w:pPr>
+      <w:r>
+        <w:rPr>
+          <w:b w:val="1"/>
+          <w:bCs w:val="1"/>
+          <w:color w:val="000000"/>
+          <w:sz w:val="28"/>
+          <w:szCs w:val="28"/>
+          <w:rtl w:val="0"/>
+        </w:rPr>
         <w:t xml:space="preserve">Список источников</w:t>
       </w:r>
       <w:r>
@@ -5235,6 +8213,240 @@
           <w:rtl w:val="0"/>
         </w:rPr>
         <w:t xml:space="preserve">14. hh.ru и Dream Job: 64% россиян хотя бы раз уходили с новой работы в первые полгода. CNews. URL: https://www.cnews.ru/news/line/2026-07-15_64_rossiyan_hotya_by_raz_uhodili (дата обращения: 13.09.2026).</w:t>
+      </w:r>
+      <w:r>
+        <w:rPr>
+          <w:rtl w:val="0"/>
+        </w:rPr>
+      </w:r>
+    </w:p>
+    <w:p>
+      <w:pPr>
+        <w:spacing w:after="80" w:line="276" w:lineRule="auto"/>
+        <w:rPr/>
+      </w:pPr>
+      <w:r>
+        <w:rPr>
+          <w:color w:val="000000"/>
+          <w:rtl w:val="0"/>
+        </w:rPr>
+        <w:t xml:space="preserve">15. Fortune Business Insights. Human Resource (HR) Technology Market Size, Share and Industry Analysis. URL: https://www.fortunebusinessinsights.com/human-resource-hr-technology-market-105437 (дата обращения: 21.09.2026).</w:t>
+      </w:r>
+      <w:r>
+        <w:rPr>
+          <w:rtl w:val="0"/>
+        </w:rPr>
+      </w:r>
+    </w:p>
+    <w:p>
+      <w:pPr>
+        <w:spacing w:after="80" w:line="276" w:lineRule="auto"/>
+        <w:rPr/>
+      </w:pPr>
+      <w:r>
+        <w:rPr>
+          <w:color w:val="000000"/>
+          <w:rtl w:val="0"/>
+        </w:rPr>
+        <w:t xml:space="preserve">16. Mordor Intelligence. HR Tech Market Size, Growth Drivers and Industry Outlook 2031. URL: https://www.mordorintelligence.com/industry-reports/hr-tech-market (дата обращения: 21.09.2026).</w:t>
+      </w:r>
+      <w:r>
+        <w:rPr>
+          <w:rtl w:val="0"/>
+        </w:rPr>
+      </w:r>
+    </w:p>
+    <w:p>
+      <w:pPr>
+        <w:spacing w:after="80" w:line="276" w:lineRule="auto"/>
+        <w:rPr/>
+      </w:pPr>
+      <w:r>
+        <w:rPr>
+          <w:color w:val="000000"/>
+          <w:rtl w:val="0"/>
+        </w:rPr>
+        <w:t xml:space="preserve">17. Tracxn. HRTech Sector. Market and Investments Trends. URL: https://tracxn.com/d/sectors/hrtech/__-9CyAMwXLVC-0NLb8tF4ve8hl5FGey2DPYGk9dEAOwY (дата обращения: 21.09.2026).</w:t>
+      </w:r>
+      <w:r>
+        <w:rPr>
+          <w:rtl w:val="0"/>
+        </w:rPr>
+      </w:r>
+    </w:p>
+    <w:p>
+      <w:pPr>
+        <w:spacing w:after="80" w:line="276" w:lineRule="auto"/>
+        <w:rPr/>
+      </w:pPr>
+      <w:r>
+        <w:rPr>
+          <w:color w:val="000000"/>
+          <w:rtl w:val="0"/>
+        </w:rPr>
+        <w:t xml:space="preserve">18. Crunchbase News. Обзор финансирования и сделок слияний и поглощений в сегменте HR-софта, 19.09.2025. URL: https://news.crunchbase.com/venture/ai-hr-software-startup-funding-ma (дата обращения: 21.09.2026).</w:t>
+      </w:r>
+      <w:r>
+        <w:rPr>
+          <w:rtl w:val="0"/>
+        </w:rPr>
+      </w:r>
+    </w:p>
+    <w:p>
+      <w:pPr>
+        <w:spacing w:after="80" w:line="276" w:lineRule="auto"/>
+        <w:rPr/>
+      </w:pPr>
+      <w:r>
+        <w:rPr>
+          <w:color w:val="000000"/>
+          <w:rtl w:val="0"/>
+        </w:rPr>
+        <w:t xml:space="preserve">19. Alpha Work. HR Tech 2026 Q1 Funding Review, 06.05.2026. URL: https://kylegetsiv.substack.com/p/hr-tech-2026-q1-funding-review (дата обращения: 21.09.2026).</w:t>
+      </w:r>
+      <w:r>
+        <w:rPr>
+          <w:rtl w:val="0"/>
+        </w:rPr>
+      </w:r>
+    </w:p>
+    <w:p>
+      <w:pPr>
+        <w:spacing w:after="80" w:line="276" w:lineRule="auto"/>
+        <w:rPr/>
+      </w:pPr>
+      <w:r>
+        <w:rPr>
+          <w:color w:val="000000"/>
+          <w:rtl w:val="0"/>
+        </w:rPr>
+        <w:t xml:space="preserve">20. Smart Ranking. Эйчартех-рынок вырос на 9% в I квартале: рост сдерживается стагнацией подбора персонала, 11.06.2026. URL: https://smartranking.ru/ru/analytics/hrtech/ejcharteh-rynok-vyros-na-9-v-i-kvartale-rost-sderzhivaetsya-stagnaciej-podbora-personala/ (дата обращения: 21.09.2026).</w:t>
+      </w:r>
+      <w:r>
+        <w:rPr>
+          <w:rtl w:val="0"/>
+        </w:rPr>
+      </w:r>
+    </w:p>
+    <w:p>
+      <w:pPr>
+        <w:spacing w:after="80" w:line="276" w:lineRule="auto"/>
+        <w:rPr/>
+      </w:pPr>
+      <w:r>
+        <w:rPr>
+          <w:color w:val="000000"/>
+          <w:rtl w:val="0"/>
+        </w:rPr>
+        <w:t xml:space="preserve">21. Smart Ranking. В I полугодии 2025 года рынок HRtech вырос на 12%, до 40,6 млрд рублей. URL: https://smartranking.ru/ru/analytics/hrtech/v-i-polugodii-2025-goda-rynok-hrtech-vyros-na-12-do-406-mlrd-rublej-odnako-tempy-rosta-ostayutsya/ (дата обращения: 21.09.2026).</w:t>
+      </w:r>
+      <w:r>
+        <w:rPr>
+          <w:rtl w:val="0"/>
+        </w:rPr>
+      </w:r>
+    </w:p>
+    <w:p>
+      <w:pPr>
+        <w:spacing w:after="80" w:line="276" w:lineRule="auto"/>
+        <w:rPr/>
+      </w:pPr>
+      <w:r>
+        <w:rPr>
+          <w:color w:val="000000"/>
+          <w:rtl w:val="0"/>
+        </w:rPr>
+        <w:t xml:space="preserve">22. RB.RU. HRtech-рынок России вырос на 8% в I полугодии 2026 года, 23.08.2026. URL: https://rb.ru/news/obyom-rossijskogo-hrtech-rynka-dostig-45-mlrd-v-2026-godu-lider-otrasli-headhunter/ (дата обращения: 21.09.2026).</w:t>
+      </w:r>
+      <w:r>
+        <w:rPr>
+          <w:rtl w:val="0"/>
+        </w:rPr>
+      </w:r>
+    </w:p>
+    <w:p>
+      <w:pPr>
+        <w:spacing w:after="80" w:line="276" w:lineRule="auto"/>
+        <w:rPr/>
+      </w:pPr>
+      <w:r>
+        <w:rPr>
+          <w:color w:val="000000"/>
+          <w:rtl w:val="0"/>
+        </w:rPr>
+        <w:t xml:space="preserve">23. Б1 и Dsight. Венчурная Евразия: итоги 2025 года. URL: https://b1.ru/analytics/b1-dsight-venture-eurasia-2025-results-review/ (дата обращения: 21.09.2026).</w:t>
+      </w:r>
+      <w:r>
+        <w:rPr>
+          <w:rtl w:val="0"/>
+        </w:rPr>
+      </w:r>
+    </w:p>
+    <w:p>
+      <w:pPr>
+        <w:spacing w:after="80" w:line="276" w:lineRule="auto"/>
+        <w:rPr/>
+      </w:pPr>
+      <w:r>
+        <w:rPr>
+          <w:color w:val="000000"/>
+          <w:rtl w:val="0"/>
+        </w:rPr>
+        <w:t xml:space="preserve">24. CNews. В России рухнули венчурные инвестиции. За полгода обвал более 60%, 03.09.2026. URL: https://www.cnews.ru/news/top/2026-09-03_rossijskij_venchurnyj_rynok (дата обращения: 21.09.2026).</w:t>
+      </w:r>
+      <w:r>
+        <w:rPr>
+          <w:rtl w:val="0"/>
+        </w:rPr>
+      </w:r>
+    </w:p>
+    <w:p>
+      <w:pPr>
+        <w:spacing w:after="80" w:line="276" w:lineRule="auto"/>
+        <w:rPr/>
+      </w:pPr>
+      <w:r>
+        <w:rPr>
+          <w:color w:val="000000"/>
+          <w:rtl w:val="0"/>
+        </w:rPr>
+        <w:t xml:space="preserve">25. CNews Analytics. Топ-40 крупнейших игроков в сфере HR Tech по итогам 2023 года, 31.10.2024. URL: https://www.cnews.ru/reviews/rynok_hr_tech/articles/top-40_krupnejshih_igrokov_v_sfere (дата обращения: 21.09.2026).</w:t>
+      </w:r>
+      <w:r>
+        <w:rPr>
+          <w:rtl w:val="0"/>
+        </w:rPr>
+      </w:r>
+    </w:p>
+    <w:p>
+      <w:pPr>
+        <w:spacing w:after="80" w:line="276" w:lineRule="auto"/>
+        <w:rPr/>
+      </w:pPr>
+      <w:r>
+        <w:rPr>
+          <w:color w:val="000000"/>
+          <w:rtl w:val="0"/>
+        </w:rPr>
+        <w:t xml:space="preserve">26. Б1 и Dsight. Венчурная Евразия: итоги 2023 года. URL: https://b1.ru/analytics/b1-dsight-venture-eurasia-research-2023-results/ (дата обращения: 21.09.2026).</w:t>
+      </w:r>
+      <w:r>
+        <w:rPr>
+          <w:rtl w:val="0"/>
+        </w:rPr>
+      </w:r>
+    </w:p>
+    <w:p>
+      <w:pPr>
+        <w:spacing w:after="80" w:line="276" w:lineRule="auto"/>
+        <w:rPr/>
+      </w:pPr>
+      <w:r>
+        <w:rPr>
+          <w:color w:val="000000"/>
+          <w:rtl w:val="0"/>
+        </w:rPr>
+        <w:t xml:space="preserve">27. STARTUP RESEARCH. HR Tech Startup Statistics, сводка данных Drake Star и HRO Today, обновление 06.05.2026. URL: https://blog.mean.ceo/hr-tech-startup-statistics/ (дата обращения: 21.09.2026).</w:t>
       </w:r>
       <w:r>
         <w:rPr>

--- a/Слаутина_Белоус_Волков_Романов.docx
+++ b/Слаутина_Белоус_Волков_Романов.docx
@@ -4982,2984 +4982,6 @@
           <w:szCs w:val="28"/>
           <w:rtl w:val="0"/>
         </w:rPr>
-        <w:t xml:space="preserve">7. Тенденции рынка</w:t>
-      </w:r>
-      <w:r>
-        <w:rPr>
-          <w:rtl w:val="0"/>
-        </w:rPr>
-      </w:r>
-    </w:p>
-    <w:p>
-      <w:pPr>
-        <w:spacing w:after="120" w:line="276" w:lineRule="auto"/>
-        <w:jc w:val="both"/>
-        <w:rPr/>
-      </w:pPr>
-      <w:r>
-        <w:rPr>
-          <w:color w:val="000000"/>
-          <w:rtl w:val="0"/>
-        </w:rPr>
-        <w:t xml:space="preserve">Раздел 6 построен на итогах 2025 года, поскольку это последний полный год, по которому есть разбивка по сегментам. В настоящем разделе положение рынка уточняется данными за 2026 год и рассматривается динамика появления новых игроков за последние три года.</w:t>
-      </w:r>
-      <w:r>
-        <w:rPr>
-          <w:rtl w:val="0"/>
-        </w:rPr>
-      </w:r>
-    </w:p>
-    <w:p>
-      <w:pPr>
-        <w:pStyle w:val="Heading3"/>
-        <w:spacing w:after="120" w:before="240" w:line="276" w:lineRule="auto"/>
-        <w:rPr/>
-      </w:pPr>
-      <w:r>
-        <w:rPr>
-          <w:rtl w:val="0"/>
-        </w:rPr>
-        <w:t xml:space="preserve">7.1. Мировой рынок в 2025-2026 годах</w:t>
-      </w:r>
-    </w:p>
-    <w:p>
-      <w:pPr>
-        <w:spacing w:after="120" w:line="276" w:lineRule="auto"/>
-        <w:jc w:val="both"/>
-        <w:rPr/>
-      </w:pPr>
-      <w:r>
-        <w:rPr>
-          <w:color w:val="000000"/>
-          <w:rtl w:val="0"/>
-        </w:rPr>
-        <w:t xml:space="preserve">Мировой рынок HR-технологий вырос с 43,42 млрд долл. в 2025 году до 46,30 млрд долл. в 2026 году, прогнозный среднегодовой рост до 2034 года составляет 8,1% [15]. Альтернативная оценка дает 47,51 млрд долл. в 2026 году при среднегодовом росте 10,35% [16]. Расхождение объясняется разным составом рынка, поэтому далее используется первая оценка как более консервативная.</w:t>
-      </w:r>
-      <w:r>
-        <w:rPr>
-          <w:rtl w:val="0"/>
-        </w:rPr>
-      </w:r>
-    </w:p>
-    <w:p>
-      <w:pPr>
-        <w:spacing w:after="120" w:line="276" w:lineRule="auto"/>
-        <w:jc w:val="both"/>
-        <w:rPr/>
-      </w:pPr>
-      <w:r>
-        <w:rPr>
-          <w:color w:val="000000"/>
-          <w:rtl w:val="0"/>
-        </w:rPr>
-        <w:t xml:space="preserve">Структура рынка устойчива. На Северную Америку приходится 40,4% объема, то есть 17,54 млрд долл. в 2025 году, на Европу 12,06 млрд долл., на Азиатско-Тихоокеанский регион 9,17 млрд долл. при самом высоком темпе роста 11,2%. Крупнейший функциональный сегмент, это управление талантами с долей 30,3% [15].</w:t>
-      </w:r>
-      <w:r>
-        <w:rPr>
-          <w:rtl w:val="0"/>
-        </w:rPr>
-      </w:r>
-    </w:p>
-    <w:p>
-      <w:pPr>
-        <w:spacing w:after="120" w:line="276" w:lineRule="auto"/>
-        <w:jc w:val="both"/>
-        <w:rPr/>
-      </w:pPr>
-      <w:r>
-        <w:rPr>
-          <w:color w:val="000000"/>
-          <w:rtl w:val="0"/>
-        </w:rPr>
-        <w:t xml:space="preserve">Для проекта существенны два наблюдения из той же оценки. Первое, облачные решения растут быстрее локальных, 10,0% против рынка в целом. Второе, сегмент малого и среднего бизнеса растет быстрее крупных предприятий, 9,70% против общего темпа 8,1% [15]. Второе наблюдение прямо поддерживает выбор среднего бизнеса как целевого сегмента, сделанный в разделе 6.</w:t>
-      </w:r>
-      <w:r>
-        <w:rPr>
-          <w:rtl w:val="0"/>
-        </w:rPr>
-      </w:r>
-    </w:p>
-    <w:p>
-      <w:pPr>
-        <w:spacing w:after="120" w:line="276" w:lineRule="auto"/>
-        <w:jc w:val="both"/>
-        <w:rPr/>
-      </w:pPr>
-      <w:r>
-        <w:rPr>
-          <w:color w:val="000000"/>
-          <w:rtl w:val="0"/>
-        </w:rPr>
-        <w:t xml:space="preserve">Ниша онбординга растет значительно быстрее рынка HR-технологий в целом. Мировой рынок программного обеспечения для онбординга вырос с 2,11 млрд долл. в 2025 году до 2,53 млрд долл. в 2026 году и, по прогнозу, достигнет 4,36 млрд долл. к 2029 году при среднегодовом росте 19,7% [10]. Это примерно в два с половиной раза выше темпа рынка HR-технологий. Драйвером названа замена ручных процедур цифровыми, на нее перешли около 65% организаций [10].</w:t>
-      </w:r>
-      <w:r>
-        <w:rPr>
-          <w:rtl w:val="0"/>
-        </w:rPr>
-      </w:r>
-    </w:p>
-    <w:p>
-      <w:pPr>
-        <w:spacing w:after="120" w:line="276" w:lineRule="auto"/>
-        <w:jc w:val="both"/>
-        <w:rPr/>
-      </w:pPr>
-      <w:r>
-        <w:rPr>
-          <w:color w:val="000000"/>
-          <w:rtl w:val="0"/>
-        </w:rPr>
-        <w:t xml:space="preserve">Конкурентная среда при этом ужесточается. Крупные вендоры корпоративного программного обеспечения, среди которых Workday, Oracle, SAP и ADP, встраивают функциональность онбординга в свои комплексные HR-пакеты, что создает давление на самостоятельных поставщиков [10]. Это подтверждает риск, заложенный в расчет SOM в разделе 6, и ограничивает срок, в течение которого продукт может закрепиться на рынке.</w:t>
-      </w:r>
-      <w:r>
-        <w:rPr>
-          <w:rtl w:val="0"/>
-        </w:rPr>
-      </w:r>
-    </w:p>
-    <w:p>
-      <w:pPr>
-        <w:pStyle w:val="Heading3"/>
-        <w:spacing w:after="120" w:before="240" w:line="276" w:lineRule="auto"/>
-        <w:rPr/>
-      </w:pPr>
-      <w:r>
-        <w:rPr>
-          <w:rtl w:val="0"/>
-        </w:rPr>
-        <w:t xml:space="preserve">7.2. Российский рынок в 2025-2026 годах</w:t>
-      </w:r>
-    </w:p>
-    <w:p>
-      <w:pPr>
-        <w:spacing w:after="120" w:line="276" w:lineRule="auto"/>
-        <w:jc w:val="both"/>
-        <w:rPr/>
-      </w:pPr>
-      <w:r>
-        <w:rPr>
-          <w:color w:val="000000"/>
-          <w:rtl w:val="0"/>
-        </w:rPr>
-        <w:t xml:space="preserve">Российский рынок HRtech последовательно замедляется. По итогам 2025 года его объем составил 94 млрд руб. при росте 9,32% [5]. В I полугодии 2025 года топ-85 компаний заработали 40,6 млрд руб. при росте 12% [21], в I полугодии 2026 года топ-90 компаний заработали 45 млрд руб. при росте 8% [22]. Внутри 2026 года динамика ровная, I квартал дал 21 млрд руб. и рост 9% [20], II квартал 23,6 млрд руб. [22].</w:t>
-      </w:r>
-      <w:r>
-        <w:rPr>
-          <w:rtl w:val="0"/>
-        </w:rPr>
-      </w:r>
-    </w:p>
-    <w:p>
-      <w:pPr>
-        <w:spacing w:after="120" w:line="276" w:lineRule="auto"/>
-        <w:jc w:val="both"/>
-        <w:rPr/>
-      </w:pPr>
-      <w:r>
-        <w:rPr>
-          <w:color w:val="000000"/>
-          <w:rtl w:val="0"/>
-        </w:rPr>
-        <w:t xml:space="preserve">Структура роста во II квартале 2026 года объясняет, почему замедление рынка в целом не означает замедления в нише проекта.</w:t>
-      </w:r>
-      <w:r>
-        <w:rPr>
-          <w:rtl w:val="0"/>
-        </w:rPr>
-      </w:r>
-    </w:p>
-    <w:p>
-      <w:pPr>
-        <w:spacing w:after="60" w:before="120" w:line="276" w:lineRule="auto"/>
-        <w:rPr/>
-      </w:pPr>
-      <w:r>
-        <w:rPr>
-          <w:i w:val="1"/>
-          <w:iCs w:val="1"/>
-          <w:color w:val="000000"/>
-          <w:sz w:val="20"/>
-          <w:szCs w:val="20"/>
-          <w:rtl w:val="0"/>
-        </w:rPr>
-        <w:t xml:space="preserve">Таблица 5. Российский рынок HRtech по сегментам, II квартал 2026 года [22]</w:t>
-      </w:r>
-      <w:r>
-        <w:rPr>
-          <w:rtl w:val="0"/>
-        </w:rPr>
-      </w:r>
-    </w:p>
-    <w:tbl>
-      <w:tblPr>
-        <w:tblStyle w:val="Table2"/>
-        <w:tblW w:w="9475.0" w:type="dxa"/>
-        <w:jc w:val="left"/>
-        <w:tblBorders>
-          <w:top w:color="000000" w:space="0" w:sz="4" w:val="single"/>
-          <w:left w:color="000000" w:space="0" w:sz="4" w:val="single"/>
-          <w:bottom w:color="000000" w:space="0" w:sz="4" w:val="single"/>
-          <w:right w:color="000000" w:space="0" w:sz="4" w:val="single"/>
-          <w:insideH w:color="000000" w:space="0" w:sz="4" w:val="single"/>
-          <w:insideV w:color="000000" w:space="0" w:sz="4" w:val="single"/>
-        </w:tblBorders>
-        <w:tblLayout w:type="fixed"/>
-        <w:tblLook w:val="0400"/>
-      </w:tblPr>
-      <w:tblGrid>
-        <w:gridCol w:w="3400"/>
-        <w:gridCol w:w="2600"/>
-        <w:gridCol w:w="3475"/>
-      </w:tblGrid>
-      <w:tr>
-        <w:trPr>
-          <w:cantSplit w:val="1"/>
-          <w:tblHeader w:val="1"/>
-        </w:trPr>
-        <w:tc>
-          <w:tcPr>
-            <w:tcW w:w="3400" w:type="dxa"/>
-            <w:vAlign w:val="center"/>
-          </w:tcPr>
-          <w:p>
-            <w:pPr>
-              <w:spacing w:after="40" w:before="40" w:line="240" w:lineRule="auto"/>
-              <w:rPr>
-                <w:b w:val="1"/>
-                <w:bCs w:val="1"/>
-              </w:rPr>
-            </w:pPr>
-            <w:r>
-              <w:rPr>
-                <w:b w:val="1"/>
-                <w:bCs w:val="1"/>
-                <w:color w:val="000000"/>
-                <w:sz w:val="20"/>
-                <w:szCs w:val="20"/>
-                <w:rtl w:val="0"/>
-              </w:rPr>
-              <w:t xml:space="preserve">Сегмент</w:t>
-            </w:r>
-            <w:r>
-              <w:rPr>
-                <w:rtl w:val="0"/>
-              </w:rPr>
-            </w:r>
-          </w:p>
-        </w:tc>
-        <w:tc>
-          <w:tcPr>
-            <w:tcW w:w="2600" w:type="dxa"/>
-            <w:vAlign w:val="center"/>
-          </w:tcPr>
-          <w:p>
-            <w:pPr>
-              <w:spacing w:after="40" w:before="40" w:line="240" w:lineRule="auto"/>
-              <w:rPr>
-                <w:b w:val="1"/>
-                <w:bCs w:val="1"/>
-              </w:rPr>
-            </w:pPr>
-            <w:r>
-              <w:rPr>
-                <w:b w:val="1"/>
-                <w:bCs w:val="1"/>
-                <w:color w:val="000000"/>
-                <w:sz w:val="20"/>
-                <w:szCs w:val="20"/>
-                <w:rtl w:val="0"/>
-              </w:rPr>
-              <w:t xml:space="preserve">Выручка</w:t>
-            </w:r>
-            <w:r>
-              <w:rPr>
-                <w:rtl w:val="0"/>
-              </w:rPr>
-            </w:r>
-          </w:p>
-        </w:tc>
-        <w:tc>
-          <w:tcPr>
-            <w:tcW w:w="3475" w:type="dxa"/>
-            <w:vAlign w:val="center"/>
-          </w:tcPr>
-          <w:p>
-            <w:pPr>
-              <w:spacing w:after="40" w:before="40" w:line="240" w:lineRule="auto"/>
-              <w:rPr>
-                <w:b w:val="1"/>
-                <w:bCs w:val="1"/>
-              </w:rPr>
-            </w:pPr>
-            <w:r>
-              <w:rPr>
-                <w:b w:val="1"/>
-                <w:bCs w:val="1"/>
-                <w:color w:val="000000"/>
-                <w:sz w:val="20"/>
-                <w:szCs w:val="20"/>
-                <w:rtl w:val="0"/>
-              </w:rPr>
-              <w:t xml:space="preserve">Рост год к году</w:t>
-            </w:r>
-            <w:r>
-              <w:rPr>
-                <w:rtl w:val="0"/>
-              </w:rPr>
-            </w:r>
-          </w:p>
-        </w:tc>
-      </w:tr>
-      <w:tr>
-        <w:trPr>
-          <w:cantSplit w:val="1"/>
-          <w:tblHeader w:val="0"/>
-        </w:trPr>
-        <w:tc>
-          <w:tcPr>
-            <w:tcW w:w="3400" w:type="dxa"/>
-            <w:vAlign w:val="center"/>
-          </w:tcPr>
-          <w:p>
-            <w:pPr>
-              <w:spacing w:after="40" w:before="40" w:line="240" w:lineRule="auto"/>
-              <w:rPr/>
-            </w:pPr>
-            <w:r>
-              <w:rPr>
-                <w:color w:val="000000"/>
-                <w:sz w:val="20"/>
-                <w:szCs w:val="20"/>
-                <w:rtl w:val="0"/>
-              </w:rPr>
-              <w:t xml:space="preserve">Подбор персонала</w:t>
-            </w:r>
-            <w:r>
-              <w:rPr>
-                <w:rtl w:val="0"/>
-              </w:rPr>
-            </w:r>
-          </w:p>
-        </w:tc>
-        <w:tc>
-          <w:tcPr>
-            <w:tcW w:w="2600" w:type="dxa"/>
-            <w:vAlign w:val="center"/>
-          </w:tcPr>
-          <w:p>
-            <w:pPr>
-              <w:spacing w:after="40" w:before="40" w:line="240" w:lineRule="auto"/>
-              <w:rPr/>
-            </w:pPr>
-            <w:r>
-              <w:rPr>
-                <w:color w:val="000000"/>
-                <w:sz w:val="20"/>
-                <w:szCs w:val="20"/>
-                <w:rtl w:val="0"/>
-              </w:rPr>
-              <w:t xml:space="preserve">13,79 млрд руб.</w:t>
-            </w:r>
-            <w:r>
-              <w:rPr>
-                <w:rtl w:val="0"/>
-              </w:rPr>
-            </w:r>
-          </w:p>
-        </w:tc>
-        <w:tc>
-          <w:tcPr>
-            <w:tcW w:w="3475" w:type="dxa"/>
-            <w:vAlign w:val="center"/>
-          </w:tcPr>
-          <w:p>
-            <w:pPr>
-              <w:spacing w:after="40" w:before="40" w:line="240" w:lineRule="auto"/>
-              <w:rPr/>
-            </w:pPr>
-            <w:r>
-              <w:rPr>
-                <w:color w:val="000000"/>
-                <w:sz w:val="20"/>
-                <w:szCs w:val="20"/>
-                <w:rtl w:val="0"/>
-              </w:rPr>
-              <w:t xml:space="preserve">2%</w:t>
-            </w:r>
-            <w:r>
-              <w:rPr>
-                <w:rtl w:val="0"/>
-              </w:rPr>
-            </w:r>
-          </w:p>
-        </w:tc>
-      </w:tr>
-      <w:tr>
-        <w:trPr>
-          <w:cantSplit w:val="1"/>
-          <w:tblHeader w:val="0"/>
-        </w:trPr>
-        <w:tc>
-          <w:tcPr>
-            <w:tcW w:w="3400" w:type="dxa"/>
-            <w:vAlign w:val="center"/>
-          </w:tcPr>
-          <w:p>
-            <w:pPr>
-              <w:spacing w:after="40" w:before="40" w:line="240" w:lineRule="auto"/>
-              <w:rPr/>
-            </w:pPr>
-            <w:r>
-              <w:rPr>
-                <w:color w:val="000000"/>
-                <w:sz w:val="20"/>
-                <w:szCs w:val="20"/>
-                <w:rtl w:val="0"/>
-              </w:rPr>
-              <w:t xml:space="preserve">Комплексные решения</w:t>
-            </w:r>
-            <w:r>
-              <w:rPr>
-                <w:rtl w:val="0"/>
-              </w:rPr>
-            </w:r>
-          </w:p>
-        </w:tc>
-        <w:tc>
-          <w:tcPr>
-            <w:tcW w:w="2600" w:type="dxa"/>
-            <w:vAlign w:val="center"/>
-          </w:tcPr>
-          <w:p>
-            <w:pPr>
-              <w:spacing w:after="40" w:before="40" w:line="240" w:lineRule="auto"/>
-              <w:rPr/>
-            </w:pPr>
-            <w:r>
-              <w:rPr>
-                <w:color w:val="000000"/>
-                <w:sz w:val="20"/>
-                <w:szCs w:val="20"/>
-                <w:rtl w:val="0"/>
-              </w:rPr>
-              <w:t xml:space="preserve">2,48 млрд руб.</w:t>
-            </w:r>
-            <w:r>
-              <w:rPr>
-                <w:rtl w:val="0"/>
-              </w:rPr>
-            </w:r>
-          </w:p>
-        </w:tc>
-        <w:tc>
-          <w:tcPr>
-            <w:tcW w:w="3475" w:type="dxa"/>
-            <w:vAlign w:val="center"/>
-          </w:tcPr>
-          <w:p>
-            <w:pPr>
-              <w:spacing w:after="40" w:before="40" w:line="240" w:lineRule="auto"/>
-              <w:rPr/>
-            </w:pPr>
-            <w:r>
-              <w:rPr>
-                <w:color w:val="000000"/>
-                <w:sz w:val="20"/>
-                <w:szCs w:val="20"/>
-                <w:rtl w:val="0"/>
-              </w:rPr>
-              <w:t xml:space="preserve">19%</w:t>
-            </w:r>
-            <w:r>
-              <w:rPr>
-                <w:rtl w:val="0"/>
-              </w:rPr>
-            </w:r>
-          </w:p>
-        </w:tc>
-      </w:tr>
-      <w:tr>
-        <w:trPr>
-          <w:cantSplit w:val="1"/>
-          <w:tblHeader w:val="0"/>
-        </w:trPr>
-        <w:tc>
-          <w:tcPr>
-            <w:tcW w:w="3400" w:type="dxa"/>
-            <w:vAlign w:val="center"/>
-          </w:tcPr>
-          <w:p>
-            <w:pPr>
-              <w:spacing w:after="40" w:before="40" w:line="240" w:lineRule="auto"/>
-              <w:rPr/>
-            </w:pPr>
-            <w:r>
-              <w:rPr>
-                <w:color w:val="000000"/>
-                <w:sz w:val="20"/>
-                <w:szCs w:val="20"/>
-                <w:rtl w:val="0"/>
-              </w:rPr>
-              <w:t xml:space="preserve">Альтернативная занятость</w:t>
-            </w:r>
-            <w:r>
-              <w:rPr>
-                <w:rtl w:val="0"/>
-              </w:rPr>
-            </w:r>
-          </w:p>
-        </w:tc>
-        <w:tc>
-          <w:tcPr>
-            <w:tcW w:w="2600" w:type="dxa"/>
-            <w:vAlign w:val="center"/>
-          </w:tcPr>
-          <w:p>
-            <w:pPr>
-              <w:spacing w:after="40" w:before="40" w:line="240" w:lineRule="auto"/>
-              <w:rPr/>
-            </w:pPr>
-            <w:r>
-              <w:rPr>
-                <w:color w:val="000000"/>
-                <w:sz w:val="20"/>
-                <w:szCs w:val="20"/>
-                <w:rtl w:val="0"/>
-              </w:rPr>
-              <w:t xml:space="preserve">2,36 млрд руб.</w:t>
-            </w:r>
-            <w:r>
-              <w:rPr>
-                <w:rtl w:val="0"/>
-              </w:rPr>
-            </w:r>
-          </w:p>
-        </w:tc>
-        <w:tc>
-          <w:tcPr>
-            <w:tcW w:w="3475" w:type="dxa"/>
-            <w:vAlign w:val="center"/>
-          </w:tcPr>
-          <w:p>
-            <w:pPr>
-              <w:spacing w:after="40" w:before="40" w:line="240" w:lineRule="auto"/>
-              <w:rPr/>
-            </w:pPr>
-            <w:r>
-              <w:rPr>
-                <w:color w:val="000000"/>
-                <w:sz w:val="20"/>
-                <w:szCs w:val="20"/>
-                <w:rtl w:val="0"/>
-              </w:rPr>
-              <w:t xml:space="preserve">19%</w:t>
-            </w:r>
-            <w:r>
-              <w:rPr>
-                <w:rtl w:val="0"/>
-              </w:rPr>
-            </w:r>
-          </w:p>
-        </w:tc>
-      </w:tr>
-      <w:tr>
-        <w:trPr>
-          <w:cantSplit w:val="1"/>
-          <w:tblHeader w:val="0"/>
-        </w:trPr>
-        <w:tc>
-          <w:tcPr>
-            <w:tcW w:w="3400" w:type="dxa"/>
-            <w:vAlign w:val="center"/>
-          </w:tcPr>
-          <w:p>
-            <w:pPr>
-              <w:spacing w:after="40" w:before="40" w:line="240" w:lineRule="auto"/>
-              <w:rPr/>
-            </w:pPr>
-            <w:r>
-              <w:rPr>
-                <w:color w:val="000000"/>
-                <w:sz w:val="20"/>
-                <w:szCs w:val="20"/>
-                <w:rtl w:val="0"/>
-              </w:rPr>
-              <w:t xml:space="preserve">Обучение и развитие</w:t>
-            </w:r>
-            <w:r>
-              <w:rPr>
-                <w:rtl w:val="0"/>
-              </w:rPr>
-            </w:r>
-          </w:p>
-        </w:tc>
-        <w:tc>
-          <w:tcPr>
-            <w:tcW w:w="2600" w:type="dxa"/>
-            <w:vAlign w:val="center"/>
-          </w:tcPr>
-          <w:p>
-            <w:pPr>
-              <w:spacing w:after="40" w:before="40" w:line="240" w:lineRule="auto"/>
-              <w:rPr/>
-            </w:pPr>
-            <w:r>
-              <w:rPr>
-                <w:color w:val="000000"/>
-                <w:sz w:val="20"/>
-                <w:szCs w:val="20"/>
-                <w:rtl w:val="0"/>
-              </w:rPr>
-              <w:t xml:space="preserve">1,46 млрд руб.</w:t>
-            </w:r>
-            <w:r>
-              <w:rPr>
-                <w:rtl w:val="0"/>
-              </w:rPr>
-            </w:r>
-          </w:p>
-        </w:tc>
-        <w:tc>
-          <w:tcPr>
-            <w:tcW w:w="3475" w:type="dxa"/>
-            <w:vAlign w:val="center"/>
-          </w:tcPr>
-          <w:p>
-            <w:pPr>
-              <w:spacing w:after="40" w:before="40" w:line="240" w:lineRule="auto"/>
-              <w:rPr/>
-            </w:pPr>
-            <w:r>
-              <w:rPr>
-                <w:color w:val="000000"/>
-                <w:sz w:val="20"/>
-                <w:szCs w:val="20"/>
-                <w:rtl w:val="0"/>
-              </w:rPr>
-              <w:t xml:space="preserve">11%</w:t>
-            </w:r>
-            <w:r>
-              <w:rPr>
-                <w:rtl w:val="0"/>
-              </w:rPr>
-            </w:r>
-          </w:p>
-        </w:tc>
-      </w:tr>
-      <w:tr>
-        <w:trPr>
-          <w:cantSplit w:val="1"/>
-          <w:tblHeader w:val="0"/>
-        </w:trPr>
-        <w:tc>
-          <w:tcPr>
-            <w:tcW w:w="3400" w:type="dxa"/>
-            <w:vAlign w:val="center"/>
-          </w:tcPr>
-          <w:p>
-            <w:pPr>
-              <w:spacing w:after="40" w:before="40" w:line="240" w:lineRule="auto"/>
-              <w:rPr/>
-            </w:pPr>
-            <w:r>
-              <w:rPr>
-                <w:color w:val="000000"/>
-                <w:sz w:val="20"/>
-                <w:szCs w:val="20"/>
-                <w:rtl w:val="0"/>
-              </w:rPr>
-              <w:t xml:space="preserve">Кадровый ЭДО</w:t>
-            </w:r>
-            <w:r>
-              <w:rPr>
-                <w:rtl w:val="0"/>
-              </w:rPr>
-            </w:r>
-          </w:p>
-        </w:tc>
-        <w:tc>
-          <w:tcPr>
-            <w:tcW w:w="2600" w:type="dxa"/>
-            <w:vAlign w:val="center"/>
-          </w:tcPr>
-          <w:p>
-            <w:pPr>
-              <w:spacing w:after="40" w:before="40" w:line="240" w:lineRule="auto"/>
-              <w:rPr/>
-            </w:pPr>
-            <w:r>
-              <w:rPr>
-                <w:color w:val="000000"/>
-                <w:sz w:val="20"/>
-                <w:szCs w:val="20"/>
-                <w:rtl w:val="0"/>
-              </w:rPr>
-              <w:t xml:space="preserve">1,25 млрд руб.</w:t>
-            </w:r>
-            <w:r>
-              <w:rPr>
-                <w:rtl w:val="0"/>
-              </w:rPr>
-            </w:r>
-          </w:p>
-        </w:tc>
-        <w:tc>
-          <w:tcPr>
-            <w:tcW w:w="3475" w:type="dxa"/>
-            <w:vAlign w:val="center"/>
-          </w:tcPr>
-          <w:p>
-            <w:pPr>
-              <w:spacing w:after="40" w:before="40" w:line="240" w:lineRule="auto"/>
-              <w:rPr/>
-            </w:pPr>
-            <w:r>
-              <w:rPr>
-                <w:color w:val="000000"/>
-                <w:sz w:val="20"/>
-                <w:szCs w:val="20"/>
-                <w:rtl w:val="0"/>
-              </w:rPr>
-              <w:t xml:space="preserve">11%</w:t>
-            </w:r>
-            <w:r>
-              <w:rPr>
-                <w:rtl w:val="0"/>
-              </w:rPr>
-            </w:r>
-          </w:p>
-        </w:tc>
-      </w:tr>
-      <w:tr>
-        <w:trPr>
-          <w:cantSplit w:val="1"/>
-          <w:tblHeader w:val="0"/>
-        </w:trPr>
-        <w:tc>
-          <w:tcPr>
-            <w:tcW w:w="3400" w:type="dxa"/>
-            <w:vAlign w:val="center"/>
-          </w:tcPr>
-          <w:p>
-            <w:pPr>
-              <w:spacing w:after="40" w:before="40" w:line="240" w:lineRule="auto"/>
-              <w:rPr/>
-            </w:pPr>
-            <w:r>
-              <w:rPr>
-                <w:color w:val="000000"/>
-                <w:sz w:val="20"/>
-                <w:szCs w:val="20"/>
-                <w:rtl w:val="0"/>
-              </w:rPr>
-              <w:t xml:space="preserve">Оценка персонала</w:t>
-            </w:r>
-            <w:r>
-              <w:rPr>
-                <w:rtl w:val="0"/>
-              </w:rPr>
-            </w:r>
-          </w:p>
-        </w:tc>
-        <w:tc>
-          <w:tcPr>
-            <w:tcW w:w="2600" w:type="dxa"/>
-            <w:vAlign w:val="center"/>
-          </w:tcPr>
-          <w:p>
-            <w:pPr>
-              <w:spacing w:after="40" w:before="40" w:line="240" w:lineRule="auto"/>
-              <w:rPr/>
-            </w:pPr>
-            <w:r>
-              <w:rPr>
-                <w:color w:val="000000"/>
-                <w:sz w:val="20"/>
-                <w:szCs w:val="20"/>
-                <w:rtl w:val="0"/>
-              </w:rPr>
-              <w:t xml:space="preserve">1,22 млрд руб.</w:t>
-            </w:r>
-            <w:r>
-              <w:rPr>
-                <w:rtl w:val="0"/>
-              </w:rPr>
-            </w:r>
-          </w:p>
-        </w:tc>
-        <w:tc>
-          <w:tcPr>
-            <w:tcW w:w="3475" w:type="dxa"/>
-            <w:vAlign w:val="center"/>
-          </w:tcPr>
-          <w:p>
-            <w:pPr>
-              <w:spacing w:after="40" w:before="40" w:line="240" w:lineRule="auto"/>
-              <w:rPr/>
-            </w:pPr>
-            <w:r>
-              <w:rPr>
-                <w:color w:val="000000"/>
-                <w:sz w:val="20"/>
-                <w:szCs w:val="20"/>
-                <w:rtl w:val="0"/>
-              </w:rPr>
-              <w:t xml:space="preserve">24%</w:t>
-            </w:r>
-            <w:r>
-              <w:rPr>
-                <w:rtl w:val="0"/>
-              </w:rPr>
-            </w:r>
-          </w:p>
-        </w:tc>
-      </w:tr>
-      <w:tr>
-        <w:trPr>
-          <w:cantSplit w:val="1"/>
-          <w:tblHeader w:val="0"/>
-        </w:trPr>
-        <w:tc>
-          <w:tcPr>
-            <w:tcW w:w="3400" w:type="dxa"/>
-            <w:vAlign w:val="center"/>
-          </w:tcPr>
-          <w:p>
-            <w:pPr>
-              <w:spacing w:after="40" w:before="40" w:line="240" w:lineRule="auto"/>
-              <w:rPr/>
-            </w:pPr>
-            <w:r>
-              <w:rPr>
-                <w:color w:val="000000"/>
-                <w:sz w:val="20"/>
-                <w:szCs w:val="20"/>
-                <w:rtl w:val="0"/>
-              </w:rPr>
-              <w:t xml:space="preserve">Интеграция программного обеспечения</w:t>
-            </w:r>
-            <w:r>
-              <w:rPr>
-                <w:rtl w:val="0"/>
-              </w:rPr>
-            </w:r>
-          </w:p>
-        </w:tc>
-        <w:tc>
-          <w:tcPr>
-            <w:tcW w:w="2600" w:type="dxa"/>
-            <w:vAlign w:val="center"/>
-          </w:tcPr>
-          <w:p>
-            <w:pPr>
-              <w:spacing w:after="40" w:before="40" w:line="240" w:lineRule="auto"/>
-              <w:rPr/>
-            </w:pPr>
-            <w:r>
-              <w:rPr>
-                <w:color w:val="000000"/>
-                <w:sz w:val="20"/>
-                <w:szCs w:val="20"/>
-                <w:rtl w:val="0"/>
-              </w:rPr>
-              <w:t xml:space="preserve">525 млн руб.</w:t>
-            </w:r>
-            <w:r>
-              <w:rPr>
-                <w:rtl w:val="0"/>
-              </w:rPr>
-            </w:r>
-          </w:p>
-        </w:tc>
-        <w:tc>
-          <w:tcPr>
-            <w:tcW w:w="3475" w:type="dxa"/>
-            <w:vAlign w:val="center"/>
-          </w:tcPr>
-          <w:p>
-            <w:pPr>
-              <w:spacing w:after="40" w:before="40" w:line="240" w:lineRule="auto"/>
-              <w:rPr/>
-            </w:pPr>
-            <w:r>
-              <w:rPr>
-                <w:color w:val="000000"/>
-                <w:sz w:val="20"/>
-                <w:szCs w:val="20"/>
-                <w:rtl w:val="0"/>
-              </w:rPr>
-              <w:t xml:space="preserve">22%</w:t>
-            </w:r>
-            <w:r>
-              <w:rPr>
-                <w:rtl w:val="0"/>
-              </w:rPr>
-            </w:r>
-          </w:p>
-        </w:tc>
-      </w:tr>
-      <w:tr>
-        <w:trPr>
-          <w:cantSplit w:val="1"/>
-          <w:tblHeader w:val="0"/>
-        </w:trPr>
-        <w:tc>
-          <w:tcPr>
-            <w:tcW w:w="3400" w:type="dxa"/>
-            <w:vAlign w:val="center"/>
-          </w:tcPr>
-          <w:p>
-            <w:pPr>
-              <w:spacing w:after="40" w:before="40" w:line="240" w:lineRule="auto"/>
-              <w:rPr/>
-            </w:pPr>
-            <w:r>
-              <w:rPr>
-                <w:color w:val="000000"/>
-                <w:sz w:val="20"/>
-                <w:szCs w:val="20"/>
-                <w:rtl w:val="0"/>
-              </w:rPr>
-              <w:t xml:space="preserve">Контроль сотрудников</w:t>
-            </w:r>
-            <w:r>
-              <w:rPr>
-                <w:rtl w:val="0"/>
-              </w:rPr>
-            </w:r>
-          </w:p>
-        </w:tc>
-        <w:tc>
-          <w:tcPr>
-            <w:tcW w:w="2600" w:type="dxa"/>
-            <w:vAlign w:val="center"/>
-          </w:tcPr>
-          <w:p>
-            <w:pPr>
-              <w:spacing w:after="40" w:before="40" w:line="240" w:lineRule="auto"/>
-              <w:rPr/>
-            </w:pPr>
-            <w:r>
-              <w:rPr>
-                <w:color w:val="000000"/>
-                <w:sz w:val="20"/>
-                <w:szCs w:val="20"/>
-                <w:rtl w:val="0"/>
-              </w:rPr>
-              <w:t xml:space="preserve">476 млн руб.</w:t>
-            </w:r>
-            <w:r>
-              <w:rPr>
-                <w:rtl w:val="0"/>
-              </w:rPr>
-            </w:r>
-          </w:p>
-        </w:tc>
-        <w:tc>
-          <w:tcPr>
-            <w:tcW w:w="3475" w:type="dxa"/>
-            <w:vAlign w:val="center"/>
-          </w:tcPr>
-          <w:p>
-            <w:pPr>
-              <w:spacing w:after="40" w:before="40" w:line="240" w:lineRule="auto"/>
-              <w:rPr/>
-            </w:pPr>
-            <w:r>
-              <w:rPr>
-                <w:color w:val="000000"/>
-                <w:sz w:val="20"/>
-                <w:szCs w:val="20"/>
-                <w:rtl w:val="0"/>
-              </w:rPr>
-              <w:t xml:space="preserve">16%</w:t>
-            </w:r>
-            <w:r>
-              <w:rPr>
-                <w:rtl w:val="0"/>
-              </w:rPr>
-            </w:r>
-          </w:p>
-        </w:tc>
-      </w:tr>
-    </w:tbl>
-    <w:p>
-      <w:pPr>
-        <w:spacing w:after="120" w:line="276" w:lineRule="auto"/>
-        <w:rPr/>
-      </w:pPr>
-      <w:r>
-        <w:rPr>
-          <w:rtl w:val="0"/>
-        </w:rPr>
-      </w:r>
-    </w:p>
-    <w:p>
-      <w:pPr>
-        <w:spacing w:after="120" w:line="276" w:lineRule="auto"/>
-        <w:jc w:val="both"/>
-        <w:rPr/>
-      </w:pPr>
-      <w:r>
-        <w:rPr>
-          <w:color w:val="000000"/>
-          <w:rtl w:val="0"/>
-        </w:rPr>
-        <w:t xml:space="preserve">Рынок тормозит подбор персонала. На него приходится 13,79 млрд руб. из 23,6 млрд руб., то есть 58% объема, а растет он всего на 2% [22]. Сегменты, в которых работает продукт, растут заметно быстрее. Комплексные решения прибавляют 19%, обучение и развитие 11%, кадровый ЭДО 11%. Отдельно отметим сегмент интеграции программного обеспечения, он вырос на 22% при объеме 525 млн руб. [22]. Это прямое подтверждение спроса на интеграционный слой, который является ядром продукта.</w:t>
-      </w:r>
-      <w:r>
-        <w:rPr>
-          <w:rtl w:val="0"/>
-        </w:rPr>
-      </w:r>
-    </w:p>
-    <w:p>
-      <w:pPr>
-        <w:spacing w:after="120" w:line="276" w:lineRule="auto"/>
-        <w:jc w:val="both"/>
-        <w:rPr/>
-      </w:pPr>
-      <w:r>
-        <w:rPr>
-          <w:color w:val="000000"/>
-          <w:rtl w:val="0"/>
-        </w:rPr>
-        <w:t xml:space="preserve">Один вывод для расчета SAM требует уточнения. Кадровый ЭДО в 2025 году был самым быстрорастущим сегментом с темпом 40,7% [5], в I квартале 2026 года он вырос на 33% [20], а во II квартале уже на 11% [22]. Принятая в разделе 6 доля компаний с внедренным кадровым ЭДО, 25%, будет расти медленнее, чем можно было предполагать по данным 2025 года, поэтому расширение SAM за счет цифровизации в ближайшие два года ожидается умеренным.</w:t>
-      </w:r>
-      <w:r>
-        <w:rPr>
-          <w:rtl w:val="0"/>
-        </w:rPr>
-      </w:r>
-    </w:p>
-    <w:p>
-      <w:pPr>
-        <w:spacing w:after="120" w:line="276" w:lineRule="auto"/>
-        <w:jc w:val="both"/>
-        <w:rPr/>
-      </w:pPr>
-      <w:r>
-        <w:rPr>
-          <w:color w:val="000000"/>
-          <w:rtl w:val="0"/>
-        </w:rPr>
-        <w:t xml:space="preserve">По узкому определению, без работных площадок, рынок оценивается в 42 млрд руб. за 2025 год с прогнозом 45,2 млрд руб. на 2026 год, то есть рост 7,5%. Карта отечественных HR-решений содержит более 200 продуктов, а весь рынок HR Tech занимает около 1% ИТ-рынка России и 2,8% рынка программного обеспечения [6]. Драйверами названы импортозамещение, государственное регулирование и дефицит кадров, сдерживающими факторами, узость внутреннего рынка и нехватка финансирования [6].</w:t>
-      </w:r>
-      <w:r>
-        <w:rPr>
-          <w:rtl w:val="0"/>
-        </w:rPr>
-      </w:r>
-    </w:p>
-    <w:p>
-      <w:pPr>
-        <w:pStyle w:val="Heading3"/>
-        <w:spacing w:after="120" w:before="240" w:line="276" w:lineRule="auto"/>
-        <w:rPr/>
-      </w:pPr>
-      <w:r>
-        <w:rPr>
-          <w:rtl w:val="0"/>
-        </w:rPr>
-        <w:t xml:space="preserve">7.3. Появление стартапов в мире за последние три года</w:t>
-      </w:r>
-    </w:p>
-    <w:p>
-      <w:pPr>
-        <w:spacing w:after="120" w:line="276" w:lineRule="auto"/>
-        <w:jc w:val="both"/>
-        <w:rPr/>
-      </w:pPr>
-      <w:r>
-        <w:rPr>
-          <w:color w:val="000000"/>
-          <w:rtl w:val="0"/>
-        </w:rPr>
-        <w:t xml:space="preserve">Сектор HRTech насчитывает около 53-55 тыс. компаний, из которых 8,82 тыс. привлекали финансирование, суммарно 129 млрд долл. За всю историю сектора создано 94 компании со стоимостью выше миллиарда долларов [17]. При этом приток нового капитала третий год подряд держится на уровне, кратно ниже пикового.</w:t>
-      </w:r>
-      <w:r>
-        <w:rPr>
-          <w:rtl w:val="0"/>
-        </w:rPr>
-      </w:r>
-    </w:p>
-    <w:p>
-      <w:pPr>
-        <w:spacing w:after="60" w:before="120" w:line="276" w:lineRule="auto"/>
-        <w:rPr/>
-      </w:pPr>
-      <w:r>
-        <w:rPr>
-          <w:i w:val="1"/>
-          <w:iCs w:val="1"/>
-          <w:color w:val="000000"/>
-          <w:sz w:val="20"/>
-          <w:szCs w:val="20"/>
-          <w:rtl w:val="0"/>
-        </w:rPr>
-        <w:t xml:space="preserve">Таблица 6. Финансирование HRtech-стартапов в мире</w:t>
-      </w:r>
-      <w:r>
-        <w:rPr>
-          <w:rtl w:val="0"/>
-        </w:rPr>
-      </w:r>
-    </w:p>
-    <w:tbl>
-      <w:tblPr>
-        <w:tblStyle w:val="Table3"/>
-        <w:tblW w:w="9475.0" w:type="dxa"/>
-        <w:jc w:val="left"/>
-        <w:tblBorders>
-          <w:top w:color="000000" w:space="0" w:sz="4" w:val="single"/>
-          <w:left w:color="000000" w:space="0" w:sz="4" w:val="single"/>
-          <w:bottom w:color="000000" w:space="0" w:sz="4" w:val="single"/>
-          <w:right w:color="000000" w:space="0" w:sz="4" w:val="single"/>
-          <w:insideH w:color="000000" w:space="0" w:sz="4" w:val="single"/>
-          <w:insideV w:color="000000" w:space="0" w:sz="4" w:val="single"/>
-        </w:tblBorders>
-        <w:tblLayout w:type="fixed"/>
-        <w:tblLook w:val="0400"/>
-      </w:tblPr>
-      <w:tblGrid>
-        <w:gridCol w:w="1300"/>
-        <w:gridCol w:w="2600"/>
-        <w:gridCol w:w="1600"/>
-        <w:gridCol w:w="2400"/>
-        <w:gridCol w:w="1575"/>
-      </w:tblGrid>
-      <w:tr>
-        <w:trPr>
-          <w:cantSplit w:val="1"/>
-          <w:tblHeader w:val="1"/>
-        </w:trPr>
-        <w:tc>
-          <w:tcPr>
-            <w:tcW w:w="1300" w:type="dxa"/>
-            <w:vAlign w:val="center"/>
-          </w:tcPr>
-          <w:p>
-            <w:pPr>
-              <w:spacing w:after="40" w:before="40" w:line="240" w:lineRule="auto"/>
-              <w:rPr>
-                <w:b w:val="1"/>
-                <w:bCs w:val="1"/>
-              </w:rPr>
-            </w:pPr>
-            <w:r>
-              <w:rPr>
-                <w:b w:val="1"/>
-                <w:bCs w:val="1"/>
-                <w:color w:val="000000"/>
-                <w:sz w:val="20"/>
-                <w:szCs w:val="20"/>
-                <w:rtl w:val="0"/>
-              </w:rPr>
-              <w:t xml:space="preserve">Год</w:t>
-            </w:r>
-            <w:r>
-              <w:rPr>
-                <w:rtl w:val="0"/>
-              </w:rPr>
-            </w:r>
-          </w:p>
-        </w:tc>
-        <w:tc>
-          <w:tcPr>
-            <w:tcW w:w="2600" w:type="dxa"/>
-            <w:vAlign w:val="center"/>
-          </w:tcPr>
-          <w:p>
-            <w:pPr>
-              <w:spacing w:after="40" w:before="40" w:line="240" w:lineRule="auto"/>
-              <w:rPr>
-                <w:b w:val="1"/>
-                <w:bCs w:val="1"/>
-              </w:rPr>
-            </w:pPr>
-            <w:r>
-              <w:rPr>
-                <w:b w:val="1"/>
-                <w:bCs w:val="1"/>
-                <w:color w:val="000000"/>
-                <w:sz w:val="20"/>
-                <w:szCs w:val="20"/>
-                <w:rtl w:val="0"/>
-              </w:rPr>
-              <w:t xml:space="preserve">Объем, Tracxn [17]</w:t>
-            </w:r>
-            <w:r>
-              <w:rPr>
-                <w:rtl w:val="0"/>
-              </w:rPr>
-            </w:r>
-          </w:p>
-        </w:tc>
-        <w:tc>
-          <w:tcPr>
-            <w:tcW w:w="1600" w:type="dxa"/>
-            <w:vAlign w:val="center"/>
-          </w:tcPr>
-          <w:p>
-            <w:pPr>
-              <w:spacing w:after="40" w:before="40" w:line="240" w:lineRule="auto"/>
-              <w:rPr>
-                <w:b w:val="1"/>
-                <w:bCs w:val="1"/>
-              </w:rPr>
-            </w:pPr>
-            <w:r>
-              <w:rPr>
-                <w:b w:val="1"/>
-                <w:bCs w:val="1"/>
-                <w:color w:val="000000"/>
-                <w:sz w:val="20"/>
-                <w:szCs w:val="20"/>
-                <w:rtl w:val="0"/>
-              </w:rPr>
-              <w:t xml:space="preserve">Раунды [17]</w:t>
-            </w:r>
-            <w:r>
-              <w:rPr>
-                <w:rtl w:val="0"/>
-              </w:rPr>
-            </w:r>
-          </w:p>
-        </w:tc>
-        <w:tc>
-          <w:tcPr>
-            <w:tcW w:w="2400" w:type="dxa"/>
-            <w:vAlign w:val="center"/>
-          </w:tcPr>
-          <w:p>
-            <w:pPr>
-              <w:spacing w:after="40" w:before="40" w:line="240" w:lineRule="auto"/>
-              <w:rPr>
-                <w:b w:val="1"/>
-                <w:bCs w:val="1"/>
-              </w:rPr>
-            </w:pPr>
-            <w:r>
-              <w:rPr>
-                <w:b w:val="1"/>
-                <w:bCs w:val="1"/>
-                <w:color w:val="000000"/>
-                <w:sz w:val="20"/>
-                <w:szCs w:val="20"/>
-                <w:rtl w:val="0"/>
-              </w:rPr>
-              <w:t xml:space="preserve">Объем, Crunchbase [18]</w:t>
-            </w:r>
-            <w:r>
-              <w:rPr>
-                <w:rtl w:val="0"/>
-              </w:rPr>
-            </w:r>
-          </w:p>
-        </w:tc>
-        <w:tc>
-          <w:tcPr>
-            <w:tcW w:w="1575" w:type="dxa"/>
-            <w:vAlign w:val="center"/>
-          </w:tcPr>
-          <w:p>
-            <w:pPr>
-              <w:spacing w:after="40" w:before="40" w:line="240" w:lineRule="auto"/>
-              <w:rPr>
-                <w:b w:val="1"/>
-                <w:bCs w:val="1"/>
-              </w:rPr>
-            </w:pPr>
-            <w:r>
-              <w:rPr>
-                <w:b w:val="1"/>
-                <w:bCs w:val="1"/>
-                <w:color w:val="000000"/>
-                <w:sz w:val="20"/>
-                <w:szCs w:val="20"/>
-                <w:rtl w:val="0"/>
-              </w:rPr>
-              <w:t xml:space="preserve">Сделки [18]</w:t>
-            </w:r>
-            <w:r>
-              <w:rPr>
-                <w:rtl w:val="0"/>
-              </w:rPr>
-            </w:r>
-          </w:p>
-        </w:tc>
-      </w:tr>
-      <w:tr>
-        <w:trPr>
-          <w:cantSplit w:val="1"/>
-          <w:tblHeader w:val="0"/>
-        </w:trPr>
-        <w:tc>
-          <w:tcPr>
-            <w:tcW w:w="1300" w:type="dxa"/>
-            <w:vAlign w:val="center"/>
-          </w:tcPr>
-          <w:p>
-            <w:pPr>
-              <w:spacing w:after="40" w:before="40" w:line="240" w:lineRule="auto"/>
-              <w:rPr/>
-            </w:pPr>
-            <w:r>
-              <w:rPr>
-                <w:color w:val="000000"/>
-                <w:sz w:val="20"/>
-                <w:szCs w:val="20"/>
-                <w:rtl w:val="0"/>
-              </w:rPr>
-              <w:t xml:space="preserve">2021</w:t>
-            </w:r>
-            <w:r>
-              <w:rPr>
-                <w:rtl w:val="0"/>
-              </w:rPr>
-            </w:r>
-          </w:p>
-        </w:tc>
-        <w:tc>
-          <w:tcPr>
-            <w:tcW w:w="2600" w:type="dxa"/>
-            <w:vAlign w:val="center"/>
-          </w:tcPr>
-          <w:p>
-            <w:pPr>
-              <w:spacing w:after="40" w:before="40" w:line="240" w:lineRule="auto"/>
-              <w:rPr/>
-            </w:pPr>
-            <w:r>
-              <w:rPr>
-                <w:color w:val="000000"/>
-                <w:sz w:val="20"/>
-                <w:szCs w:val="20"/>
-                <w:rtl w:val="0"/>
-              </w:rPr>
-              <w:t xml:space="preserve">25,1 млрд долл.</w:t>
-            </w:r>
-            <w:r>
-              <w:rPr>
-                <w:rtl w:val="0"/>
-              </w:rPr>
-            </w:r>
-          </w:p>
-        </w:tc>
-        <w:tc>
-          <w:tcPr>
-            <w:tcW w:w="1600" w:type="dxa"/>
-            <w:vAlign w:val="center"/>
-          </w:tcPr>
-          <w:p>
-            <w:pPr>
-              <w:spacing w:after="40" w:before="40" w:line="240" w:lineRule="auto"/>
-              <w:rPr/>
-            </w:pPr>
-            <w:r>
-              <w:rPr>
-                <w:color w:val="000000"/>
-                <w:sz w:val="20"/>
-                <w:szCs w:val="20"/>
-                <w:rtl w:val="0"/>
-              </w:rPr>
-              <w:t xml:space="preserve">нет данных</w:t>
-            </w:r>
-            <w:r>
-              <w:rPr>
-                <w:rtl w:val="0"/>
-              </w:rPr>
-            </w:r>
-          </w:p>
-        </w:tc>
-        <w:tc>
-          <w:tcPr>
-            <w:tcW w:w="2400" w:type="dxa"/>
-            <w:vAlign w:val="center"/>
-          </w:tcPr>
-          <w:p>
-            <w:pPr>
-              <w:spacing w:after="40" w:before="40" w:line="240" w:lineRule="auto"/>
-              <w:rPr/>
-            </w:pPr>
-            <w:r>
-              <w:rPr>
-                <w:color w:val="000000"/>
-                <w:sz w:val="20"/>
-                <w:szCs w:val="20"/>
-                <w:rtl w:val="0"/>
-              </w:rPr>
-              <w:t xml:space="preserve">10,5 млрд долл.</w:t>
-            </w:r>
-            <w:r>
-              <w:rPr>
-                <w:rtl w:val="0"/>
-              </w:rPr>
-            </w:r>
-          </w:p>
-        </w:tc>
-        <w:tc>
-          <w:tcPr>
-            <w:tcW w:w="1575" w:type="dxa"/>
-            <w:vAlign w:val="center"/>
-          </w:tcPr>
-          <w:p>
-            <w:pPr>
-              <w:spacing w:after="40" w:before="40" w:line="240" w:lineRule="auto"/>
-              <w:rPr/>
-            </w:pPr>
-            <w:r>
-              <w:rPr>
-                <w:color w:val="000000"/>
-                <w:sz w:val="20"/>
-                <w:szCs w:val="20"/>
-                <w:rtl w:val="0"/>
-              </w:rPr>
-              <w:t xml:space="preserve">нет данных</w:t>
-            </w:r>
-            <w:r>
-              <w:rPr>
-                <w:rtl w:val="0"/>
-              </w:rPr>
-            </w:r>
-          </w:p>
-        </w:tc>
-      </w:tr>
-      <w:tr>
-        <w:trPr>
-          <w:cantSplit w:val="1"/>
-          <w:tblHeader w:val="0"/>
-        </w:trPr>
-        <w:tc>
-          <w:tcPr>
-            <w:tcW w:w="1300" w:type="dxa"/>
-            <w:vAlign w:val="center"/>
-          </w:tcPr>
-          <w:p>
-            <w:pPr>
-              <w:spacing w:after="40" w:before="40" w:line="240" w:lineRule="auto"/>
-              <w:rPr/>
-            </w:pPr>
-            <w:r>
-              <w:rPr>
-                <w:color w:val="000000"/>
-                <w:sz w:val="20"/>
-                <w:szCs w:val="20"/>
-                <w:rtl w:val="0"/>
-              </w:rPr>
-              <w:t xml:space="preserve">2022</w:t>
-            </w:r>
-            <w:r>
-              <w:rPr>
-                <w:rtl w:val="0"/>
-              </w:rPr>
-            </w:r>
-          </w:p>
-        </w:tc>
-        <w:tc>
-          <w:tcPr>
-            <w:tcW w:w="2600" w:type="dxa"/>
-            <w:vAlign w:val="center"/>
-          </w:tcPr>
-          <w:p>
-            <w:pPr>
-              <w:spacing w:after="40" w:before="40" w:line="240" w:lineRule="auto"/>
-              <w:rPr/>
-            </w:pPr>
-            <w:r>
-              <w:rPr>
-                <w:color w:val="000000"/>
-                <w:sz w:val="20"/>
-                <w:szCs w:val="20"/>
-                <w:rtl w:val="0"/>
-              </w:rPr>
-              <w:t xml:space="preserve">14,8 млрд долл.</w:t>
-            </w:r>
-            <w:r>
-              <w:rPr>
-                <w:rtl w:val="0"/>
-              </w:rPr>
-            </w:r>
-          </w:p>
-        </w:tc>
-        <w:tc>
-          <w:tcPr>
-            <w:tcW w:w="1600" w:type="dxa"/>
-            <w:vAlign w:val="center"/>
-          </w:tcPr>
-          <w:p>
-            <w:pPr>
-              <w:spacing w:after="40" w:before="40" w:line="240" w:lineRule="auto"/>
-              <w:rPr/>
-            </w:pPr>
-            <w:r>
-              <w:rPr>
-                <w:color w:val="000000"/>
-                <w:sz w:val="20"/>
-                <w:szCs w:val="20"/>
-                <w:rtl w:val="0"/>
-              </w:rPr>
-              <w:t xml:space="preserve">нет данных</w:t>
-            </w:r>
-            <w:r>
-              <w:rPr>
-                <w:rtl w:val="0"/>
-              </w:rPr>
-            </w:r>
-          </w:p>
-        </w:tc>
-        <w:tc>
-          <w:tcPr>
-            <w:tcW w:w="2400" w:type="dxa"/>
-            <w:vAlign w:val="center"/>
-          </w:tcPr>
-          <w:p>
-            <w:pPr>
-              <w:spacing w:after="40" w:before="40" w:line="240" w:lineRule="auto"/>
-              <w:rPr/>
-            </w:pPr>
-            <w:r>
-              <w:rPr>
-                <w:color w:val="000000"/>
-                <w:sz w:val="20"/>
-                <w:szCs w:val="20"/>
-                <w:rtl w:val="0"/>
-              </w:rPr>
-              <w:t xml:space="preserve">нет данных</w:t>
-            </w:r>
-            <w:r>
-              <w:rPr>
-                <w:rtl w:val="0"/>
-              </w:rPr>
-            </w:r>
-          </w:p>
-        </w:tc>
-        <w:tc>
-          <w:tcPr>
-            <w:tcW w:w="1575" w:type="dxa"/>
-            <w:vAlign w:val="center"/>
-          </w:tcPr>
-          <w:p>
-            <w:pPr>
-              <w:spacing w:after="40" w:before="40" w:line="240" w:lineRule="auto"/>
-              <w:rPr/>
-            </w:pPr>
-            <w:r>
-              <w:rPr>
-                <w:color w:val="000000"/>
-                <w:sz w:val="20"/>
-                <w:szCs w:val="20"/>
-                <w:rtl w:val="0"/>
-              </w:rPr>
-              <w:t xml:space="preserve">нет данных</w:t>
-            </w:r>
-            <w:r>
-              <w:rPr>
-                <w:rtl w:val="0"/>
-              </w:rPr>
-            </w:r>
-          </w:p>
-        </w:tc>
-      </w:tr>
-      <w:tr>
-        <w:trPr>
-          <w:cantSplit w:val="1"/>
-          <w:tblHeader w:val="0"/>
-        </w:trPr>
-        <w:tc>
-          <w:tcPr>
-            <w:tcW w:w="1300" w:type="dxa"/>
-            <w:vAlign w:val="center"/>
-          </w:tcPr>
-          <w:p>
-            <w:pPr>
-              <w:spacing w:after="40" w:before="40" w:line="240" w:lineRule="auto"/>
-              <w:rPr/>
-            </w:pPr>
-            <w:r>
-              <w:rPr>
-                <w:color w:val="000000"/>
-                <w:sz w:val="20"/>
-                <w:szCs w:val="20"/>
-                <w:rtl w:val="0"/>
-              </w:rPr>
-              <w:t xml:space="preserve">2023</w:t>
-            </w:r>
-            <w:r>
-              <w:rPr>
-                <w:rtl w:val="0"/>
-              </w:rPr>
-            </w:r>
-          </w:p>
-        </w:tc>
-        <w:tc>
-          <w:tcPr>
-            <w:tcW w:w="2600" w:type="dxa"/>
-            <w:vAlign w:val="center"/>
-          </w:tcPr>
-          <w:p>
-            <w:pPr>
-              <w:spacing w:after="40" w:before="40" w:line="240" w:lineRule="auto"/>
-              <w:rPr/>
-            </w:pPr>
-            <w:r>
-              <w:rPr>
-                <w:color w:val="000000"/>
-                <w:sz w:val="20"/>
-                <w:szCs w:val="20"/>
-                <w:rtl w:val="0"/>
-              </w:rPr>
-              <w:t xml:space="preserve">5,3 млрд долл.</w:t>
-            </w:r>
-            <w:r>
-              <w:rPr>
-                <w:rtl w:val="0"/>
-              </w:rPr>
-            </w:r>
-          </w:p>
-        </w:tc>
-        <w:tc>
-          <w:tcPr>
-            <w:tcW w:w="1600" w:type="dxa"/>
-            <w:vAlign w:val="center"/>
-          </w:tcPr>
-          <w:p>
-            <w:pPr>
-              <w:spacing w:after="40" w:before="40" w:line="240" w:lineRule="auto"/>
-              <w:rPr/>
-            </w:pPr>
-            <w:r>
-              <w:rPr>
-                <w:color w:val="000000"/>
-                <w:sz w:val="20"/>
-                <w:szCs w:val="20"/>
-                <w:rtl w:val="0"/>
-              </w:rPr>
-              <w:t xml:space="preserve">нет данных</w:t>
-            </w:r>
-            <w:r>
-              <w:rPr>
-                <w:rtl w:val="0"/>
-              </w:rPr>
-            </w:r>
-          </w:p>
-        </w:tc>
-        <w:tc>
-          <w:tcPr>
-            <w:tcW w:w="2400" w:type="dxa"/>
-            <w:vAlign w:val="center"/>
-          </w:tcPr>
-          <w:p>
-            <w:pPr>
-              <w:spacing w:after="40" w:before="40" w:line="240" w:lineRule="auto"/>
-              <w:rPr/>
-            </w:pPr>
-            <w:r>
-              <w:rPr>
-                <w:color w:val="000000"/>
-                <w:sz w:val="20"/>
-                <w:szCs w:val="20"/>
-                <w:rtl w:val="0"/>
-              </w:rPr>
-              <w:t xml:space="preserve">нет данных</w:t>
-            </w:r>
-            <w:r>
-              <w:rPr>
-                <w:rtl w:val="0"/>
-              </w:rPr>
-            </w:r>
-          </w:p>
-        </w:tc>
-        <w:tc>
-          <w:tcPr>
-            <w:tcW w:w="1575" w:type="dxa"/>
-            <w:vAlign w:val="center"/>
-          </w:tcPr>
-          <w:p>
-            <w:pPr>
-              <w:spacing w:after="40" w:before="40" w:line="240" w:lineRule="auto"/>
-              <w:rPr/>
-            </w:pPr>
-            <w:r>
-              <w:rPr>
-                <w:color w:val="000000"/>
-                <w:sz w:val="20"/>
-                <w:szCs w:val="20"/>
-                <w:rtl w:val="0"/>
-              </w:rPr>
-              <w:t xml:space="preserve">нет данных</w:t>
-            </w:r>
-            <w:r>
-              <w:rPr>
-                <w:rtl w:val="0"/>
-              </w:rPr>
-            </w:r>
-          </w:p>
-        </w:tc>
-      </w:tr>
-      <w:tr>
-        <w:trPr>
-          <w:cantSplit w:val="1"/>
-          <w:tblHeader w:val="0"/>
-        </w:trPr>
-        <w:tc>
-          <w:tcPr>
-            <w:tcW w:w="1300" w:type="dxa"/>
-            <w:vAlign w:val="center"/>
-          </w:tcPr>
-          <w:p>
-            <w:pPr>
-              <w:spacing w:after="40" w:before="40" w:line="240" w:lineRule="auto"/>
-              <w:rPr/>
-            </w:pPr>
-            <w:r>
-              <w:rPr>
-                <w:color w:val="000000"/>
-                <w:sz w:val="20"/>
-                <w:szCs w:val="20"/>
-                <w:rtl w:val="0"/>
-              </w:rPr>
-              <w:t xml:space="preserve">2024</w:t>
-            </w:r>
-            <w:r>
-              <w:rPr>
-                <w:rtl w:val="0"/>
-              </w:rPr>
-            </w:r>
-          </w:p>
-        </w:tc>
-        <w:tc>
-          <w:tcPr>
-            <w:tcW w:w="2600" w:type="dxa"/>
-            <w:vAlign w:val="center"/>
-          </w:tcPr>
-          <w:p>
-            <w:pPr>
-              <w:spacing w:after="40" w:before="40" w:line="240" w:lineRule="auto"/>
-              <w:rPr/>
-            </w:pPr>
-            <w:r>
-              <w:rPr>
-                <w:color w:val="000000"/>
-                <w:sz w:val="20"/>
-                <w:szCs w:val="20"/>
-                <w:rtl w:val="0"/>
-              </w:rPr>
-              <w:t xml:space="preserve">3,54 млрд долл. за январь-сентябрь</w:t>
-            </w:r>
-            <w:r>
-              <w:rPr>
-                <w:rtl w:val="0"/>
-              </w:rPr>
-            </w:r>
-          </w:p>
-        </w:tc>
-        <w:tc>
-          <w:tcPr>
-            <w:tcW w:w="1600" w:type="dxa"/>
-            <w:vAlign w:val="center"/>
-          </w:tcPr>
-          <w:p>
-            <w:pPr>
-              <w:spacing w:after="40" w:before="40" w:line="240" w:lineRule="auto"/>
-              <w:rPr/>
-            </w:pPr>
-            <w:r>
-              <w:rPr>
-                <w:color w:val="000000"/>
-                <w:sz w:val="20"/>
-                <w:szCs w:val="20"/>
-                <w:rtl w:val="0"/>
-              </w:rPr>
-              <w:t xml:space="preserve">467</w:t>
-            </w:r>
-            <w:r>
-              <w:rPr>
-                <w:rtl w:val="0"/>
-              </w:rPr>
-            </w:r>
-          </w:p>
-        </w:tc>
-        <w:tc>
-          <w:tcPr>
-            <w:tcW w:w="2400" w:type="dxa"/>
-            <w:vAlign w:val="center"/>
-          </w:tcPr>
-          <w:p>
-            <w:pPr>
-              <w:spacing w:after="40" w:before="40" w:line="240" w:lineRule="auto"/>
-              <w:rPr/>
-            </w:pPr>
-            <w:r>
-              <w:rPr>
-                <w:color w:val="000000"/>
-                <w:sz w:val="20"/>
-                <w:szCs w:val="20"/>
-                <w:rtl w:val="0"/>
-              </w:rPr>
-              <w:t xml:space="preserve">2,0 млрд долл. за год</w:t>
-            </w:r>
-            <w:r>
-              <w:rPr>
-                <w:rtl w:val="0"/>
-              </w:rPr>
-            </w:r>
-          </w:p>
-        </w:tc>
-        <w:tc>
-          <w:tcPr>
-            <w:tcW w:w="1575" w:type="dxa"/>
-            <w:vAlign w:val="center"/>
-          </w:tcPr>
-          <w:p>
-            <w:pPr>
-              <w:spacing w:after="40" w:before="40" w:line="240" w:lineRule="auto"/>
-              <w:rPr/>
-            </w:pPr>
-            <w:r>
-              <w:rPr>
-                <w:color w:val="000000"/>
-                <w:sz w:val="20"/>
-                <w:szCs w:val="20"/>
-                <w:rtl w:val="0"/>
-              </w:rPr>
-              <w:t xml:space="preserve">419</w:t>
-            </w:r>
-            <w:r>
-              <w:rPr>
-                <w:rtl w:val="0"/>
-              </w:rPr>
-            </w:r>
-          </w:p>
-        </w:tc>
-      </w:tr>
-      <w:tr>
-        <w:trPr>
-          <w:cantSplit w:val="1"/>
-          <w:tblHeader w:val="0"/>
-        </w:trPr>
-        <w:tc>
-          <w:tcPr>
-            <w:tcW w:w="1300" w:type="dxa"/>
-            <w:vAlign w:val="center"/>
-          </w:tcPr>
-          <w:p>
-            <w:pPr>
-              <w:spacing w:after="40" w:before="40" w:line="240" w:lineRule="auto"/>
-              <w:rPr/>
-            </w:pPr>
-            <w:r>
-              <w:rPr>
-                <w:color w:val="000000"/>
-                <w:sz w:val="20"/>
-                <w:szCs w:val="20"/>
-                <w:rtl w:val="0"/>
-              </w:rPr>
-              <w:t xml:space="preserve">2025</w:t>
-            </w:r>
-            <w:r>
-              <w:rPr>
-                <w:rtl w:val="0"/>
-              </w:rPr>
-            </w:r>
-          </w:p>
-        </w:tc>
-        <w:tc>
-          <w:tcPr>
-            <w:tcW w:w="2600" w:type="dxa"/>
-            <w:vAlign w:val="center"/>
-          </w:tcPr>
-          <w:p>
-            <w:pPr>
-              <w:spacing w:after="40" w:before="40" w:line="240" w:lineRule="auto"/>
-              <w:rPr/>
-            </w:pPr>
-            <w:r>
-              <w:rPr>
-                <w:color w:val="000000"/>
-                <w:sz w:val="20"/>
-                <w:szCs w:val="20"/>
-                <w:rtl w:val="0"/>
-              </w:rPr>
-              <w:t xml:space="preserve">3,91 млрд долл. за январь-сентябрь</w:t>
-            </w:r>
-            <w:r>
-              <w:rPr>
-                <w:rtl w:val="0"/>
-              </w:rPr>
-            </w:r>
-          </w:p>
-        </w:tc>
-        <w:tc>
-          <w:tcPr>
-            <w:tcW w:w="1600" w:type="dxa"/>
-            <w:vAlign w:val="center"/>
-          </w:tcPr>
-          <w:p>
-            <w:pPr>
-              <w:spacing w:after="40" w:before="40" w:line="240" w:lineRule="auto"/>
-              <w:rPr/>
-            </w:pPr>
-            <w:r>
-              <w:rPr>
-                <w:color w:val="000000"/>
-                <w:sz w:val="20"/>
-                <w:szCs w:val="20"/>
-                <w:rtl w:val="0"/>
-              </w:rPr>
-              <w:t xml:space="preserve">313</w:t>
-            </w:r>
-            <w:r>
-              <w:rPr>
-                <w:rtl w:val="0"/>
-              </w:rPr>
-            </w:r>
-          </w:p>
-        </w:tc>
-        <w:tc>
-          <w:tcPr>
-            <w:tcW w:w="2400" w:type="dxa"/>
-            <w:vAlign w:val="center"/>
-          </w:tcPr>
-          <w:p>
-            <w:pPr>
-              <w:spacing w:after="40" w:before="40" w:line="240" w:lineRule="auto"/>
-              <w:rPr/>
-            </w:pPr>
-            <w:r>
-              <w:rPr>
-                <w:color w:val="000000"/>
-                <w:sz w:val="20"/>
-                <w:szCs w:val="20"/>
-                <w:rtl w:val="0"/>
-              </w:rPr>
-              <w:t xml:space="preserve">1,9 млрд долл. за январь-сентябрь</w:t>
-            </w:r>
-            <w:r>
-              <w:rPr>
-                <w:rtl w:val="0"/>
-              </w:rPr>
-            </w:r>
-          </w:p>
-        </w:tc>
-        <w:tc>
-          <w:tcPr>
-            <w:tcW w:w="1575" w:type="dxa"/>
-            <w:vAlign w:val="center"/>
-          </w:tcPr>
-          <w:p>
-            <w:pPr>
-              <w:spacing w:after="40" w:before="40" w:line="240" w:lineRule="auto"/>
-              <w:rPr/>
-            </w:pPr>
-            <w:r>
-              <w:rPr>
-                <w:color w:val="000000"/>
-                <w:sz w:val="20"/>
-                <w:szCs w:val="20"/>
-                <w:rtl w:val="0"/>
-              </w:rPr>
-              <w:t xml:space="preserve">236</w:t>
-            </w:r>
-            <w:r>
-              <w:rPr>
-                <w:rtl w:val="0"/>
-              </w:rPr>
-            </w:r>
-          </w:p>
-        </w:tc>
-      </w:tr>
-    </w:tbl>
-    <w:p>
-      <w:pPr>
-        <w:spacing w:after="120" w:line="276" w:lineRule="auto"/>
-        <w:rPr/>
-      </w:pPr>
-      <w:r>
-        <w:rPr>
-          <w:rtl w:val="0"/>
-        </w:rPr>
-      </w:r>
-    </w:p>
-    <w:p>
-      <w:pPr>
-        <w:spacing w:after="120" w:line="276" w:lineRule="auto"/>
-        <w:jc w:val="both"/>
-        <w:rPr/>
-      </w:pPr>
-      <w:r>
-        <w:rPr>
-          <w:color w:val="000000"/>
-          <w:rtl w:val="0"/>
-        </w:rPr>
-        <w:t xml:space="preserve">Две оценки расходятся по абсолютной величине, поскольку Tracxn относит к сектору более широкий круг компаний и учитывает поздние раунды с участием фондов прямых инвестиций, а Crunchbase считает венчурные раунды в более узкой категории HR-софта. Еще шире считает Drake Star, у которого за январь-сентябрь 2025 года зафиксировано более 650 сделок и 22,3 млрд долл. с учетом слияний и поглощений против более 900 сделок и 10,5 млрд долл. за 2024 год [27]. Направление динамики у всех трех источников совпадает.</w:t>
-      </w:r>
-      <w:r>
-        <w:rPr>
-          <w:rtl w:val="0"/>
-        </w:rPr>
-      </w:r>
-    </w:p>
-    <w:p>
-      <w:pPr>
-        <w:spacing w:after="120" w:line="276" w:lineRule="auto"/>
-        <w:jc w:val="both"/>
-        <w:rPr/>
-      </w:pPr>
-      <w:r>
-        <w:rPr>
-          <w:color w:val="000000"/>
-          <w:rtl w:val="0"/>
-        </w:rPr>
-        <w:t xml:space="preserve">Главная тенденция видна не в деньгах, а в числе сделок. Объем финансирования в 2025 году практически не изменился, прибавив 10,64% по данным Tracxn, тогда как число раундов сократилось с 467 до 313, то есть на треть [17]. У Crunchbase та же картина, 419 сделок за весь 2024 год против 236 за девять месяцев 2025 года [18]. Деньги концентрируются в меньшем числе более крупных чеков.</w:t>
-      </w:r>
-      <w:r>
-        <w:rPr>
-          <w:rtl w:val="0"/>
-        </w:rPr>
-      </w:r>
-    </w:p>
-    <w:p>
-      <w:pPr>
-        <w:spacing w:after="120" w:line="276" w:lineRule="auto"/>
-        <w:jc w:val="both"/>
-        <w:rPr/>
-      </w:pPr>
-      <w:r>
-        <w:rPr>
-          <w:color w:val="000000"/>
-          <w:rtl w:val="0"/>
-        </w:rPr>
-        <w:t xml:space="preserve">В 2026 году сжатие продолжилось. В I квартале в мировом HRtech состоялось всего три раунда Series A, это минимум с 2018 года, посевная стадия также сократилась, а ни одна компания не привлекла раунд свыше 50 млн долл., хотя в предыдущие кварталы таких раундов было от двух до четырех [19].</w:t>
-      </w:r>
-      <w:r>
-        <w:rPr>
-          <w:rtl w:val="0"/>
-        </w:rPr>
-      </w:r>
-    </w:p>
-    <w:p>
-      <w:pPr>
-        <w:spacing w:after="120" w:line="276" w:lineRule="auto"/>
-        <w:jc w:val="both"/>
-        <w:rPr/>
-      </w:pPr>
-      <w:r>
-        <w:rPr>
-          <w:color w:val="000000"/>
-          <w:rtl w:val="0"/>
-        </w:rPr>
-        <w:t xml:space="preserve">Параллельно ускоряется консолидация. В 2024 году в секторе прошло 225 сделок по поглощению, за январь-сентябрь 2025 года еще 130 [17]. В 2025 году Workday приобрела Sana за 1,1 млрд долл. и Paradox, Intuit приобрела GoCo.io [18]. Крупные платформы предпочитают покупать готовую функциональность, а не разрабатывать ее самостоятельно.</w:t>
-      </w:r>
-      <w:r>
-        <w:rPr>
-          <w:rtl w:val="0"/>
-        </w:rPr>
-      </w:r>
-    </w:p>
-    <w:p>
-      <w:pPr>
-        <w:spacing w:after="120" w:line="276" w:lineRule="auto"/>
-        <w:jc w:val="both"/>
-        <w:rPr/>
-      </w:pPr>
-      <w:r>
-        <w:rPr>
-          <w:color w:val="000000"/>
-          <w:rtl w:val="0"/>
-        </w:rPr>
-        <w:t xml:space="preserve">Для проекта это означает следующее. Расчет на венчурное финансирование на стадии концепции нереалистичен, окно для новых игроков сузилось, а деньги идут в поздние стадии. Вместе с тем активные поглощения показывают, что готовый продукт с работающими интеграциями имеет спрос со стороны крупных платформ, и это является реалистичным сценарием выхода.</w:t>
-      </w:r>
-      <w:r>
-        <w:rPr>
-          <w:rtl w:val="0"/>
-        </w:rPr>
-      </w:r>
-    </w:p>
-    <w:p>
-      <w:pPr>
-        <w:pStyle w:val="Heading3"/>
-        <w:spacing w:after="120" w:before="240" w:line="276" w:lineRule="auto"/>
-        <w:rPr/>
-      </w:pPr>
-      <w:r>
-        <w:rPr>
-          <w:rtl w:val="0"/>
-        </w:rPr>
-        <w:t xml:space="preserve">7.4. Появление стартапов в России за последние три года</w:t>
-      </w:r>
-    </w:p>
-    <w:p>
-      <w:pPr>
-        <w:spacing w:after="120" w:line="276" w:lineRule="auto"/>
-        <w:jc w:val="both"/>
-        <w:rPr/>
-      </w:pPr>
-      <w:r>
-        <w:rPr>
-          <w:color w:val="000000"/>
-          <w:rtl w:val="0"/>
-        </w:rPr>
-        <w:t xml:space="preserve">Российский венчурный рынок за три года сократился по числу сделок более чем вдвое, а в 2026 году сжатие ускорилось.</w:t>
-      </w:r>
-      <w:r>
-        <w:rPr>
-          <w:rtl w:val="0"/>
-        </w:rPr>
-      </w:r>
-    </w:p>
-    <w:p>
-      <w:pPr>
-        <w:spacing w:after="60" w:before="120" w:line="276" w:lineRule="auto"/>
-        <w:rPr/>
-      </w:pPr>
-      <w:r>
-        <w:rPr>
-          <w:i w:val="1"/>
-          <w:iCs w:val="1"/>
-          <w:color w:val="000000"/>
-          <w:sz w:val="20"/>
-          <w:szCs w:val="20"/>
-          <w:rtl w:val="0"/>
-        </w:rPr>
-        <w:t xml:space="preserve">Таблица 7. Венчурный рынок России</w:t>
-      </w:r>
-      <w:r>
-        <w:rPr>
-          <w:rtl w:val="0"/>
-        </w:rPr>
-      </w:r>
-    </w:p>
-    <w:tbl>
-      <w:tblPr>
-        <w:tblStyle w:val="Table1"/>
-        <w:tblW w:w="9475.0" w:type="dxa"/>
-        <w:jc w:val="left"/>
-        <w:tblBorders>
-          <w:top w:color="000000" w:space="0" w:sz="4" w:val="single"/>
-          <w:left w:color="000000" w:space="0" w:sz="4" w:val="single"/>
-          <w:bottom w:color="000000" w:space="0" w:sz="4" w:val="single"/>
-          <w:right w:color="000000" w:space="0" w:sz="4" w:val="single"/>
-          <w:insideH w:color="000000" w:space="0" w:sz="4" w:val="single"/>
-          <w:insideV w:color="000000" w:space="0" w:sz="4" w:val="single"/>
-        </w:tblBorders>
-        <w:tblLayout w:type="fixed"/>
-        <w:tblLook w:val="0400"/>
-      </w:tblPr>
-      <w:tblGrid>
-        <w:gridCol w:w="2100"/>
-        <w:gridCol w:w="1900"/>
-        <w:gridCol w:w="2700"/>
-        <w:gridCol w:w="2775"/>
-      </w:tblGrid>
-      <w:tr>
-        <w:trPr>
-          <w:cantSplit w:val="1"/>
-          <w:tblHeader w:val="1"/>
-        </w:trPr>
-        <w:tc>
-          <w:tcPr>
-            <w:tcW w:w="2100" w:type="dxa"/>
-            <w:vAlign w:val="center"/>
-          </w:tcPr>
-          <w:p>
-            <w:pPr>
-              <w:spacing w:after="40" w:before="40" w:line="240" w:lineRule="auto"/>
-              <w:rPr>
-                <w:b w:val="1"/>
-                <w:bCs w:val="1"/>
-              </w:rPr>
-            </w:pPr>
-            <w:r>
-              <w:rPr>
-                <w:b w:val="1"/>
-                <w:bCs w:val="1"/>
-                <w:color w:val="000000"/>
-                <w:sz w:val="20"/>
-                <w:szCs w:val="20"/>
-                <w:rtl w:val="0"/>
-              </w:rPr>
-              <w:t xml:space="preserve">Период</w:t>
-            </w:r>
-            <w:r>
-              <w:rPr>
-                <w:rtl w:val="0"/>
-              </w:rPr>
-            </w:r>
-          </w:p>
-        </w:tc>
-        <w:tc>
-          <w:tcPr>
-            <w:tcW w:w="1900" w:type="dxa"/>
-            <w:vAlign w:val="center"/>
-          </w:tcPr>
-          <w:p>
-            <w:pPr>
-              <w:spacing w:after="40" w:before="40" w:line="240" w:lineRule="auto"/>
-              <w:rPr>
-                <w:b w:val="1"/>
-                <w:bCs w:val="1"/>
-              </w:rPr>
-            </w:pPr>
-            <w:r>
-              <w:rPr>
-                <w:b w:val="1"/>
-                <w:bCs w:val="1"/>
-                <w:color w:val="000000"/>
-                <w:sz w:val="20"/>
-                <w:szCs w:val="20"/>
-                <w:rtl w:val="0"/>
-              </w:rPr>
-              <w:t xml:space="preserve">Число сделок</w:t>
-            </w:r>
-            <w:r>
-              <w:rPr>
-                <w:rtl w:val="0"/>
-              </w:rPr>
-            </w:r>
-          </w:p>
-        </w:tc>
-        <w:tc>
-          <w:tcPr>
-            <w:tcW w:w="2700" w:type="dxa"/>
-            <w:vAlign w:val="center"/>
-          </w:tcPr>
-          <w:p>
-            <w:pPr>
-              <w:spacing w:after="40" w:before="40" w:line="240" w:lineRule="auto"/>
-              <w:rPr>
-                <w:b w:val="1"/>
-                <w:bCs w:val="1"/>
-              </w:rPr>
-            </w:pPr>
-            <w:r>
-              <w:rPr>
-                <w:b w:val="1"/>
-                <w:bCs w:val="1"/>
-                <w:color w:val="000000"/>
-                <w:sz w:val="20"/>
-                <w:szCs w:val="20"/>
-                <w:rtl w:val="0"/>
-              </w:rPr>
-              <w:t xml:space="preserve">Объем инвестиций</w:t>
-            </w:r>
-            <w:r>
-              <w:rPr>
-                <w:rtl w:val="0"/>
-              </w:rPr>
-            </w:r>
-          </w:p>
-        </w:tc>
-        <w:tc>
-          <w:tcPr>
-            <w:tcW w:w="2775" w:type="dxa"/>
-            <w:vAlign w:val="center"/>
-          </w:tcPr>
-          <w:p>
-            <w:pPr>
-              <w:spacing w:after="40" w:before="40" w:line="240" w:lineRule="auto"/>
-              <w:rPr>
-                <w:b w:val="1"/>
-                <w:bCs w:val="1"/>
-              </w:rPr>
-            </w:pPr>
-            <w:r>
-              <w:rPr>
-                <w:b w:val="1"/>
-                <w:bCs w:val="1"/>
-                <w:color w:val="000000"/>
-                <w:sz w:val="20"/>
-                <w:szCs w:val="20"/>
-                <w:rtl w:val="0"/>
-              </w:rPr>
-              <w:t xml:space="preserve">Средний чек</w:t>
-            </w:r>
-            <w:r>
-              <w:rPr>
-                <w:rtl w:val="0"/>
-              </w:rPr>
-            </w:r>
-          </w:p>
-        </w:tc>
-      </w:tr>
-      <w:tr>
-        <w:trPr>
-          <w:cantSplit w:val="1"/>
-          <w:tblHeader w:val="0"/>
-        </w:trPr>
-        <w:tc>
-          <w:tcPr>
-            <w:tcW w:w="2100" w:type="dxa"/>
-            <w:vAlign w:val="center"/>
-          </w:tcPr>
-          <w:p>
-            <w:pPr>
-              <w:spacing w:after="40" w:before="40" w:line="240" w:lineRule="auto"/>
-              <w:rPr/>
-            </w:pPr>
-            <w:r>
-              <w:rPr>
-                <w:color w:val="000000"/>
-                <w:sz w:val="20"/>
-                <w:szCs w:val="20"/>
-                <w:rtl w:val="0"/>
-              </w:rPr>
-              <w:t xml:space="preserve">2023</w:t>
-            </w:r>
-            <w:r>
-              <w:rPr>
-                <w:rtl w:val="0"/>
-              </w:rPr>
-            </w:r>
-          </w:p>
-        </w:tc>
-        <w:tc>
-          <w:tcPr>
-            <w:tcW w:w="1900" w:type="dxa"/>
-            <w:vAlign w:val="center"/>
-          </w:tcPr>
-          <w:p>
-            <w:pPr>
-              <w:spacing w:after="40" w:before="40" w:line="240" w:lineRule="auto"/>
-              <w:rPr/>
-            </w:pPr>
-            <w:r>
-              <w:rPr>
-                <w:color w:val="000000"/>
-                <w:sz w:val="20"/>
-                <w:szCs w:val="20"/>
-                <w:rtl w:val="0"/>
-              </w:rPr>
-              <w:t xml:space="preserve">175</w:t>
-            </w:r>
-            <w:r>
-              <w:rPr>
-                <w:rtl w:val="0"/>
-              </w:rPr>
-            </w:r>
-          </w:p>
-        </w:tc>
-        <w:tc>
-          <w:tcPr>
-            <w:tcW w:w="2700" w:type="dxa"/>
-            <w:vAlign w:val="center"/>
-          </w:tcPr>
-          <w:p>
-            <w:pPr>
-              <w:spacing w:after="40" w:before="40" w:line="240" w:lineRule="auto"/>
-              <w:rPr/>
-            </w:pPr>
-            <w:r>
-              <w:rPr>
-                <w:color w:val="000000"/>
-                <w:sz w:val="20"/>
-                <w:szCs w:val="20"/>
-                <w:rtl w:val="0"/>
-              </w:rPr>
-              <w:t xml:space="preserve">нет оценки в источнике</w:t>
-            </w:r>
-            <w:r>
-              <w:rPr>
-                <w:rtl w:val="0"/>
-              </w:rPr>
-            </w:r>
-          </w:p>
-        </w:tc>
-        <w:tc>
-          <w:tcPr>
-            <w:tcW w:w="2775" w:type="dxa"/>
-            <w:vAlign w:val="center"/>
-          </w:tcPr>
-          <w:p>
-            <w:pPr>
-              <w:spacing w:after="40" w:before="40" w:line="240" w:lineRule="auto"/>
-              <w:rPr/>
-            </w:pPr>
-            <w:r>
-              <w:rPr>
-                <w:color w:val="000000"/>
-                <w:sz w:val="20"/>
-                <w:szCs w:val="20"/>
-                <w:rtl w:val="0"/>
-              </w:rPr>
-              <w:t xml:space="preserve">0,84 млн долл. [26]</w:t>
-            </w:r>
-            <w:r>
-              <w:rPr>
-                <w:rtl w:val="0"/>
-              </w:rPr>
-            </w:r>
-          </w:p>
-        </w:tc>
-      </w:tr>
-      <w:tr>
-        <w:trPr>
-          <w:cantSplit w:val="1"/>
-          <w:tblHeader w:val="0"/>
-        </w:trPr>
-        <w:tc>
-          <w:tcPr>
-            <w:tcW w:w="2100" w:type="dxa"/>
-            <w:vAlign w:val="center"/>
-          </w:tcPr>
-          <w:p>
-            <w:pPr>
-              <w:spacing w:after="40" w:before="40" w:line="240" w:lineRule="auto"/>
-              <w:rPr/>
-            </w:pPr>
-            <w:r>
-              <w:rPr>
-                <w:color w:val="000000"/>
-                <w:sz w:val="20"/>
-                <w:szCs w:val="20"/>
-                <w:rtl w:val="0"/>
-              </w:rPr>
-              <w:t xml:space="preserve">2024</w:t>
-            </w:r>
-            <w:r>
-              <w:rPr>
-                <w:rtl w:val="0"/>
-              </w:rPr>
-            </w:r>
-          </w:p>
-        </w:tc>
-        <w:tc>
-          <w:tcPr>
-            <w:tcW w:w="1900" w:type="dxa"/>
-            <w:vAlign w:val="center"/>
-          </w:tcPr>
-          <w:p>
-            <w:pPr>
-              <w:spacing w:after="40" w:before="40" w:line="240" w:lineRule="auto"/>
-              <w:rPr/>
-            </w:pPr>
-            <w:r>
-              <w:rPr>
-                <w:color w:val="000000"/>
-                <w:sz w:val="20"/>
-                <w:szCs w:val="20"/>
-                <w:rtl w:val="0"/>
-              </w:rPr>
-              <w:t xml:space="preserve">176</w:t>
-            </w:r>
-            <w:r>
-              <w:rPr>
-                <w:rtl w:val="0"/>
-              </w:rPr>
-            </w:r>
-          </w:p>
-        </w:tc>
-        <w:tc>
-          <w:tcPr>
-            <w:tcW w:w="2700" w:type="dxa"/>
-            <w:vAlign w:val="center"/>
-          </w:tcPr>
-          <w:p>
-            <w:pPr>
-              <w:spacing w:after="40" w:before="40" w:line="240" w:lineRule="auto"/>
-              <w:rPr/>
-            </w:pPr>
-            <w:r>
-              <w:rPr>
-                <w:color w:val="000000"/>
-                <w:sz w:val="20"/>
-                <w:szCs w:val="20"/>
-                <w:rtl w:val="0"/>
-              </w:rPr>
-              <w:t xml:space="preserve">около 177 млн долл.</w:t>
-            </w:r>
-            <w:r>
-              <w:rPr>
-                <w:rtl w:val="0"/>
-              </w:rPr>
-            </w:r>
-          </w:p>
-        </w:tc>
-        <w:tc>
-          <w:tcPr>
-            <w:tcW w:w="2775" w:type="dxa"/>
-            <w:vAlign w:val="center"/>
-          </w:tcPr>
-          <w:p>
-            <w:pPr>
-              <w:spacing w:after="40" w:before="40" w:line="240" w:lineRule="auto"/>
-              <w:rPr/>
-            </w:pPr>
-            <w:r>
-              <w:rPr>
-                <w:color w:val="000000"/>
-                <w:sz w:val="20"/>
-                <w:szCs w:val="20"/>
-                <w:rtl w:val="0"/>
-              </w:rPr>
-              <w:t xml:space="preserve">1,01 млн долл. [23]</w:t>
-            </w:r>
-            <w:r>
-              <w:rPr>
-                <w:rtl w:val="0"/>
-              </w:rPr>
-            </w:r>
-          </w:p>
-        </w:tc>
-      </w:tr>
-      <w:tr>
-        <w:trPr>
-          <w:cantSplit w:val="1"/>
-          <w:tblHeader w:val="0"/>
-        </w:trPr>
-        <w:tc>
-          <w:tcPr>
-            <w:tcW w:w="2100" w:type="dxa"/>
-            <w:vAlign w:val="center"/>
-          </w:tcPr>
-          <w:p>
-            <w:pPr>
-              <w:spacing w:after="40" w:before="40" w:line="240" w:lineRule="auto"/>
-              <w:rPr/>
-            </w:pPr>
-            <w:r>
-              <w:rPr>
-                <w:color w:val="000000"/>
-                <w:sz w:val="20"/>
-                <w:szCs w:val="20"/>
-                <w:rtl w:val="0"/>
-              </w:rPr>
-              <w:t xml:space="preserve">2025</w:t>
-            </w:r>
-            <w:r>
-              <w:rPr>
-                <w:rtl w:val="0"/>
-              </w:rPr>
-            </w:r>
-          </w:p>
-        </w:tc>
-        <w:tc>
-          <w:tcPr>
-            <w:tcW w:w="1900" w:type="dxa"/>
-            <w:vAlign w:val="center"/>
-          </w:tcPr>
-          <w:p>
-            <w:pPr>
-              <w:spacing w:after="40" w:before="40" w:line="240" w:lineRule="auto"/>
-              <w:rPr/>
-            </w:pPr>
-            <w:r>
-              <w:rPr>
-                <w:color w:val="000000"/>
-                <w:sz w:val="20"/>
-                <w:szCs w:val="20"/>
-                <w:rtl w:val="0"/>
-              </w:rPr>
-              <w:t xml:space="preserve">102</w:t>
-            </w:r>
-            <w:r>
-              <w:rPr>
-                <w:rtl w:val="0"/>
-              </w:rPr>
-            </w:r>
-          </w:p>
-        </w:tc>
-        <w:tc>
-          <w:tcPr>
-            <w:tcW w:w="2700" w:type="dxa"/>
-            <w:vAlign w:val="center"/>
-          </w:tcPr>
-          <w:p>
-            <w:pPr>
-              <w:spacing w:after="40" w:before="40" w:line="240" w:lineRule="auto"/>
-              <w:rPr/>
-            </w:pPr>
-            <w:r>
-              <w:rPr>
-                <w:color w:val="000000"/>
-                <w:sz w:val="20"/>
-                <w:szCs w:val="20"/>
-                <w:rtl w:val="0"/>
-              </w:rPr>
-              <w:t xml:space="preserve">159 млн долл.</w:t>
-            </w:r>
-            <w:r>
-              <w:rPr>
-                <w:rtl w:val="0"/>
-              </w:rPr>
-            </w:r>
-          </w:p>
-        </w:tc>
-        <w:tc>
-          <w:tcPr>
-            <w:tcW w:w="2775" w:type="dxa"/>
-            <w:vAlign w:val="center"/>
-          </w:tcPr>
-          <w:p>
-            <w:pPr>
-              <w:spacing w:after="40" w:before="40" w:line="240" w:lineRule="auto"/>
-              <w:rPr/>
-            </w:pPr>
-            <w:r>
-              <w:rPr>
-                <w:color w:val="000000"/>
-                <w:sz w:val="20"/>
-                <w:szCs w:val="20"/>
-                <w:rtl w:val="0"/>
-              </w:rPr>
-              <w:t xml:space="preserve">1,69 млн долл. [23]</w:t>
-            </w:r>
-            <w:r>
-              <w:rPr>
-                <w:rtl w:val="0"/>
-              </w:rPr>
-            </w:r>
-          </w:p>
-        </w:tc>
-      </w:tr>
-      <w:tr>
-        <w:trPr>
-          <w:cantSplit w:val="1"/>
-          <w:tblHeader w:val="0"/>
-        </w:trPr>
-        <w:tc>
-          <w:tcPr>
-            <w:tcW w:w="2100" w:type="dxa"/>
-            <w:vAlign w:val="center"/>
-          </w:tcPr>
-          <w:p>
-            <w:pPr>
-              <w:spacing w:after="40" w:before="40" w:line="240" w:lineRule="auto"/>
-              <w:rPr/>
-            </w:pPr>
-            <w:r>
-              <w:rPr>
-                <w:color w:val="000000"/>
-                <w:sz w:val="20"/>
-                <w:szCs w:val="20"/>
-                <w:rtl w:val="0"/>
-              </w:rPr>
-              <w:t xml:space="preserve">I полугодие 2026</w:t>
-            </w:r>
-            <w:r>
-              <w:rPr>
-                <w:rtl w:val="0"/>
-              </w:rPr>
-            </w:r>
-          </w:p>
-        </w:tc>
-        <w:tc>
-          <w:tcPr>
-            <w:tcW w:w="1900" w:type="dxa"/>
-            <w:vAlign w:val="center"/>
-          </w:tcPr>
-          <w:p>
-            <w:pPr>
-              <w:spacing w:after="40" w:before="40" w:line="240" w:lineRule="auto"/>
-              <w:rPr/>
-            </w:pPr>
-            <w:r>
-              <w:rPr>
-                <w:color w:val="000000"/>
-                <w:sz w:val="20"/>
-                <w:szCs w:val="20"/>
-                <w:rtl w:val="0"/>
-              </w:rPr>
-              <w:t xml:space="preserve">35</w:t>
-            </w:r>
-            <w:r>
-              <w:rPr>
-                <w:rtl w:val="0"/>
-              </w:rPr>
-            </w:r>
-          </w:p>
-        </w:tc>
-        <w:tc>
-          <w:tcPr>
-            <w:tcW w:w="2700" w:type="dxa"/>
-            <w:vAlign w:val="center"/>
-          </w:tcPr>
-          <w:p>
-            <w:pPr>
-              <w:spacing w:after="40" w:before="40" w:line="240" w:lineRule="auto"/>
-              <w:rPr/>
-            </w:pPr>
-            <w:r>
-              <w:rPr>
-                <w:color w:val="000000"/>
-                <w:sz w:val="20"/>
-                <w:szCs w:val="20"/>
-                <w:rtl w:val="0"/>
-              </w:rPr>
-              <w:t xml:space="preserve">29,3 млн долл.</w:t>
-            </w:r>
-            <w:r>
-              <w:rPr>
-                <w:rtl w:val="0"/>
-              </w:rPr>
-            </w:r>
-          </w:p>
-        </w:tc>
-        <w:tc>
-          <w:tcPr>
-            <w:tcW w:w="2775" w:type="dxa"/>
-            <w:vAlign w:val="center"/>
-          </w:tcPr>
-          <w:p>
-            <w:pPr>
-              <w:spacing w:after="40" w:before="40" w:line="240" w:lineRule="auto"/>
-              <w:rPr/>
-            </w:pPr>
-            <w:r>
-              <w:rPr>
-                <w:color w:val="000000"/>
-                <w:sz w:val="20"/>
-                <w:szCs w:val="20"/>
-                <w:rtl w:val="0"/>
-              </w:rPr>
-              <w:t xml:space="preserve">нет оценки в источнике [24]</w:t>
-            </w:r>
-            <w:r>
-              <w:rPr>
-                <w:rtl w:val="0"/>
-              </w:rPr>
-            </w:r>
-          </w:p>
-        </w:tc>
-      </w:tr>
-    </w:tbl>
-    <w:p>
-      <w:pPr>
-        <w:spacing w:after="120" w:line="276" w:lineRule="auto"/>
-        <w:rPr/>
-      </w:pPr>
-      <w:r>
-        <w:rPr>
-          <w:rtl w:val="0"/>
-        </w:rPr>
-      </w:r>
-    </w:p>
-    <w:p>
-      <w:pPr>
-        <w:spacing w:after="120" w:line="276" w:lineRule="auto"/>
-        <w:jc w:val="both"/>
-        <w:rPr/>
-      </w:pPr>
-      <w:r>
-        <w:rPr>
-          <w:color w:val="000000"/>
-          <w:rtl w:val="0"/>
-        </w:rPr>
-        <w:t xml:space="preserve">Сильнее всего пострадала посевная стадия, на которой находятся проекты, сопоставимые с нашим. Объем посевных инвестиций сократился с 27 млн долл. в 2024 году до 9 млн долл. в 2025 году, то есть на 67% [23]. В I полугодии 2026 года на посевной стадии прошло 15 сделок на 2,2 млн долл., что на 56% меньше, чем годом ранее [24]. Отраслевые приоритеты сместились, в I полугодии 2026 года лидируют промышленные технологии с 11,4 млн долл. и четырьмя раундами, а также программное обеспечение для бизнеса с пятью раундами, отдельной строкой HRtech не выделяется [24].</w:t>
-      </w:r>
-      <w:r>
-        <w:rPr>
-          <w:rtl w:val="0"/>
-        </w:rPr>
-      </w:r>
-    </w:p>
-    <w:p>
-      <w:pPr>
-        <w:spacing w:after="120" w:line="276" w:lineRule="auto"/>
-        <w:jc w:val="both"/>
-        <w:rPr/>
-      </w:pPr>
-      <w:r>
-        <w:rPr>
-          <w:color w:val="000000"/>
-          <w:rtl w:val="0"/>
-        </w:rPr>
-        <w:t xml:space="preserve">В самом российском HRtech ситуация соответствует общей. В конце 2025 года несколько проектов, построенных вокруг ИИ-функциональности, закрыли инвестиционные сделки, но уже в I квартале 2026 года в сегменте не зафиксировано ни одной венчурной сделки [20].</w:t>
-      </w:r>
-      <w:r>
-        <w:rPr>
-          <w:rtl w:val="0"/>
-        </w:rPr>
-      </w:r>
-    </w:p>
-    <w:p>
-      <w:pPr>
-        <w:spacing w:after="120" w:line="276" w:lineRule="auto"/>
-        <w:jc w:val="both"/>
-        <w:rPr/>
-      </w:pPr>
-      <w:r>
-        <w:rPr>
-          <w:color w:val="000000"/>
-          <w:rtl w:val="0"/>
-        </w:rPr>
-        <w:t xml:space="preserve">Приток новых игроков при этом не прекратился, он просто идет без венчурных денег. В рейтинге HR Tech по итогам 2023 года было 40 компаний, из них девять дебютантов, а две компании-новичка сразу вошли в первую пятерку [25]. В рейтинге Smart Ranking число участников выросло с 85 компаний в I полугодии 2025 года [21] до 90 компаний в I полугодии 2026 года [22]. Карта отечественных HR-решений насчитывает более 200 продуктов [6]. Рейтинги ведутся по разным методикам, поэтому сравнивать их напрямую нельзя, но каждый из них показывает пополнение состава участников.</w:t>
-      </w:r>
-      <w:r>
-        <w:rPr>
-          <w:rtl w:val="0"/>
-        </w:rPr>
-      </w:r>
-    </w:p>
-    <w:p>
-      <w:pPr>
-        <w:spacing w:after="120" w:line="276" w:lineRule="auto"/>
-        <w:jc w:val="both"/>
-        <w:rPr/>
-      </w:pPr>
-      <w:r>
-        <w:rPr>
-          <w:color w:val="000000"/>
-          <w:rtl w:val="0"/>
-        </w:rPr>
-        <w:t xml:space="preserve">Вывод для проекта состоит в том, что вход на российский рынок HRtech остается открытым, однако источником финансирования на старте будет не венчурный капитал, а собственные средства и выручка от первых контрактов. Это согласуется с расчетом SOM в разделе 6, где достижимый объем получен из пропускной способности продаж, а не из объема привлеченных инвестиций.</w:t>
-      </w:r>
-      <w:r>
-        <w:rPr>
-          <w:rtl w:val="0"/>
-        </w:rPr>
-      </w:r>
-    </w:p>
-    <w:p>
-      <w:pPr>
-        <w:pStyle w:val="Heading3"/>
-        <w:spacing w:after="120" w:before="240" w:line="276" w:lineRule="auto"/>
-        <w:rPr/>
-      </w:pPr>
-      <w:r>
-        <w:rPr>
-          <w:rtl w:val="0"/>
-        </w:rPr>
-        <w:t xml:space="preserve">7.5. Влияние тенденций на оценки проекта</w:t>
-      </w:r>
-    </w:p>
-    <w:p>
-      <w:pPr>
-        <w:spacing w:after="120" w:line="276" w:lineRule="auto"/>
-        <w:jc w:val="both"/>
-        <w:rPr/>
-      </w:pPr>
-      <w:r>
-        <w:rPr>
-          <w:color w:val="000000"/>
-          <w:rtl w:val="0"/>
-        </w:rPr>
-        <w:t xml:space="preserve">Данные 2026 года не требуют пересчета пирамиды из раздела 6, но уточняют три позиции.</w:t>
-      </w:r>
-      <w:r>
-        <w:rPr>
-          <w:rtl w:val="0"/>
-        </w:rPr>
-      </w:r>
-    </w:p>
-    <w:p>
-      <w:pPr>
-        <w:spacing w:after="60" w:line="276" w:lineRule="auto"/>
-        <w:ind w:left="567" w:hanging="283"/>
-        <w:jc w:val="both"/>
-        <w:rPr/>
-      </w:pPr>
-      <w:r>
-        <w:rPr>
-          <w:color w:val="000000"/>
-          <w:rtl w:val="0"/>
-        </w:rPr>
-        <w:t xml:space="preserve">•</w:t>
-        <w:tab/>
-      </w:r>
-      <w:r>
-        <w:rPr>
-          <w:color w:val="000000"/>
-          <w:rtl w:val="0"/>
-        </w:rPr>
-        <w:t xml:space="preserve">Выбор среднего бизнеса подтверждается. Сегмент малого и среднего бизнеса растет быстрее крупных предприятий на мировом рынке [15], а в России сегменты, в которых работает продукт, растут в пять-десять раз быстрее стагнирующего подбора персонала [22];</w:t>
-      </w:r>
-      <w:r>
-        <w:rPr>
-          <w:rtl w:val="0"/>
-        </w:rPr>
-      </w:r>
-    </w:p>
-    <w:p>
-      <w:pPr>
-        <w:spacing w:after="60" w:line="276" w:lineRule="auto"/>
-        <w:ind w:left="567" w:hanging="283"/>
-        <w:jc w:val="both"/>
-        <w:rPr/>
-      </w:pPr>
-      <w:r>
-        <w:rPr>
-          <w:color w:val="000000"/>
-          <w:rtl w:val="0"/>
-        </w:rPr>
-        <w:t xml:space="preserve">•</w:t>
-        <w:tab/>
-      </w:r>
-      <w:r>
-        <w:rPr>
-          <w:color w:val="000000"/>
-          <w:rtl w:val="0"/>
-        </w:rPr>
-        <w:t xml:space="preserve">Ставка на интеграционный слой подтверждается отдельной статистикой. Сегмент интеграции программного обеспечения вырос на 22% год к году, это второй результат на российском рынке после оценки персонала [22];</w:t>
-      </w:r>
-      <w:r>
-        <w:rPr>
-          <w:rtl w:val="0"/>
-        </w:rPr>
-      </w:r>
-    </w:p>
-    <w:p>
-      <w:pPr>
-        <w:spacing w:after="60" w:line="276" w:lineRule="auto"/>
-        <w:ind w:left="567" w:hanging="283"/>
-        <w:jc w:val="both"/>
-        <w:rPr/>
-      </w:pPr>
-      <w:r>
-        <w:rPr>
-          <w:color w:val="000000"/>
-          <w:rtl w:val="0"/>
-        </w:rPr>
-        <w:t xml:space="preserve">•</w:t>
-        <w:tab/>
-      </w:r>
-      <w:r>
-        <w:rPr>
-          <w:color w:val="000000"/>
-          <w:rtl w:val="0"/>
-        </w:rPr>
-        <w:t xml:space="preserve">Расширение SAM за счет цифровизации будет медленнее. Темп роста кадрового ЭДО снизился с 40,7% в 2025 году до 11% во II квартале 2026 года [5, 22], поэтому доля компаний, пригодных для автоматического закрытия задач, увеличивается умереннее, чем в 2025 году.</w:t>
-      </w:r>
-      <w:r>
-        <w:rPr>
-          <w:rtl w:val="0"/>
-        </w:rPr>
-      </w:r>
-    </w:p>
-    <w:p>
-      <w:pPr>
-        <w:spacing w:after="120" w:line="276" w:lineRule="auto"/>
-        <w:jc w:val="both"/>
-        <w:rPr/>
-      </w:pPr>
-      <w:r>
-        <w:rPr>
-          <w:color w:val="000000"/>
-          <w:rtl w:val="0"/>
-        </w:rPr>
-        <w:t xml:space="preserve">Два риска усилились по сравнению с редакцией раздела 6. Первый, встраивание онбординга в комплексные HR-пакеты крупных вендоров сокращает окно выхода [10]. Второй, отсутствие венчурного финансирования в сегменте означает, что продукт должен выходить на самоокупаемость на первых 15-30 контрактах без внешнего капитала.</w:t>
-      </w:r>
-      <w:r>
-        <w:rPr>
-          <w:rtl w:val="0"/>
-        </w:rPr>
-      </w:r>
-    </w:p>
-    <w:p>
-      <w:pPr>
-        <w:keepNext w:val="1"/>
-        <w:spacing w:before="360" w:after="80" w:line="276" w:lineRule="auto"/>
-        <w:rPr/>
-      </w:pPr>
-      <w:r>
-        <w:rPr>
-          <w:b w:val="1"/>
-          <w:bCs w:val="1"/>
-          <w:color w:val="000000"/>
-          <w:sz w:val="28"/>
-          <w:szCs w:val="28"/>
-          <w:rtl w:val="0"/>
-        </w:rPr>
         <w:t xml:space="preserve">Список источников</w:t>
       </w:r>
       <w:r>
@@ -8213,240 +5235,6 @@
           <w:rtl w:val="0"/>
         </w:rPr>
         <w:t xml:space="preserve">14. hh.ru и Dream Job: 64% россиян хотя бы раз уходили с новой работы в первые полгода. CNews. URL: https://www.cnews.ru/news/line/2026-07-15_64_rossiyan_hotya_by_raz_uhodili (дата обращения: 13.09.2026).</w:t>
-      </w:r>
-      <w:r>
-        <w:rPr>
-          <w:rtl w:val="0"/>
-        </w:rPr>
-      </w:r>
-    </w:p>
-    <w:p>
-      <w:pPr>
-        <w:spacing w:after="80" w:line="276" w:lineRule="auto"/>
-        <w:rPr/>
-      </w:pPr>
-      <w:r>
-        <w:rPr>
-          <w:color w:val="000000"/>
-          <w:rtl w:val="0"/>
-        </w:rPr>
-        <w:t xml:space="preserve">15. Fortune Business Insights. Human Resource (HR) Technology Market Size, Share and Industry Analysis. URL: https://www.fortunebusinessinsights.com/human-resource-hr-technology-market-105437 (дата обращения: 21.09.2026).</w:t>
-      </w:r>
-      <w:r>
-        <w:rPr>
-          <w:rtl w:val="0"/>
-        </w:rPr>
-      </w:r>
-    </w:p>
-    <w:p>
-      <w:pPr>
-        <w:spacing w:after="80" w:line="276" w:lineRule="auto"/>
-        <w:rPr/>
-      </w:pPr>
-      <w:r>
-        <w:rPr>
-          <w:color w:val="000000"/>
-          <w:rtl w:val="0"/>
-        </w:rPr>
-        <w:t xml:space="preserve">16. Mordor Intelligence. HR Tech Market Size, Growth Drivers and Industry Outlook 2031. URL: https://www.mordorintelligence.com/industry-reports/hr-tech-market (дата обращения: 21.09.2026).</w:t>
-      </w:r>
-      <w:r>
-        <w:rPr>
-          <w:rtl w:val="0"/>
-        </w:rPr>
-      </w:r>
-    </w:p>
-    <w:p>
-      <w:pPr>
-        <w:spacing w:after="80" w:line="276" w:lineRule="auto"/>
-        <w:rPr/>
-      </w:pPr>
-      <w:r>
-        <w:rPr>
-          <w:color w:val="000000"/>
-          <w:rtl w:val="0"/>
-        </w:rPr>
-        <w:t xml:space="preserve">17. Tracxn. HRTech Sector. Market and Investments Trends. URL: https://tracxn.com/d/sectors/hrtech/__-9CyAMwXLVC-0NLb8tF4ve8hl5FGey2DPYGk9dEAOwY (дата обращения: 21.09.2026).</w:t>
-      </w:r>
-      <w:r>
-        <w:rPr>
-          <w:rtl w:val="0"/>
-        </w:rPr>
-      </w:r>
-    </w:p>
-    <w:p>
-      <w:pPr>
-        <w:spacing w:after="80" w:line="276" w:lineRule="auto"/>
-        <w:rPr/>
-      </w:pPr>
-      <w:r>
-        <w:rPr>
-          <w:color w:val="000000"/>
-          <w:rtl w:val="0"/>
-        </w:rPr>
-        <w:t xml:space="preserve">18. Crunchbase News. Обзор финансирования и сделок слияний и поглощений в сегменте HR-софта, 19.09.2025. URL: https://news.crunchbase.com/venture/ai-hr-software-startup-funding-ma (дата обращения: 21.09.2026).</w:t>
-      </w:r>
-      <w:r>
-        <w:rPr>
-          <w:rtl w:val="0"/>
-        </w:rPr>
-      </w:r>
-    </w:p>
-    <w:p>
-      <w:pPr>
-        <w:spacing w:after="80" w:line="276" w:lineRule="auto"/>
-        <w:rPr/>
-      </w:pPr>
-      <w:r>
-        <w:rPr>
-          <w:color w:val="000000"/>
-          <w:rtl w:val="0"/>
-        </w:rPr>
-        <w:t xml:space="preserve">19. Alpha Work. HR Tech 2026 Q1 Funding Review, 06.05.2026. URL: https://kylegetsiv.substack.com/p/hr-tech-2026-q1-funding-review (дата обращения: 21.09.2026).</w:t>
-      </w:r>
-      <w:r>
-        <w:rPr>
-          <w:rtl w:val="0"/>
-        </w:rPr>
-      </w:r>
-    </w:p>
-    <w:p>
-      <w:pPr>
-        <w:spacing w:after="80" w:line="276" w:lineRule="auto"/>
-        <w:rPr/>
-      </w:pPr>
-      <w:r>
-        <w:rPr>
-          <w:color w:val="000000"/>
-          <w:rtl w:val="0"/>
-        </w:rPr>
-        <w:t xml:space="preserve">20. Smart Ranking. Эйчартех-рынок вырос на 9% в I квартале: рост сдерживается стагнацией подбора персонала, 11.06.2026. URL: https://smartranking.ru/ru/analytics/hrtech/ejcharteh-rynok-vyros-na-9-v-i-kvartale-rost-sderzhivaetsya-stagnaciej-podbora-personala/ (дата обращения: 21.09.2026).</w:t>
-      </w:r>
-      <w:r>
-        <w:rPr>
-          <w:rtl w:val="0"/>
-        </w:rPr>
-      </w:r>
-    </w:p>
-    <w:p>
-      <w:pPr>
-        <w:spacing w:after="80" w:line="276" w:lineRule="auto"/>
-        <w:rPr/>
-      </w:pPr>
-      <w:r>
-        <w:rPr>
-          <w:color w:val="000000"/>
-          <w:rtl w:val="0"/>
-        </w:rPr>
-        <w:t xml:space="preserve">21. Smart Ranking. В I полугодии 2025 года рынок HRtech вырос на 12%, до 40,6 млрд рублей. URL: https://smartranking.ru/ru/analytics/hrtech/v-i-polugodii-2025-goda-rynok-hrtech-vyros-na-12-do-406-mlrd-rublej-odnako-tempy-rosta-ostayutsya/ (дата обращения: 21.09.2026).</w:t>
-      </w:r>
-      <w:r>
-        <w:rPr>
-          <w:rtl w:val="0"/>
-        </w:rPr>
-      </w:r>
-    </w:p>
-    <w:p>
-      <w:pPr>
-        <w:spacing w:after="80" w:line="276" w:lineRule="auto"/>
-        <w:rPr/>
-      </w:pPr>
-      <w:r>
-        <w:rPr>
-          <w:color w:val="000000"/>
-          <w:rtl w:val="0"/>
-        </w:rPr>
-        <w:t xml:space="preserve">22. RB.RU. HRtech-рынок России вырос на 8% в I полугодии 2026 года, 23.08.2026. URL: https://rb.ru/news/obyom-rossijskogo-hrtech-rynka-dostig-45-mlrd-v-2026-godu-lider-otrasli-headhunter/ (дата обращения: 21.09.2026).</w:t>
-      </w:r>
-      <w:r>
-        <w:rPr>
-          <w:rtl w:val="0"/>
-        </w:rPr>
-      </w:r>
-    </w:p>
-    <w:p>
-      <w:pPr>
-        <w:spacing w:after="80" w:line="276" w:lineRule="auto"/>
-        <w:rPr/>
-      </w:pPr>
-      <w:r>
-        <w:rPr>
-          <w:color w:val="000000"/>
-          <w:rtl w:val="0"/>
-        </w:rPr>
-        <w:t xml:space="preserve">23. Б1 и Dsight. Венчурная Евразия: итоги 2025 года. URL: https://b1.ru/analytics/b1-dsight-venture-eurasia-2025-results-review/ (дата обращения: 21.09.2026).</w:t>
-      </w:r>
-      <w:r>
-        <w:rPr>
-          <w:rtl w:val="0"/>
-        </w:rPr>
-      </w:r>
-    </w:p>
-    <w:p>
-      <w:pPr>
-        <w:spacing w:after="80" w:line="276" w:lineRule="auto"/>
-        <w:rPr/>
-      </w:pPr>
-      <w:r>
-        <w:rPr>
-          <w:color w:val="000000"/>
-          <w:rtl w:val="0"/>
-        </w:rPr>
-        <w:t xml:space="preserve">24. CNews. В России рухнули венчурные инвестиции. За полгода обвал более 60%, 03.09.2026. URL: https://www.cnews.ru/news/top/2026-09-03_rossijskij_venchurnyj_rynok (дата обращения: 21.09.2026).</w:t>
-      </w:r>
-      <w:r>
-        <w:rPr>
-          <w:rtl w:val="0"/>
-        </w:rPr>
-      </w:r>
-    </w:p>
-    <w:p>
-      <w:pPr>
-        <w:spacing w:after="80" w:line="276" w:lineRule="auto"/>
-        <w:rPr/>
-      </w:pPr>
-      <w:r>
-        <w:rPr>
-          <w:color w:val="000000"/>
-          <w:rtl w:val="0"/>
-        </w:rPr>
-        <w:t xml:space="preserve">25. CNews Analytics. Топ-40 крупнейших игроков в сфере HR Tech по итогам 2023 года, 31.10.2024. URL: https://www.cnews.ru/reviews/rynok_hr_tech/articles/top-40_krupnejshih_igrokov_v_sfere (дата обращения: 21.09.2026).</w:t>
-      </w:r>
-      <w:r>
-        <w:rPr>
-          <w:rtl w:val="0"/>
-        </w:rPr>
-      </w:r>
-    </w:p>
-    <w:p>
-      <w:pPr>
-        <w:spacing w:after="80" w:line="276" w:lineRule="auto"/>
-        <w:rPr/>
-      </w:pPr>
-      <w:r>
-        <w:rPr>
-          <w:color w:val="000000"/>
-          <w:rtl w:val="0"/>
-        </w:rPr>
-        <w:t xml:space="preserve">26. Б1 и Dsight. Венчурная Евразия: итоги 2023 года. URL: https://b1.ru/analytics/b1-dsight-venture-eurasia-research-2023-results/ (дата обращения: 21.09.2026).</w:t>
-      </w:r>
-      <w:r>
-        <w:rPr>
-          <w:rtl w:val="0"/>
-        </w:rPr>
-      </w:r>
-    </w:p>
-    <w:p>
-      <w:pPr>
-        <w:spacing w:after="80" w:line="276" w:lineRule="auto"/>
-        <w:rPr/>
-      </w:pPr>
-      <w:r>
-        <w:rPr>
-          <w:color w:val="000000"/>
-          <w:rtl w:val="0"/>
-        </w:rPr>
-        <w:t xml:space="preserve">27. STARTUP RESEARCH. HR Tech Startup Statistics, сводка данных Drake Star и HRO Today, обновление 06.05.2026. URL: https://blog.mean.ceo/hr-tech-startup-statistics/ (дата обращения: 21.09.2026).</w:t>
       </w:r>
       <w:r>
         <w:rPr>

--- a/Слаутина_Белоус_Волков_Романов.docx
+++ b/Слаутина_Белоус_Волков_Романов.docx
@@ -135,535 +135,45 @@
           <w:color w:val="000000"/>
           <w:rtl w:val="0"/>
         </w:rPr>
-        <w:t xml:space="preserve">Отдельные элементы такого решения на рынке уже есть. Чек-листы, курсы для новичков, кадровый электронный документооборот и системы контроля доступа работают давно. Новизна состоит не в отдельной функции, а в том, что сквозная оркестрация онбординга предлагается как тиражируемый продукт. В таблице 1 показано, какие категории продуктов закрывают части процесса и что остается незакрытым.</w:t>
-      </w:r>
-      <w:r>
-        <w:rPr>
-          <w:rtl w:val="0"/>
-        </w:rPr>
-      </w:r>
-    </w:p>
-    <w:p>
-      <w:pPr>
-        <w:spacing w:after="60" w:before="120" w:line="276" w:lineRule="auto"/>
-        <w:rPr/>
-      </w:pPr>
-      <w:r>
-        <w:rPr>
-          <w:i w:val="1"/>
-          <w:iCs w:val="1"/>
-          <w:color w:val="000000"/>
-          <w:sz w:val="20"/>
-          <w:szCs w:val="20"/>
-          <w:rtl w:val="0"/>
-        </w:rPr>
-        <w:t xml:space="preserve">Таблица 1. Покрытие процесса онбординга существующими категориями продуктов</w:t>
-      </w:r>
-      <w:r>
-        <w:rPr>
-          <w:rtl w:val="0"/>
-        </w:rPr>
-      </w:r>
-    </w:p>
-    <w:tbl>
-      <w:tblPr>
-        <w:tblStyle w:val="Table1"/>
-        <w:tblW w:w="9475.0" w:type="dxa"/>
-        <w:jc w:val="left"/>
-        <w:tblBorders>
-          <w:top w:color="000000" w:space="0" w:sz="4" w:val="single"/>
-          <w:left w:color="000000" w:space="0" w:sz="4" w:val="single"/>
-          <w:bottom w:color="000000" w:space="0" w:sz="4" w:val="single"/>
-          <w:right w:color="000000" w:space="0" w:sz="4" w:val="single"/>
-          <w:insideH w:color="000000" w:space="0" w:sz="4" w:val="single"/>
-          <w:insideV w:color="000000" w:space="0" w:sz="4" w:val="single"/>
-        </w:tblBorders>
-        <w:tblLayout w:type="fixed"/>
-        <w:tblLook w:val="0400"/>
-      </w:tblPr>
-      <w:tblGrid>
-        <w:gridCol w:w="2806"/>
-        <w:gridCol w:w="3335"/>
-        <w:gridCol w:w="3334"/>
-      </w:tblGrid>
-      <w:tr>
-        <w:trPr>
-          <w:cantSplit w:val="1"/>
-          <w:tblHeader w:val="1"/>
-        </w:trPr>
-        <w:tc>
-          <w:tcPr>
-            <w:tcW w:w="2806" w:type="dxa"/>
-            <w:vAlign w:val="center"/>
-          </w:tcPr>
-          <w:p>
-            <w:pPr>
-              <w:spacing w:after="40" w:before="40" w:line="240" w:lineRule="auto"/>
-              <w:rPr>
-                <w:b w:val="1"/>
-                <w:bCs w:val="1"/>
-              </w:rPr>
-            </w:pPr>
-            <w:r>
-              <w:rPr>
-                <w:b w:val="1"/>
-                <w:bCs w:val="1"/>
-                <w:color w:val="000000"/>
-                <w:sz w:val="20"/>
-                <w:szCs w:val="20"/>
-                <w:rtl w:val="0"/>
-              </w:rPr>
-              <w:t xml:space="preserve">Категория продуктов</w:t>
-            </w:r>
-            <w:r>
-              <w:rPr>
-                <w:rtl w:val="0"/>
-              </w:rPr>
-            </w:r>
-          </w:p>
-        </w:tc>
-        <w:tc>
-          <w:tcPr>
-            <w:tcW w:w="3335" w:type="dxa"/>
-            <w:vAlign w:val="center"/>
-          </w:tcPr>
-          <w:p>
-            <w:pPr>
-              <w:spacing w:after="40" w:before="40" w:line="240" w:lineRule="auto"/>
-              <w:rPr>
-                <w:b w:val="1"/>
-                <w:bCs w:val="1"/>
-              </w:rPr>
-            </w:pPr>
-            <w:r>
-              <w:rPr>
-                <w:b w:val="1"/>
-                <w:bCs w:val="1"/>
-                <w:color w:val="000000"/>
-                <w:sz w:val="20"/>
-                <w:szCs w:val="20"/>
-                <w:rtl w:val="0"/>
-              </w:rPr>
-              <w:t xml:space="preserve">Что закрывает</w:t>
-            </w:r>
-            <w:r>
-              <w:rPr>
-                <w:rtl w:val="0"/>
-              </w:rPr>
-            </w:r>
-          </w:p>
-        </w:tc>
-        <w:tc>
-          <w:tcPr>
-            <w:tcW w:w="3334" w:type="dxa"/>
-            <w:vAlign w:val="center"/>
-          </w:tcPr>
-          <w:p>
-            <w:pPr>
-              <w:spacing w:after="40" w:before="40" w:line="240" w:lineRule="auto"/>
-              <w:rPr>
-                <w:b w:val="1"/>
-                <w:bCs w:val="1"/>
-              </w:rPr>
-            </w:pPr>
-            <w:r>
-              <w:rPr>
-                <w:b w:val="1"/>
-                <w:bCs w:val="1"/>
-                <w:color w:val="000000"/>
-                <w:sz w:val="20"/>
-                <w:szCs w:val="20"/>
-                <w:rtl w:val="0"/>
-              </w:rPr>
-              <w:t xml:space="preserve">Чего не закрывает</w:t>
-            </w:r>
-            <w:r>
-              <w:rPr>
-                <w:rtl w:val="0"/>
-              </w:rPr>
-            </w:r>
-          </w:p>
-        </w:tc>
-      </w:tr>
-      <w:tr>
-        <w:trPr>
-          <w:cantSplit w:val="1"/>
-          <w:tblHeader w:val="0"/>
-        </w:trPr>
-        <w:tc>
-          <w:tcPr>
-            <w:tcW w:w="2806" w:type="dxa"/>
-            <w:vAlign w:val="center"/>
-          </w:tcPr>
-          <w:p>
-            <w:pPr>
-              <w:spacing w:after="40" w:before="40" w:line="240" w:lineRule="auto"/>
-              <w:rPr/>
-            </w:pPr>
-            <w:r>
-              <w:rPr>
-                <w:color w:val="000000"/>
-                <w:sz w:val="20"/>
-                <w:szCs w:val="20"/>
-                <w:rtl w:val="0"/>
-              </w:rPr>
-              <w:t xml:space="preserve">Платформы адаптации и корпоративного обучения (Websoft, Mirapolis, Motivity, Эквио)</w:t>
-            </w:r>
-            <w:r>
-              <w:rPr>
-                <w:rtl w:val="0"/>
-              </w:rPr>
-            </w:r>
-          </w:p>
-        </w:tc>
-        <w:tc>
-          <w:tcPr>
-            <w:tcW w:w="3335" w:type="dxa"/>
-            <w:vAlign w:val="center"/>
-          </w:tcPr>
-          <w:p>
-            <w:pPr>
-              <w:spacing w:after="40" w:before="40" w:line="240" w:lineRule="auto"/>
-              <w:rPr/>
-            </w:pPr>
-            <w:r>
-              <w:rPr>
-                <w:color w:val="000000"/>
-                <w:sz w:val="20"/>
-                <w:szCs w:val="20"/>
-                <w:rtl w:val="0"/>
-              </w:rPr>
-              <w:t xml:space="preserve">Задачи и курсы для самого новичка, программы адаптации, проверка знаний</w:t>
-            </w:r>
-            <w:r>
-              <w:rPr>
-                <w:rtl w:val="0"/>
-              </w:rPr>
-            </w:r>
-          </w:p>
-        </w:tc>
-        <w:tc>
-          <w:tcPr>
-            <w:tcW w:w="3334" w:type="dxa"/>
-            <w:vAlign w:val="center"/>
-          </w:tcPr>
-          <w:p>
-            <w:pPr>
-              <w:spacing w:after="40" w:before="40" w:line="240" w:lineRule="auto"/>
-              <w:rPr/>
-            </w:pPr>
-            <w:r>
-              <w:rPr>
-                <w:color w:val="000000"/>
-                <w:sz w:val="20"/>
-                <w:szCs w:val="20"/>
-                <w:rtl w:val="0"/>
-              </w:rPr>
-              <w:t xml:space="preserve">Задачи смежных подразделений, выдачу доступов, зависимости между задачами разных служб</w:t>
-            </w:r>
-            <w:r>
-              <w:rPr>
-                <w:rtl w:val="0"/>
-              </w:rPr>
-            </w:r>
-          </w:p>
-        </w:tc>
-      </w:tr>
-      <w:tr>
-        <w:trPr>
-          <w:cantSplit w:val="1"/>
-          <w:tblHeader w:val="0"/>
-        </w:trPr>
-        <w:tc>
-          <w:tcPr>
-            <w:tcW w:w="2806" w:type="dxa"/>
-            <w:vAlign w:val="center"/>
-          </w:tcPr>
-          <w:p>
-            <w:pPr>
-              <w:spacing w:after="40" w:before="40" w:line="240" w:lineRule="auto"/>
-              <w:rPr/>
-            </w:pPr>
-            <w:r>
-              <w:rPr>
-                <w:color w:val="000000"/>
-                <w:sz w:val="20"/>
-                <w:szCs w:val="20"/>
-                <w:rtl w:val="0"/>
-              </w:rPr>
-              <w:t xml:space="preserve">HR-платформы с модулями адаптации (Поток, крупные HRM-решения, продукты 1С)</w:t>
-            </w:r>
-            <w:r>
-              <w:rPr>
-                <w:rtl w:val="0"/>
-              </w:rPr>
-            </w:r>
-          </w:p>
-        </w:tc>
-        <w:tc>
-          <w:tcPr>
-            <w:tcW w:w="3335" w:type="dxa"/>
-            <w:vAlign w:val="center"/>
-          </w:tcPr>
-          <w:p>
-            <w:pPr>
-              <w:spacing w:after="40" w:before="40" w:line="240" w:lineRule="auto"/>
-              <w:rPr/>
-            </w:pPr>
-            <w:r>
-              <w:rPr>
-                <w:color w:val="000000"/>
-                <w:sz w:val="20"/>
-                <w:szCs w:val="20"/>
-                <w:rtl w:val="0"/>
-              </w:rPr>
-              <w:t xml:space="preserve">Кадровое оформление, ведение профиля сотрудника, отчетность по найму</w:t>
-            </w:r>
-            <w:r>
-              <w:rPr>
-                <w:rtl w:val="0"/>
-              </w:rPr>
-            </w:r>
-          </w:p>
-        </w:tc>
-        <w:tc>
-          <w:tcPr>
-            <w:tcW w:w="3334" w:type="dxa"/>
-            <w:vAlign w:val="center"/>
-          </w:tcPr>
-          <w:p>
-            <w:pPr>
-              <w:spacing w:after="40" w:before="40" w:line="240" w:lineRule="auto"/>
-              <w:rPr/>
-            </w:pPr>
-            <w:r>
-              <w:rPr>
-                <w:color w:val="000000"/>
-                <w:sz w:val="20"/>
-                <w:szCs w:val="20"/>
-                <w:rtl w:val="0"/>
-              </w:rPr>
-              <w:t xml:space="preserve">Единый статус процесса для всех участников, автоматическое закрытие задач по событиям смежных систем</w:t>
-            </w:r>
-            <w:r>
-              <w:rPr>
-                <w:rtl w:val="0"/>
-              </w:rPr>
-            </w:r>
-          </w:p>
-        </w:tc>
-      </w:tr>
-      <w:tr>
-        <w:trPr>
-          <w:cantSplit w:val="1"/>
-          <w:tblHeader w:val="0"/>
-        </w:trPr>
-        <w:tc>
-          <w:tcPr>
-            <w:tcW w:w="2806" w:type="dxa"/>
-            <w:vAlign w:val="center"/>
-          </w:tcPr>
-          <w:p>
-            <w:pPr>
-              <w:spacing w:after="40" w:before="40" w:line="240" w:lineRule="auto"/>
-              <w:rPr/>
-            </w:pPr>
-            <w:r>
-              <w:rPr>
-                <w:color w:val="000000"/>
-                <w:sz w:val="20"/>
-                <w:szCs w:val="20"/>
-                <w:rtl w:val="0"/>
-              </w:rPr>
-              <w:t xml:space="preserve">Системы кадрового электронного документооборота</w:t>
-            </w:r>
-            <w:r>
-              <w:rPr>
-                <w:rtl w:val="0"/>
-              </w:rPr>
-            </w:r>
-          </w:p>
-        </w:tc>
-        <w:tc>
-          <w:tcPr>
-            <w:tcW w:w="3335" w:type="dxa"/>
-            <w:vAlign w:val="center"/>
-          </w:tcPr>
-          <w:p>
-            <w:pPr>
-              <w:spacing w:after="40" w:before="40" w:line="240" w:lineRule="auto"/>
-              <w:rPr/>
-            </w:pPr>
-            <w:r>
-              <w:rPr>
-                <w:color w:val="000000"/>
-                <w:sz w:val="20"/>
-                <w:szCs w:val="20"/>
-                <w:rtl w:val="0"/>
-              </w:rPr>
-              <w:t xml:space="preserve">Подписание трудового договора и приказов, ознакомление с локальными актами</w:t>
-            </w:r>
-            <w:r>
-              <w:rPr>
-                <w:rtl w:val="0"/>
-              </w:rPr>
-            </w:r>
-          </w:p>
-        </w:tc>
-        <w:tc>
-          <w:tcPr>
-            <w:tcW w:w="3334" w:type="dxa"/>
-            <w:vAlign w:val="center"/>
-          </w:tcPr>
-          <w:p>
-            <w:pPr>
-              <w:spacing w:after="40" w:before="40" w:line="240" w:lineRule="auto"/>
-              <w:rPr/>
-            </w:pPr>
-            <w:r>
-              <w:rPr>
-                <w:color w:val="000000"/>
-                <w:sz w:val="20"/>
-                <w:szCs w:val="20"/>
-                <w:rtl w:val="0"/>
-              </w:rPr>
-              <w:t xml:space="preserve">Все, что лежит за пределами документооборота</w:t>
-            </w:r>
-            <w:r>
-              <w:rPr>
-                <w:rtl w:val="0"/>
-              </w:rPr>
-            </w:r>
-          </w:p>
-        </w:tc>
-      </w:tr>
-      <w:tr>
-        <w:trPr>
-          <w:cantSplit w:val="1"/>
-          <w:tblHeader w:val="0"/>
-        </w:trPr>
-        <w:tc>
-          <w:tcPr>
-            <w:tcW w:w="2806" w:type="dxa"/>
-            <w:vAlign w:val="center"/>
-          </w:tcPr>
-          <w:p>
-            <w:pPr>
-              <w:spacing w:after="40" w:before="40" w:line="240" w:lineRule="auto"/>
-              <w:rPr/>
-            </w:pPr>
-            <w:r>
-              <w:rPr>
-                <w:color w:val="000000"/>
-                <w:sz w:val="20"/>
-                <w:szCs w:val="20"/>
-                <w:rtl w:val="0"/>
-              </w:rPr>
-              <w:t xml:space="preserve">Системы контроля доступа и системы управления ИТ-услугами</w:t>
-            </w:r>
-            <w:r>
-              <w:rPr>
-                <w:rtl w:val="0"/>
-              </w:rPr>
-            </w:r>
-          </w:p>
-        </w:tc>
-        <w:tc>
-          <w:tcPr>
-            <w:tcW w:w="3335" w:type="dxa"/>
-            <w:vAlign w:val="center"/>
-          </w:tcPr>
-          <w:p>
-            <w:pPr>
-              <w:spacing w:after="40" w:before="40" w:line="240" w:lineRule="auto"/>
-              <w:rPr/>
-            </w:pPr>
-            <w:r>
-              <w:rPr>
-                <w:color w:val="000000"/>
-                <w:sz w:val="20"/>
-                <w:szCs w:val="20"/>
-                <w:rtl w:val="0"/>
-              </w:rPr>
-              <w:t xml:space="preserve">Выдачу пропусков, создание учетных записей и прав доступа</w:t>
-            </w:r>
-            <w:r>
-              <w:rPr>
-                <w:rtl w:val="0"/>
-              </w:rPr>
-            </w:r>
-          </w:p>
-        </w:tc>
-        <w:tc>
-          <w:tcPr>
-            <w:tcW w:w="3334" w:type="dxa"/>
-            <w:vAlign w:val="center"/>
-          </w:tcPr>
-          <w:p>
-            <w:pPr>
-              <w:spacing w:after="40" w:before="40" w:line="240" w:lineRule="auto"/>
-              <w:rPr/>
-            </w:pPr>
-            <w:r>
-              <w:rPr>
-                <w:color w:val="000000"/>
-                <w:sz w:val="20"/>
-                <w:szCs w:val="20"/>
-                <w:rtl w:val="0"/>
-              </w:rPr>
-              <w:t xml:space="preserve">Связь с кадровыми событиями, видимость статуса для HR и для самого новичка</w:t>
-            </w:r>
-            <w:r>
-              <w:rPr>
-                <w:rtl w:val="0"/>
-              </w:rPr>
-            </w:r>
-          </w:p>
-        </w:tc>
-      </w:tr>
-    </w:tbl>
-    <w:p>
-      <w:pPr>
-        <w:spacing w:after="120" w:line="276" w:lineRule="auto"/>
-        <w:rPr/>
-      </w:pPr>
-      <w:r>
-        <w:rPr>
-          <w:rtl w:val="0"/>
-        </w:rPr>
-      </w:r>
-    </w:p>
-    <w:p>
-      <w:pPr>
-        <w:spacing w:after="120" w:line="276" w:lineRule="auto"/>
-        <w:jc w:val="both"/>
-        <w:rPr/>
-      </w:pPr>
-      <w:r>
-        <w:rPr>
-          <w:color w:val="000000"/>
-          <w:rtl w:val="0"/>
-        </w:rPr>
-        <w:t xml:space="preserve">Ни одна из категорий не ведет процесс целиком. Там, где сквозной процесс все же построен, он реализован как внутренняя интеграция под конкретный ИТ-ландшафт компании. Такие решения не тиражируются, не поддерживаются вендором и теряются при смене команды разработки, поэтому на рынке программных продуктов они не представлены. Именно этот разрыв закрывает проект. Сравнение составлено по открытым описаниям продуктов перечисленных вендоров и по обзору российского рынка HR Tech [6].</w:t>
-      </w:r>
-      <w:r>
-        <w:rPr>
-          <w:rtl w:val="0"/>
-        </w:rPr>
-      </w:r>
-    </w:p>
-    <w:p>
-      <w:pPr>
-        <w:spacing w:after="120" w:line="276" w:lineRule="auto"/>
-        <w:jc w:val="both"/>
-        <w:rPr/>
-      </w:pPr>
-      <w:r>
-        <w:rPr>
-          <w:color w:val="000000"/>
-          <w:rtl w:val="0"/>
-        </w:rPr>
-        <w:t xml:space="preserve">Результатом для компании-пользователя является сокращение срока выхода нового сотрудника на рабочий режим, снижение нагрузки на HR и уменьшение числа увольнений в первые месяцы по причине плохой адаптации. В качестве целевого ориентира на первый год эксплуатации принято сокращение срока онбординга на 20-30% и снижение доли увольнений в первые три месяца на четверть относительно исходного уровня компании.</w:t>
+        <w:t xml:space="preserve">Отдельные элементы такого решения на рынке уже есть, и каждая категория продуктов закрывает свою часть процесса. Платформы адаптации и корпоративного обучения ведут задачи самого новичка, HR-платформы и продукты 1С закрывают кадровое оформление, системы кадрового электронного документооборота отвечают за подписание документов, системы контроля доступа и управления ИТ-услугами за выдачу пропусков и учетных записей. Ни одна из категорий не ведет процесс целиком и не связывает задачи разных подразделений между собой.</w:t>
+      </w:r>
+      <w:r>
+        <w:rPr>
+          <w:rtl w:val="0"/>
+        </w:rPr>
+      </w:r>
+    </w:p>
+    <w:p>
+      <w:pPr>
+        <w:spacing w:after="120" w:line="276" w:lineRule="auto"/>
+        <w:jc w:val="both"/>
+        <w:rPr/>
+      </w:pPr>
+      <w:r>
+        <w:rPr>
+          <w:color w:val="000000"/>
+          <w:rtl w:val="0"/>
+        </w:rPr>
+        <w:t xml:space="preserve">Новизна состоит в том, что сквозная оркестрация онбординга предлагается как тиражируемый продукт. Там, где сквозной процесс уже построен, он реализован как внутренняя интеграция под ИТ-ландшафт конкретной компании, поэтому не тиражируется, не поддерживается вендором и на рынке программных продуктов не представлен.</w:t>
+      </w:r>
+      <w:r>
+        <w:rPr>
+          <w:rtl w:val="0"/>
+        </w:rPr>
+      </w:r>
+    </w:p>
+    <w:p>
+      <w:pPr>
+        <w:spacing w:after="120" w:line="276" w:lineRule="auto"/>
+        <w:jc w:val="both"/>
+        <w:rPr/>
+      </w:pPr>
+      <w:r>
+        <w:rPr>
+          <w:color w:val="000000"/>
+          <w:rtl w:val="0"/>
+        </w:rPr>
+        <w:t xml:space="preserve">Результатом для компании-пользователя является сокращение срока выхода нового сотрудника на рабочий режим, снижение нагрузки на HR и уменьшение числа увольнений в первые месяцы по причине плохой адаптации.</w:t>
       </w:r>
       <w:r>
         <w:rPr>
@@ -756,7 +266,7 @@
           <w:color w:val="000000"/>
           <w:rtl w:val="0"/>
         </w:rPr>
-        <w:t xml:space="preserve">В нашем продукте тренд реализован в виде ИИ-ассистента нового сотрудника. Ассистент работает только на внутренних документах компании-пользователя, отвечает по ее регламентам и помогает HR собрать чек-лист под новую должность. На кривой зрелости технологий Гартнера технология Domain-Specific GenAI Models находится на подъеме у пика завышенных ожиданий, ожидаемый выход на плато продуктивности через 2-5 лет [2]. Это соответствует горизонту проекта, поскольку ассистент не является единственной функцией продукта и его развитие идет параллельно с основным процессом.</w:t>
+        <w:t xml:space="preserve">В нашем продукте тренд реализован в виде ИИ-ассистента нового сотрудника. Ассистент работает только на внутренних документах компании-пользователя, отвечает по ее регламентам и помогает HR собрать чек-лист под новую должность. На кривой зрелости технологий Гартнера технология Domain-Specific GenAI Models находится на подъеме у пика завышенных ожиданий, ожидаемый выход на плато продуктивности через 2-5 лет [2].</w:t>
       </w:r>
       <w:r>
         <w:rPr>
@@ -807,82 +317,7 @@
           <w:color w:val="000000"/>
           <w:rtl w:val="0"/>
         </w:rPr>
-        <w:t xml:space="preserve">Продукт обрабатывает персональные данные сотрудников и сведения о выданных доступах, что подпадает под требования 152-ФЗ [3], а служба безопасности компании-пользователя отнесена нами к потенциальным блокерам внедрения. Горизонт тренда 3-5 лет означает, что закладывать его в стартовую архитектуру нельзя, иначе внедрение подорожает и продукт перестанет быть доступным для среднего бизнеса. Поэтому требование изоляции данных закрывается поэтапно.</w:t>
-      </w:r>
-      <w:r>
-        <w:rPr>
-          <w:rtl w:val="0"/>
-        </w:rPr>
-      </w:r>
-    </w:p>
-    <w:p>
-      <w:pPr>
-        <w:spacing w:after="60" w:line="276" w:lineRule="auto"/>
-        <w:ind w:left="567" w:hanging="283"/>
-        <w:jc w:val="both"/>
-        <w:rPr/>
-      </w:pPr>
-      <w:r>
-        <w:rPr>
-          <w:color w:val="000000"/>
-          <w:rtl w:val="0"/>
-        </w:rPr>
-        <w:t xml:space="preserve">•</w:t>
-        <w:tab/>
-      </w:r>
-      <w:r>
-        <w:rPr>
-          <w:color w:val="000000"/>
-          <w:rtl w:val="0"/>
-        </w:rPr>
-        <w:t xml:space="preserve">на первом этапе используются организационные и инфраструктурные меры, то есть размещение в российском контуре, шифрование данных при хранении и передаче, разграничение прав и изоляция данных разных компаний-пользователей;</w:t>
-      </w:r>
-      <w:r>
-        <w:rPr>
-          <w:rtl w:val="0"/>
-        </w:rPr>
-      </w:r>
-    </w:p>
-    <w:p>
-      <w:pPr>
-        <w:spacing w:after="60" w:line="276" w:lineRule="auto"/>
-        <w:ind w:left="567" w:hanging="283"/>
-        <w:jc w:val="both"/>
-        <w:rPr/>
-      </w:pPr>
-      <w:r>
-        <w:rPr>
-          <w:color w:val="000000"/>
-          <w:rtl w:val="0"/>
-        </w:rPr>
-        <w:t xml:space="preserve">•</w:t>
-        <w:tab/>
-      </w:r>
-      <w:r>
-        <w:rPr>
-          <w:color w:val="000000"/>
-          <w:rtl w:val="0"/>
-        </w:rPr>
-        <w:t xml:space="preserve">переход к обработке в доверенной аппаратной среде заложен в дорожную карту продукта на горизонте 3-5 лет, что совпадает с оценкой Гартнера.</w:t>
-      </w:r>
-      <w:r>
-        <w:rPr>
-          <w:rtl w:val="0"/>
-        </w:rPr>
-      </w:r>
-    </w:p>
-    <w:p>
-      <w:pPr>
-        <w:spacing w:after="120" w:line="276" w:lineRule="auto"/>
-        <w:jc w:val="both"/>
-        <w:rPr/>
-      </w:pPr>
-      <w:r>
-        <w:rPr>
-          <w:color w:val="000000"/>
-          <w:rtl w:val="0"/>
-        </w:rPr>
-        <w:t xml:space="preserve">Такая последовательность не удорожает внедрение на старте и при этом дает службе безопасности проверяемую техническую гарантию в перспективе.</w:t>
+        <w:t xml:space="preserve">Продукт обрабатывает персональные данные сотрудников и сведения о выданных доступах, что подпадает под требования 152-ФЗ [3], а служба безопасности компании-пользователя отнесена нами к потенциальным блокерам внедрения. Горизонт тренда 3-5 лет означает, что в стартовую архитектуру он не закладывается. На первом этапе изоляция данных обеспечивается организационными и инфраструктурными мерами, то есть размещением в российском контуре, шифрованием и разделением данных разных компаний-пользователей, а переход к обработке в доверенной аппаратной среде заложен в дорожную карту продукта на горизонте, совпадающем с оценкой Гартнера.</w:t>
       </w:r>
       <w:r>
         <w:rPr>
@@ -1388,21 +823,21 @@
         <w:rPr>
           <w:rtl w:val="0"/>
         </w:rPr>
-        <w:t xml:space="preserve">Внедрение, настройка и стоимость владения</w:t>
-      </w:r>
-    </w:p>
-    <w:p>
-      <w:pPr>
-        <w:spacing w:after="120" w:line="276" w:lineRule="auto"/>
-        <w:jc w:val="both"/>
-        <w:rPr/>
-      </w:pPr>
-      <w:r>
-        <w:rPr>
-          <w:color w:val="000000"/>
-          <w:rtl w:val="0"/>
-        </w:rPr>
-        <w:t xml:space="preserve">Продукт требует настройки под процессы, документы и информационные системы конкретной компании. Это объективное ограничение любого решения такого класса, и оно учтено в архитектуре продукта следующим образом.</w:t>
+        <w:t xml:space="preserve">Внедрение и стоимость владения</w:t>
+      </w:r>
+    </w:p>
+    <w:p>
+      <w:pPr>
+        <w:spacing w:after="120" w:line="276" w:lineRule="auto"/>
+        <w:jc w:val="both"/>
+        <w:rPr/>
+      </w:pPr>
+      <w:r>
+        <w:rPr>
+          <w:color w:val="000000"/>
+          <w:rtl w:val="0"/>
+        </w:rPr>
+        <w:t xml:space="preserve">Продукт требует настройки под процессы и информационные системы конкретной компании, поэтому внедрение построено так, чтобы не превращаться в отдельный проект разработки.</w:t>
       </w:r>
       <w:r>
         <w:rPr>
@@ -1458,7 +893,7 @@
           <w:color w:val="000000"/>
           <w:rtl w:val="0"/>
         </w:rPr>
-        <w:t xml:space="preserve">готовые коннекторы закрывают системы, наиболее распространенные у среднего бизнеса, то есть кадровый учет на базе 1С, сервисы кадрового электронного документооборота, корпоративные мессенджеры и почтовые сервисы, типовые системы контроля доступа;</w:t>
+        <w:t xml:space="preserve">готовые коннекторы закрывают системы, распространенные у среднего бизнеса, то есть кадровый учет на базе 1С, сервисы кадрового ЭДО, корпоративные мессенджеры и типовые системы контроля доступа;</w:t>
       </w:r>
       <w:r>
         <w:rPr>
@@ -1486,73 +921,26 @@
           <w:color w:val="000000"/>
           <w:rtl w:val="0"/>
         </w:rPr>
-        <w:t xml:space="preserve">система работоспособна и без интеграций, в этом режиме задачи закрываются участниками вручную, а интеграции подключаются по мере готовности ИТ-службы;</w:t>
-      </w:r>
-      <w:r>
-        <w:rPr>
-          <w:rtl w:val="0"/>
-        </w:rPr>
-      </w:r>
-    </w:p>
-    <w:p>
-      <w:pPr>
-        <w:spacing w:after="60" w:line="276" w:lineRule="auto"/>
-        <w:ind w:left="567" w:hanging="283"/>
-        <w:jc w:val="both"/>
-        <w:rPr/>
-      </w:pPr>
-      <w:r>
-        <w:rPr>
-          <w:color w:val="000000"/>
-          <w:rtl w:val="0"/>
-        </w:rPr>
-        <w:t xml:space="preserve">•</w:t>
-        <w:tab/>
-      </w:r>
-      <w:r>
-        <w:rPr>
-          <w:color w:val="000000"/>
-          <w:rtl w:val="0"/>
-        </w:rPr>
-        <w:t xml:space="preserve">пилот разворачивается на одном подразделении за 2-4 недели, что позволяет проверить ценность до полномасштабного внедрения.</w:t>
-      </w:r>
-      <w:r>
-        <w:rPr>
-          <w:rtl w:val="0"/>
-        </w:rPr>
-      </w:r>
-    </w:p>
-    <w:p>
-      <w:pPr>
-        <w:spacing w:after="120" w:line="276" w:lineRule="auto"/>
-        <w:jc w:val="both"/>
-        <w:rPr/>
-      </w:pPr>
-      <w:r>
-        <w:rPr>
-          <w:color w:val="000000"/>
-          <w:rtl w:val="0"/>
-        </w:rPr>
-        <w:t xml:space="preserve">Альтернативой покупке является собственная доработка уже имеющихся у компании систем. По нашей оценке такая доработка требует команды из 2-3 разработчиков на 4-6 месяцев. При полной стоимости одного разработчика 300-400 тыс. руб. в месяц только запуск обойдется в 2,4-7,2 млн руб., к которым добавляются постоянная поддержка и развитие. Подписка на продукт при годовой стоимости 300-400 тыс. руб. дает сопоставимую функциональность за 0,9-1,2 млн руб. за три года.</w:t>
-      </w:r>
-      <w:r>
-        <w:rPr>
-          <w:rtl w:val="0"/>
-        </w:rPr>
-      </w:r>
-    </w:p>
-    <w:p>
-      <w:pPr>
-        <w:spacing w:after="120" w:line="276" w:lineRule="auto"/>
-        <w:jc w:val="both"/>
-        <w:rPr/>
-      </w:pPr>
-      <w:r>
-        <w:rPr>
-          <w:color w:val="000000"/>
-          <w:rtl w:val="0"/>
-        </w:rPr>
-        <w:t xml:space="preserve">Из этого следует ограничение применимости. Для компаний с сильным собственным ИТ-подразделением и нетиповыми процессами собственная доработка остается более выгодной, поскольку у них уже есть команда, компетенции и полный контроль над ИТ-ландшафтом. Целевым сегментом продукта является средний бизнес, у которого таких ресурсов нет. Это ограничение учтено в разделе 6 при расчете доступного объема рынка.</w:t>
+        <w:t xml:space="preserve">без интеграций система работоспособна, задачи закрываются вручную, а пилот на одном подразделении разворачивается за 2-4 недели.</w:t>
+      </w:r>
+      <w:r>
+        <w:rPr>
+          <w:rtl w:val="0"/>
+        </w:rPr>
+      </w:r>
+    </w:p>
+    <w:p>
+      <w:pPr>
+        <w:spacing w:after="120" w:line="276" w:lineRule="auto"/>
+        <w:jc w:val="both"/>
+        <w:rPr/>
+      </w:pPr>
+      <w:r>
+        <w:rPr>
+          <w:color w:val="000000"/>
+          <w:rtl w:val="0"/>
+        </w:rPr>
+        <w:t xml:space="preserve">Альтернативой покупке является собственная доработка имеющихся систем. По нашей оценке она требует 2-3 разработчиков на 4-6 месяцев, что при полной стоимости 300-400 тыс. руб. в месяц дает 2,4-7,2 млн руб. только на запуск, тогда как подписка обходится в 0,9-1,2 млн руб. за три года. Для компаний с сильным собственным ИТ-подразделением доработка остается выгоднее, поэтому целевым сегментом продукта является средний бизнес. Это ограничение учтено в разделе 6 при расчете доступного объема рынка.</w:t>
       </w:r>
       <w:r>
         <w:rPr>
@@ -1852,26 +1240,26 @@
           <w:color w:val="000000"/>
           <w:rtl w:val="0"/>
         </w:rPr>
-        <w:t xml:space="preserve">Проект выполняется командой по собственной инициативе, продукт является тиражируемым. Заказчик, то есть сторона, которая заказывает и оплачивает разработку, в проекте отсутствует. Компании, которые проводят онбординг сотрудников, приобретают готовый продукт и поэтому относятся к категории конечных пользователей. Инициатор, команда проекта, руководитель проекта и инвесторы являются внутренними стейкхолдерами и в настоящем разделе не рассматриваются.</w:t>
-      </w:r>
-      <w:r>
-        <w:rPr>
-          <w:rtl w:val="0"/>
-        </w:rPr>
-      </w:r>
-    </w:p>
-    <w:p>
-      <w:pPr>
-        <w:spacing w:after="120" w:line="276" w:lineRule="auto"/>
-        <w:jc w:val="both"/>
-        <w:rPr/>
-      </w:pPr>
-      <w:r>
-        <w:rPr>
-          <w:color w:val="000000"/>
-          <w:rtl w:val="0"/>
-        </w:rPr>
-        <w:t xml:space="preserve">Влияние оценивается по тому, может ли стейкхолдер остановить проект или существенно изменить продукт. Высокое означает, что без него проект не состоится или теряет ключевую функциональность. Среднее означает влияние на условия и скорость без возможности заблокировать. Низкое означает косвенное влияние в отдельных случаях. По этому критерию в итоговый состав вошли только группы с высоким влиянием, остальные рассмотренные нами группы под критерий не подошли, обоснование приведено после таблицы.</w:t>
+        <w:t xml:space="preserve">Проект выполняется командой по собственной инициативе, продукт является тиражируемым. Заказчик, то есть сторона, которая заказывает и оплачивает разработку, в проекте отсутствует. Компании, которые проводят онбординг сотрудников, приобретают готовый продукт и поэтому относятся к конечным пользователям. Инициатор, команда, руководитель проекта и инвесторы являются внутренними стейкхолдерами и здесь не рассматриваются.</w:t>
+      </w:r>
+      <w:r>
+        <w:rPr>
+          <w:rtl w:val="0"/>
+        </w:rPr>
+      </w:r>
+    </w:p>
+    <w:p>
+      <w:pPr>
+        <w:spacing w:after="120" w:line="276" w:lineRule="auto"/>
+        <w:jc w:val="both"/>
+        <w:rPr/>
+      </w:pPr>
+      <w:r>
+        <w:rPr>
+          <w:color w:val="000000"/>
+          <w:rtl w:val="0"/>
+        </w:rPr>
+        <w:t xml:space="preserve">Влияние оценивается по тому, может ли стейкхолдер остановить проект или существенно изменить продукт. Высокое означает, что без него проект не состоится или теряет ключевую функциональность, среднее означает влияние на условия и скорость без возможности заблокировать, низкое означает косвенное влияние в отдельных случаях. По этому критерию в состав вошли только группы с высоким влиянием.</w:t>
       </w:r>
       <w:r>
         <w:rPr>
@@ -2296,157 +1684,7 @@
           <w:color w:val="000000"/>
           <w:rtl w:val="0"/>
         </w:rPr>
-        <w:t xml:space="preserve">Внутри компании-пользователя решение принимается несколькими ролями, интересы которых различаются.</w:t>
-      </w:r>
-      <w:r>
-        <w:rPr>
-          <w:rtl w:val="0"/>
-        </w:rPr>
-      </w:r>
-    </w:p>
-    <w:p>
-      <w:pPr>
-        <w:spacing w:after="60" w:line="276" w:lineRule="auto"/>
-        <w:ind w:left="567" w:hanging="283"/>
-        <w:jc w:val="both"/>
-        <w:rPr/>
-      </w:pPr>
-      <w:r>
-        <w:rPr>
-          <w:color w:val="000000"/>
-          <w:rtl w:val="0"/>
-        </w:rPr>
-        <w:t xml:space="preserve">•</w:t>
-        <w:tab/>
-      </w:r>
-      <w:r>
-        <w:rPr>
-          <w:color w:val="000000"/>
-          <w:rtl w:val="0"/>
-        </w:rPr>
-        <w:t xml:space="preserve">HR-директор и служба персонала выступают инициатором покупки, их интерес состоит в сокращении ручной работы и срока адаптации;</w:t>
-      </w:r>
-      <w:r>
-        <w:rPr>
-          <w:rtl w:val="0"/>
-        </w:rPr>
-      </w:r>
-    </w:p>
-    <w:p>
-      <w:pPr>
-        <w:spacing w:after="60" w:line="276" w:lineRule="auto"/>
-        <w:ind w:left="567" w:hanging="283"/>
-        <w:jc w:val="both"/>
-        <w:rPr/>
-      </w:pPr>
-      <w:r>
-        <w:rPr>
-          <w:color w:val="000000"/>
-          <w:rtl w:val="0"/>
-        </w:rPr>
-        <w:t xml:space="preserve">•</w:t>
-        <w:tab/>
-      </w:r>
-      <w:r>
-        <w:rPr>
-          <w:color w:val="000000"/>
-          <w:rtl w:val="0"/>
-        </w:rPr>
-        <w:t xml:space="preserve">ИТ-служба отвечает за интеграции и оценивает нагрузку на себя, ее интерес состоит в минимальном объеме доработок;</w:t>
-      </w:r>
-      <w:r>
-        <w:rPr>
-          <w:rtl w:val="0"/>
-        </w:rPr>
-      </w:r>
-    </w:p>
-    <w:p>
-      <w:pPr>
-        <w:spacing w:after="60" w:line="276" w:lineRule="auto"/>
-        <w:ind w:left="567" w:hanging="283"/>
-        <w:jc w:val="both"/>
-        <w:rPr/>
-      </w:pPr>
-      <w:r>
-        <w:rPr>
-          <w:color w:val="000000"/>
-          <w:rtl w:val="0"/>
-        </w:rPr>
-        <w:t xml:space="preserve">•</w:t>
-        <w:tab/>
-      </w:r>
-      <w:r>
-        <w:rPr>
-          <w:color w:val="000000"/>
-          <w:rtl w:val="0"/>
-        </w:rPr>
-        <w:t xml:space="preserve">служба безопасности контролирует выдачу доступов и обработку персональных данных и является наиболее вероятным блокером внедрения;</w:t>
-      </w:r>
-      <w:r>
-        <w:rPr>
-          <w:rtl w:val="0"/>
-        </w:rPr>
-      </w:r>
-    </w:p>
-    <w:p>
-      <w:pPr>
-        <w:spacing w:after="60" w:line="276" w:lineRule="auto"/>
-        <w:ind w:left="567" w:hanging="283"/>
-        <w:jc w:val="both"/>
-        <w:rPr/>
-      </w:pPr>
-      <w:r>
-        <w:rPr>
-          <w:color w:val="000000"/>
-          <w:rtl w:val="0"/>
-        </w:rPr>
-        <w:t xml:space="preserve">•</w:t>
-        <w:tab/>
-      </w:r>
-      <w:r>
-        <w:rPr>
-          <w:color w:val="000000"/>
-          <w:rtl w:val="0"/>
-        </w:rPr>
-        <w:t xml:space="preserve">финансовая функция утверждает бюджет и сравнивает стоимость подписки с затратами на собственную доработку.</w:t>
-      </w:r>
-      <w:r>
-        <w:rPr>
-          <w:rtl w:val="0"/>
-        </w:rPr>
-      </w:r>
-    </w:p>
-    <w:p>
-      <w:pPr>
-        <w:spacing w:after="120" w:line="276" w:lineRule="auto"/>
-        <w:jc w:val="both"/>
-        <w:rPr/>
-      </w:pPr>
-      <w:r>
-        <w:rPr>
-          <w:color w:val="000000"/>
-          <w:rtl w:val="0"/>
-        </w:rPr>
-        <w:t xml:space="preserve">Конкуренты в состав стейкхолдеров не включены. Они не участвуют в проекте, не могут его остановить и не меняют продукт напрямую, а влияют только на планку ожиданий рынка. Их анализ вынесен в раздел 6 и используется при расчете достижимого объема рынка.</w:t>
-      </w:r>
-      <w:r>
-        <w:rPr>
-          <w:rtl w:val="0"/>
-        </w:rPr>
-      </w:r>
-    </w:p>
-    <w:p>
-      <w:pPr>
-        <w:spacing w:after="120" w:line="276" w:lineRule="auto"/>
-        <w:jc w:val="both"/>
-        <w:rPr/>
-      </w:pPr>
-      <w:r>
-        <w:rPr>
-          <w:color w:val="000000"/>
-          <w:rtl w:val="0"/>
-        </w:rPr>
-        <w:t xml:space="preserve">Новые сотрудники компаний-пользователей также не выделены в отдельного стейкхолдера. Они не принимают решения о покупке и взаимодействуют с продуктом внутри контура компании-пользователя, поэтому их отношение к продукту учтено как фактор продления подписки в строке конечных пользователей. По этой же причине отдельно не выделены профсоюзы и представители работников, их требования к объему собираемых данных реализуются через законодательство о персональных данных и учтены в строке государства и регуляторов.</w:t>
+        <w:t xml:space="preserve">Конкуренты, новые сотрудники компаний-пользователей и профсоюзы в состав стейкхолдеров не включены. Конкуренты не участвуют в проекте и не могут его остановить, их анализ вынесен в раздел 6 и используется при расчете достижимого объема рынка. Новые сотрудники не принимают решения о покупке и работают с продуктом внутри контура компании-пользователя, их отношение к продукту учтено как фактор продления подписки. Требования профсоюзов к объему собираемых данных реализуются через законодательство о персональных данных и учтены в строке государства и регуляторов.</w:t>
       </w:r>
       <w:r>
         <w:rPr>
@@ -2488,7 +1726,7 @@
           <w:color w:val="000000"/>
           <w:rtl w:val="0"/>
         </w:rPr>
-        <w:t xml:space="preserve">Расчет выполнен по методологии PAM/TAM/SAM/SOM, страна запуска Россия. За базу взят рынок программных решений, за бюджет которого конкурирует продукт. Исходные данные для расчета приведены в таблице 3.</w:t>
+        <w:t xml:space="preserve">Расчет выполнен по методологии PAM/TAM/SAM/SOM, страна запуска Россия. За базу взят рынок программных решений, за бюджет которого конкурирует продукт. Использован метод анализа вторичной информации, то есть отраслевых обзоров, статистики и данных открытых источников. Метод выбран как наиболее быстрый и недорогой, его ограничением является обобщенность данных и не всегда раскрытый способ их получения. Исходные данные приведены в таблице 3.</w:t>
       </w:r>
       <w:r>
         <w:rPr>
@@ -3679,25 +2917,6 @@
     </w:p>
     <w:p>
       <w:pPr>
-        <w:spacing w:after="120" w:line="276" w:lineRule="auto"/>
-        <w:jc w:val="both"/>
-        <w:rPr/>
-      </w:pPr>
-      <w:r>
-        <w:rPr>
-          <w:color w:val="000000"/>
-          <w:rtl w:val="0"/>
-        </w:rPr>
-        <w:t xml:space="preserve">По темпам роста кадрового электронного документооборота источники также расходятся. Smart Ranking оценивает рост сегмента в 40,7% [5], HRlink сообщает о росте на 80% [9]. Smart Ranking считает выручку всех вендоров сегмента, HRlink приводит оценку по собственной клиентской базе и охватывает более узкий круг компаний. В расчете объема используется оценка Smart Ranking, данные HRlink используются только как показатель проникновения кадрового ЭДО.</w:t>
-      </w:r>
-      <w:r>
-        <w:rPr>
-          <w:rtl w:val="0"/>
-        </w:rPr>
-      </w:r>
-    </w:p>
-    <w:p>
-      <w:pPr>
         <w:pStyle w:val="Heading3"/>
         <w:spacing w:after="120" w:before="240" w:line="276" w:lineRule="auto"/>
         <w:rPr/>
@@ -3823,7 +3042,7 @@
           <w:color w:val="000000"/>
           <w:rtl w:val="0"/>
         </w:rPr>
-        <w:t xml:space="preserve">Оценка последнего сегмента выполнена так. За вычетом рекрутмента (57,6 млрд руб.), комплексных решений (9,66 млрд руб.) и кадрового ЭДО (5,3 млрд руб.) на прочие направления HRtech приходится 21,4 млрд руб. Корпоративное обучение занимает порядка трети этого остатка, то есть около 7 млрд руб., а обязательные вводные курсы и инструктажи составляют, по нашей оценке, 15-25% его объема, что дает 1,05-1,75 млрд руб. В расчете используется округленный диапазон 1-2 млрд руб.</w:t>
+        <w:t xml:space="preserve">Оценка вводного обучения получена так. За вычетом рекрутмента, комплексных решений и кадрового ЭДО на прочие направления HRtech приходится 21,4 млрд руб. [5], корпоративное обучение занимает порядка трети этого остатка, а обязательные вводные курсы, по нашей оценке, 15-25% его объема.</w:t>
       </w:r>
       <w:r>
         <w:rPr>
@@ -3861,26 +3080,7 @@
           <w:color w:val="000000"/>
           <w:rtl w:val="0"/>
         </w:rPr>
-        <w:t xml:space="preserve">Весь российский рынок HRtech объемом 94 млрд руб. в пирамиду не включен. Более 61% этого объема, то есть 57,6 млрд руб., приходится на рекрутмент [5], а продукт не закрывает подбор персонала и не конкурирует за эти бюджеты. Цифра 94 млрд руб. используется только как характеристика масштаба отрасли.</w:t>
-      </w:r>
-      <w:r>
-        <w:rPr>
-          <w:rtl w:val="0"/>
-        </w:rPr>
-      </w:r>
-    </w:p>
-    <w:p>
-      <w:pPr>
-        <w:spacing w:after="120" w:line="276" w:lineRule="auto"/>
-        <w:jc w:val="both"/>
-        <w:rPr/>
-      </w:pPr>
-      <w:r>
-        <w:rPr>
-          <w:color w:val="000000"/>
-          <w:rtl w:val="0"/>
-        </w:rPr>
-        <w:t xml:space="preserve">Полученная величина является верхней границей еще и потому, что комплексные HRM/HCM-решения часто включают модули кадрового электронного документооборота, поэтому объемы двух сегментов могут частично пересекаться.</w:t>
+        <w:t xml:space="preserve">Весь российский рынок HRtech объемом 94 млрд руб. в пирамиду не включен, потому что более 61% его объема приходится на рекрутмент [5], а продукт не закрывает подбор персонала. Полученная величина является верхней границей еще и потому, что комплексные HRM/HCM-решения часто включают модули кадрового ЭДО, поэтому объемы двух сегментов могут пересекаться.</w:t>
       </w:r>
       <w:r>
         <w:rPr>
@@ -4034,7 +3234,7 @@
           <w:color w:val="000000"/>
           <w:rtl w:val="0"/>
         </w:rPr>
-        <w:t xml:space="preserve">Проверка сверху. Мировой рынок программного обеспечения для онбординга составляет 2,11 млрд долл. в 2025 году [10], что при принятом в расчете курсе 85 руб. за доллар дает около 180 млрд руб. Доля России в мировых расходах на программное обеспечение принята в расчете равной 1-2%, это наше допущение. Оно дает 1,8-3,6 млрд руб. Результат ниже оценки снизу. Расхождение объясняется тем, что мировая оценка учитывает только специализированные продукты для онбординга, тогда как в России те же задачи в значительной части оплачиваются внутри более крупных HRM-решений и систем кадрового ЭДО. Для дальнейшего расчета используется нижняя часть диапазона, TAM ≈ 4-5 млрд руб.</w:t>
+        <w:t xml:space="preserve">Для сопоставления, мировой рынок программного обеспечения для онбординга составляет 2,11 млрд долл. в 2025 году и растет на 19,7% в год [10]. В дальнейшем расчете используется нижняя часть полученного диапазона, TAM ≈ 4-5 млрд руб.</w:t>
       </w:r>
       <w:r>
         <w:rPr>
@@ -4085,7 +3285,7 @@
           <w:color w:val="000000"/>
           <w:rtl w:val="0"/>
         </w:rPr>
-        <w:t xml:space="preserve">Размер компании. Автоматизация окупается там, где найм регулярный и в процессе участвуют минимум три подразделения. Нижняя граница проходит по компаниям примерно от 100 сотрудников. При штате 100-250 человек и текучести офисного персонала 16-25% [11] компания нанимает примерно от 16 до 60 человек в год, и при годовой стоимости подписки 300-400 тыс. руб. затраты на одного нанятого составляют от 5 до 25 тыс. руб., что сопоставимо со стоимостью нескольких часов работы HR и руководителя. Верхнюю границу задает крупный бизнес, который в расчет не включается. Крупные компании располагают собственными ИТ-подразделениями, и, как показано в разделе 3, для них доработка имеющихся систем выгоднее покупки тиражируемого продукта. Из 3,19 млн действующих юридических лиц [8] к средним компаниям относится 21 тыс. [7], эта величина и взята за базу расчета.</w:t>
+        <w:t xml:space="preserve">Размер компании. Автоматизация окупается там, где найм регулярный и в процессе участвуют минимум три подразделения, нижняя граница проходит по компаниям примерно от 100 сотрудников. При штате 100-250 человек и текучести 16-25% [11] компания нанимает от 16 до 60 человек в год, и при подписке 300-400 тыс. руб. затраты на одного нанятого составляют от 5 до 25 тыс. руб. Крупный бизнес в расчет не включается, для него, как показано в разделе 3, доработка своих систем выгоднее покупки. Базой расчета служат 21 тыс. средних компаний России [7].</w:t>
       </w:r>
       <w:r>
         <w:rPr>
@@ -4180,82 +3380,26 @@
           <w:color w:val="000000"/>
           <w:rtl w:val="0"/>
         </w:rPr>
-        <w:t xml:space="preserve">Еще два фактора учтены не как отсечка, а как приоритет при выходе на рынок, поскольку они не уменьшают число потенциальных клиентов, а определяют очередность работы с ними.</w:t>
-      </w:r>
-      <w:r>
-        <w:rPr>
-          <w:rtl w:val="0"/>
-        </w:rPr>
-      </w:r>
-    </w:p>
-    <w:p>
-      <w:pPr>
-        <w:spacing w:after="60" w:line="276" w:lineRule="auto"/>
-        <w:ind w:left="567" w:hanging="283"/>
-        <w:jc w:val="both"/>
-        <w:rPr/>
-      </w:pPr>
-      <w:r>
-        <w:rPr>
-          <w:color w:val="000000"/>
-          <w:rtl w:val="0"/>
-        </w:rPr>
-        <w:t xml:space="preserve">•</w:t>
-        <w:tab/>
-      </w:r>
-      <w:r>
-        <w:rPr>
-          <w:color w:val="000000"/>
-          <w:rtl w:val="0"/>
-        </w:rPr>
-        <w:t xml:space="preserve">География. Среди средних компаний 24% приходится на Москву, 8% на Санкт-Петербург и 6% на Московскую область [7], то есть почти 40% сосредоточено в трех регионах, что снижает стоимость продаж на старте;</w:t>
-      </w:r>
-      <w:r>
-        <w:rPr>
-          <w:rtl w:val="0"/>
-        </w:rPr>
-      </w:r>
-    </w:p>
-    <w:p>
-      <w:pPr>
-        <w:spacing w:after="60" w:line="276" w:lineRule="auto"/>
-        <w:ind w:left="567" w:hanging="283"/>
-        <w:jc w:val="both"/>
-        <w:rPr/>
-      </w:pPr>
-      <w:r>
-        <w:rPr>
-          <w:color w:val="000000"/>
-          <w:rtl w:val="0"/>
-        </w:rPr>
-        <w:t xml:space="preserve">•</w:t>
-        <w:tab/>
-      </w:r>
-      <w:r>
-        <w:rPr>
-          <w:color w:val="000000"/>
-          <w:rtl w:val="0"/>
-        </w:rPr>
-        <w:t xml:space="preserve">Отрасли. Приоритет у отраслей с высокой текучестью. По данным исследования Antal Talent за 2025 год, охватившего 194 компании, текучесть офисного персонала в розничной торговле составляет 25%, в банках и логистике по 16%, наиболее высокие показатели в HoReCa, рознице, ИТ и логистике [11].</w:t>
-      </w:r>
-      <w:r>
-        <w:rPr>
-          <w:rtl w:val="0"/>
-        </w:rPr>
-      </w:r>
-    </w:p>
-    <w:p>
-      <w:pPr>
-        <w:spacing w:after="120" w:line="276" w:lineRule="auto"/>
-        <w:jc w:val="both"/>
-        <w:rPr/>
-      </w:pPr>
-      <w:r>
-        <w:rPr>
-          <w:color w:val="000000"/>
-          <w:rtl w:val="0"/>
-        </w:rPr>
-        <w:t xml:space="preserve">Крупный бизнес в SAM не включен и рассматривается как возможный рост за пределами базового расчета. Формат работы с ним смещается от решения под ключ к совместному проекту, что отмечено в разделе 4.</w:t>
+        <w:t xml:space="preserve">География и отраслевой фокус учтены не как отсечка, а как приоритет при выходе на рынок. Среди средних компаний 24% приходится на Москву, 8% на Санкт-Петербург и 6% на Московскую область [7], то есть почти 40% сосредоточено в трех регионах. Приоритетными являются отрасли с высокой текучестью, по данным Antal Talent за 2025 год текучесть офисного персонала в рознице составляет 25%, в банках и логистике по 16% [11].</w:t>
+      </w:r>
+      <w:r>
+        <w:rPr>
+          <w:rtl w:val="0"/>
+        </w:rPr>
+      </w:r>
+    </w:p>
+    <w:p>
+      <w:pPr>
+        <w:spacing w:after="120" w:line="276" w:lineRule="auto"/>
+        <w:jc w:val="both"/>
+        <w:rPr/>
+      </w:pPr>
+      <w:r>
+        <w:rPr>
+          <w:color w:val="000000"/>
+          <w:rtl w:val="0"/>
+        </w:rPr>
+        <w:t xml:space="preserve">Крупный бизнес рассматривается как возможный рост за пределами базового расчета, формат работы с ним смещается к совместному проекту, что отмечено в разделе 4.</w:t>
       </w:r>
       <w:r>
         <w:rPr>

--- a/Слаутина_Белоус_Волков_Романов.docx
+++ b/Слаутина_Белоус_Волков_Романов.docx
@@ -135,7 +135,7 @@
           <w:color w:val="000000"/>
           <w:rtl w:val="0"/>
         </w:rPr>
-        <w:t xml:space="preserve">Отдельные элементы такого решения на рынке уже есть, и каждая категория продуктов закрывает свою часть процесса. Платформы адаптации и корпоративного обучения ведут задачи самого новичка, HR-платформы и продукты 1С закрывают кадровое оформление, системы кадрового электронного документооборота отвечают за подписание документов, системы контроля доступа и управления ИТ-услугами за выдачу пропусков и учетных записей. Ни одна из категорий не ведет процесс целиком и не связывает задачи разных подразделений между собой.</w:t>
+        <w:t xml:space="preserve">Отдельные элементы такого решения на рынке уже есть, и каждая категория продуктов закрывает свою часть процесса. Платформы адаптации и корпоративного обучения ведут задачи самого новичка, HR-платформы и продукты 1С закрывают кадровое оформление, системы кадрового электронного документооборота отвечают за подписание документов, системы контроля доступа и управления ИТ-услугами за выдачу пропусков и учетных записей. Ни одна из категорий не ведет процесс целиком и не связывает задачи разных подразделений между собой. Деление на классы приведено по карте российских HR-решений [6].</w:t>
       </w:r>
       <w:r>
         <w:rPr>
@@ -1240,7 +1240,7 @@
           <w:color w:val="000000"/>
           <w:rtl w:val="0"/>
         </w:rPr>
-        <w:t xml:space="preserve">Проект выполняется командой по собственной инициативе, продукт является тиражируемым. Заказчик, то есть сторона, которая заказывает и оплачивает разработку, в проекте отсутствует. Компании, которые проводят онбординг сотрудников, приобретают готовый продукт и поэтому относятся к конечным пользователям. Инициатор, команда, руководитель проекта и инвесторы являются внутренними стейкхолдерами и здесь не рассматриваются.</w:t>
+        <w:t xml:space="preserve">Проект выполняется командой по собственной инициативе, продукт является тиражируемым. Заказчик, то есть сторона, которая заказывает и оплачивает разработку, в проекте отсутствует. Компании, которые проводят онбординг сотрудников, приобретают готовый продукт и поэтому относятся к конечным пользователям. Инициатор, команда проекта, руководитель проекта, инвесторы и акционеры являются внутренними стейкхолдерами и здесь не рассматриваются.</w:t>
       </w:r>
       <w:r>
         <w:rPr>
@@ -2925,7 +2925,7 @@
         <w:rPr>
           <w:rtl w:val="0"/>
         </w:rPr>
-        <w:t xml:space="preserve">6.1. PAM, потенциально доступный объем рынка</w:t>
+        <w:t xml:space="preserve">6.1. PAM (Potential Available Market), потенциально доступный объем рынка</w:t>
       </w:r>
     </w:p>
     <w:p>
@@ -3098,7 +3098,7 @@
         <w:rPr>
           <w:rtl w:val="0"/>
         </w:rPr>
-        <w:t xml:space="preserve">6.2. TAM, общий объем целевого рынка</w:t>
+        <w:t xml:space="preserve">6.2. TAM (Total Addressable Market), общий объем целевого рынка</w:t>
       </w:r>
     </w:p>
     <w:p>
@@ -3252,7 +3252,7 @@
         <w:rPr>
           <w:rtl w:val="0"/>
         </w:rPr>
-        <w:t xml:space="preserve">6.3. SAM, доступный объем обслуживаемого рынка</w:t>
+        <w:t xml:space="preserve">6.3. SAM (Served Available Market), доступный объем обслуживаемого рынка</w:t>
       </w:r>
     </w:p>
     <w:p>
@@ -3417,7 +3417,7 @@
         <w:rPr>
           <w:rtl w:val="0"/>
         </w:rPr>
-        <w:t xml:space="preserve">6.4. SOM, достижимый объем обслуживаемого рынка</w:t>
+        <w:t xml:space="preserve">6.4. SOM (Serviceable &amp; Obtainable Market), достижимый объем обслуживаемого рынка</w:t>
       </w:r>
     </w:p>
     <w:p>
